--- a/StateOfPractice/MACREM-2026/SupportingDocuments/RecruitingScript_FollowUpEmail.docx
+++ b/StateOfPractice/MACREM-2026/SupportingDocuments/RecruitingScript_FollowUpEmail.docx
@@ -182,7 +182,23 @@
           <w:rFonts w:ascii="Arial" w:hAnsi="Arial" w:cs="Arial"/>
           <w:sz w:val="20"/>
         </w:rPr>
-        <w:t xml:space="preserve">I am completing as a requirement of </w:t>
+        <w:t xml:space="preserve">I am </w:t>
+      </w:r>
+      <w:ins w:id="0" w:author="Spencer Smith" w:date="2026-06-14T16:35:00Z" w16du:dateUtc="2026-06-14T20:35:00Z">
+        <w:r>
+          <w:rPr>
+            <w:rFonts w:ascii="Arial" w:hAnsi="Arial" w:cs="Arial"/>
+            <w:sz w:val="20"/>
+          </w:rPr>
+          <w:t xml:space="preserve">{[For Ziyang] </w:t>
+        </w:r>
+      </w:ins>
+      <w:r>
+        <w:rPr>
+          <w:rFonts w:ascii="Arial" w:hAnsi="Arial" w:cs="Arial"/>
+          <w:sz w:val="20"/>
+        </w:rPr>
+        <w:t xml:space="preserve">completing as a requirement of </w:t>
       </w:r>
       <w:r>
         <w:rPr>
@@ -196,8 +212,53 @@
           <w:rFonts w:ascii="Arial" w:hAnsi="Arial" w:cs="Arial"/>
           <w:sz w:val="20"/>
         </w:rPr>
-        <w:t>Master of Engineering degree.</w:t>
-      </w:r>
+        <w:t>Master of Engineering degree</w:t>
+      </w:r>
+      <w:ins w:id="1" w:author="Spencer Smith" w:date="2026-06-14T16:36:00Z" w16du:dateUtc="2026-06-14T20:36:00Z">
+        <w:r>
+          <w:rPr>
+            <w:rFonts w:ascii="Arial" w:hAnsi="Arial" w:cs="Arial"/>
+            <w:sz w:val="20"/>
+          </w:rPr>
+          <w:t xml:space="preserve"> [For Chris] assisting with}</w:t>
+        </w:r>
+      </w:ins>
+      <w:r>
+        <w:rPr>
+          <w:rFonts w:ascii="Arial" w:hAnsi="Arial" w:cs="Arial"/>
+          <w:sz w:val="20"/>
+        </w:rPr>
+        <w:t>.</w:t>
+      </w:r>
+    </w:p>
+    <w:p>
+      <w:pPr>
+        <w:rPr>
+          <w:ins w:id="2" w:author="Spencer Smith" w:date="2026-06-14T16:22:00Z" w16du:dateUtc="2026-06-14T20:22:00Z"/>
+          <w:rFonts w:ascii="Arial" w:hAnsi="Arial" w:cs="Arial"/>
+          <w:sz w:val="20"/>
+        </w:rPr>
+      </w:pPr>
+    </w:p>
+    <w:p>
+      <w:pPr>
+        <w:rPr>
+          <w:ins w:id="3" w:author="Spencer Smith" w:date="2026-06-14T16:22:00Z"/>
+          <w:rFonts w:ascii="Arial" w:hAnsi="Arial" w:cs="Arial"/>
+          <w:sz w:val="20"/>
+          <w:lang w:val="en-CA"/>
+        </w:rPr>
+      </w:pPr>
+      <w:ins w:id="4" w:author="Spencer Smith" w:date="2026-06-14T16:22:00Z">
+        <w:r>
+          <w:rPr>
+            <w:rFonts w:ascii="Arial" w:hAnsi="Arial" w:cs="Arial"/>
+            <w:sz w:val="20"/>
+            <w:lang w:val="en-CA"/>
+          </w:rPr>
+          <w:t>I located your name/email by visiting the website of {research software name}.</w:t>
+        </w:r>
+      </w:ins>
     </w:p>
     <w:p>
       <w:pPr>
@@ -278,7 +339,99 @@
           <w:rFonts w:ascii="Arial" w:hAnsi="Arial" w:cs="Arial"/>
           <w:sz w:val="20"/>
         </w:rPr>
-        <w:t xml:space="preserve">I have attached a copy of the letter of information with full details about the procedure of the research and potential benefits and risks. If you choose to participate in the study, please let me know by responding to this email. </w:t>
+        <w:t xml:space="preserve">I have attached a copy of the letter of information with full details about the procedure of the research and potential benefits and risks. </w:t>
+      </w:r>
+      <w:ins w:id="5" w:author="Spencer Smith" w:date="2026-06-14T16:19:00Z" w16du:dateUtc="2026-06-14T20:19:00Z">
+        <w:r>
+          <w:rPr>
+            <w:rFonts w:ascii="Arial" w:hAnsi="Arial" w:cs="Arial"/>
+            <w:sz w:val="20"/>
+          </w:rPr>
+          <w:t>With respect to risks, the letter highlights that y</w:t>
+        </w:r>
+        <w:r>
+          <w:rPr>
+            <w:rFonts w:ascii="Arial" w:hAnsi="Arial" w:cs="Arial"/>
+            <w:sz w:val="20"/>
+          </w:rPr>
+          <w:t>ou may feel uncomfortable or anxious if you perceive that your project is being scrutinized.</w:t>
+        </w:r>
+        <w:r>
+          <w:rPr>
+            <w:rFonts w:ascii="Arial" w:hAnsi="Arial" w:cs="Arial"/>
+            <w:sz w:val="20"/>
+          </w:rPr>
+          <w:t xml:space="preserve">  We also identify the risk of </w:t>
+        </w:r>
+        <w:r>
+          <w:rPr>
+            <w:rFonts w:ascii="Arial" w:hAnsi="Arial" w:cs="Arial"/>
+            <w:sz w:val="20"/>
+          </w:rPr>
+          <w:t>maintaining the privacy of interviewed sole developers, or members from a small developer team,</w:t>
+        </w:r>
+        <w:r>
+          <w:rPr>
+            <w:rFonts w:ascii="Arial" w:hAnsi="Arial" w:cs="Arial"/>
+            <w:sz w:val="20"/>
+          </w:rPr>
+          <w:t xml:space="preserve"> </w:t>
+        </w:r>
+        <w:r>
+          <w:rPr>
+            <w:rFonts w:ascii="Arial" w:hAnsi="Arial" w:cs="Arial"/>
+            <w:sz w:val="20"/>
+          </w:rPr>
+          <w:t>since their identities can be inferred. The interviewee will have to accept this risk if they choose to be interviewed</w:t>
+        </w:r>
+      </w:ins>
+      <w:ins w:id="6" w:author="Spencer Smith" w:date="2026-06-11T23:06:00Z" w16du:dateUtc="2026-06-12T03:06:00Z">
+        <w:r>
+          <w:rPr>
+            <w:rFonts w:ascii="Arial" w:hAnsi="Arial" w:cs="Arial"/>
+            <w:sz w:val="20"/>
+          </w:rPr>
+          <w:t>.</w:t>
+        </w:r>
+        <w:r>
+          <w:rPr>
+            <w:rFonts w:ascii="Arial" w:hAnsi="Arial" w:cs="Arial"/>
+            <w:sz w:val="20"/>
+          </w:rPr>
+          <w:t xml:space="preserve">  </w:t>
+        </w:r>
+      </w:ins>
+      <w:r>
+        <w:rPr>
+          <w:rFonts w:ascii="Arial" w:hAnsi="Arial" w:cs="Arial"/>
+          <w:sz w:val="20"/>
+        </w:rPr>
+        <w:t>If you choose to participate in the study, please let me know</w:t>
+      </w:r>
+      <w:ins w:id="7" w:author="Spencer Smith" w:date="2026-06-12T10:26:00Z" w16du:dateUtc="2026-06-12T14:26:00Z">
+        <w:r>
+          <w:rPr>
+            <w:rFonts w:ascii="Arial" w:hAnsi="Arial" w:cs="Arial"/>
+            <w:sz w:val="20"/>
+          </w:rPr>
+          <w:t xml:space="preserve"> that I have your co</w:t>
+        </w:r>
+      </w:ins>
+      <w:ins w:id="8" w:author="Spencer Smith" w:date="2026-06-12T10:27:00Z" w16du:dateUtc="2026-06-12T14:27:00Z">
+        <w:r>
+          <w:rPr>
+            <w:rFonts w:ascii="Arial" w:hAnsi="Arial" w:cs="Arial"/>
+            <w:sz w:val="20"/>
+          </w:rPr>
+          <w:t>nsent</w:t>
+        </w:r>
+      </w:ins>
+      <w:r>
+        <w:rPr>
+          <w:rFonts w:ascii="Arial" w:hAnsi="Arial" w:cs="Arial"/>
+          <w:sz w:val="20"/>
+        </w:rPr>
+        <w:t xml:space="preserve"> by responding to this email. </w:t>
       </w:r>
     </w:p>
     <w:p>
@@ -375,171 +528,802 @@
       </w:pPr>
     </w:p>
     <w:p>
-      <w:r>
-        <w:rPr>
-          <w:rFonts w:ascii="Arial" w:hAnsi="Arial" w:cs="Arial"/>
-          <w:sz w:val="20"/>
-        </w:rPr>
-        <w:t>This study has been reviewed and cleared by the McMaster Research Ethics Board.  If you any have concerns or questions about your rights as a participant or about the way the study is being conducted</w:t>
-      </w:r>
-      <w:r>
-        <w:rPr>
-          <w:rFonts w:ascii="Arial" w:hAnsi="Arial" w:cs="Arial"/>
-          <w:sz w:val="20"/>
-        </w:rPr>
-        <w:t xml:space="preserve">, </w:t>
-      </w:r>
-      <w:r>
-        <w:rPr>
-          <w:rFonts w:ascii="Arial" w:hAnsi="Arial" w:cs="Arial"/>
-          <w:sz w:val="20"/>
-        </w:rPr>
-        <w:t>you can contact:</w:t>
-      </w:r>
-    </w:p>
-    <w:p>
-      <w:pPr>
-        <w:rPr>
-          <w:rFonts w:ascii="Arial" w:hAnsi="Arial" w:cs="Arial"/>
-          <w:sz w:val="20"/>
-        </w:rPr>
-      </w:pPr>
-    </w:p>
-    <w:p>
-      <w:r>
-        <w:rPr>
-          <w:rFonts w:ascii="Arial" w:hAnsi="Arial" w:cs="Arial"/>
-          <w:sz w:val="20"/>
-        </w:rPr>
-        <w:tab/>
-      </w:r>
-      <w:r>
-        <w:rPr>
-          <w:rFonts w:ascii="Arial" w:hAnsi="Arial" w:cs="Arial"/>
-          <w:sz w:val="20"/>
-        </w:rPr>
-        <w:tab/>
-      </w:r>
-      <w:r>
-        <w:rPr>
-          <w:rFonts w:ascii="Arial" w:hAnsi="Arial" w:cs="Arial"/>
-          <w:sz w:val="20"/>
-        </w:rPr>
-        <w:tab/>
-      </w:r>
-      <w:r>
-        <w:rPr>
+      <w:pPr>
+        <w:rPr>
+          <w:ins w:id="9" w:author="Spencer Smith" w:date="2026-06-12T11:47:00Z" w16du:dateUtc="2026-06-12T15:47:00Z"/>
+          <w:rFonts w:ascii="Arial" w:hAnsi="Arial" w:cs="Arial"/>
+          <w:sz w:val="20"/>
+          <w:lang w:val="en-CA"/>
+        </w:rPr>
+      </w:pPr>
+      <w:ins w:id="10" w:author="Spencer Smith" w:date="2026-06-12T11:47:00Z" w16du:dateUtc="2026-06-12T15:47:00Z">
+        <w:r>
+          <w:rPr>
+            <w:rFonts w:ascii="Arial" w:hAnsi="Arial" w:cs="Arial"/>
+            <w:sz w:val="20"/>
+            <w:lang w:val="en-CA"/>
+          </w:rPr>
+          <w:t>This study has been reviewed by</w:t>
+        </w:r>
+        <w:r>
+          <w:rPr>
+            <w:rFonts w:ascii="Arial" w:hAnsi="Arial" w:cs="Arial"/>
+            <w:sz w:val="20"/>
+          </w:rPr>
+          <w:t xml:space="preserve"> </w:t>
+        </w:r>
+        <w:r>
+          <w:rPr>
+            <w:rFonts w:ascii="Arial" w:hAnsi="Arial" w:cs="Arial"/>
+            <w:sz w:val="20"/>
+            <w:lang w:val="en-CA"/>
+          </w:rPr>
+          <w:t>the McMaster Research Ethics Board and received ethics clearance under project</w:t>
+        </w:r>
+        <w:r>
+          <w:rPr>
+            <w:rFonts w:ascii="Arial" w:hAnsi="Arial" w:cs="Arial"/>
+            <w:sz w:val="20"/>
+          </w:rPr>
+          <w:t xml:space="preserve"> </w:t>
+        </w:r>
+        <w:r>
+          <w:rPr>
+            <w:rFonts w:ascii="Arial" w:hAnsi="Arial" w:cs="Arial"/>
+            <w:sz w:val="20"/>
+            <w:lang w:val="en-CA"/>
+          </w:rPr>
+          <w:t>8215. If you have concerns or questions about your rights as a participant or</w:t>
+        </w:r>
+        <w:r>
+          <w:rPr>
+            <w:rFonts w:ascii="Arial" w:hAnsi="Arial" w:cs="Arial"/>
+            <w:sz w:val="20"/>
+          </w:rPr>
+          <w:t xml:space="preserve"> </w:t>
+        </w:r>
+        <w:r>
+          <w:rPr>
+            <w:rFonts w:ascii="Arial" w:hAnsi="Arial" w:cs="Arial"/>
+            <w:sz w:val="20"/>
+            <w:lang w:val="en-CA"/>
+          </w:rPr>
+          <w:t>about the way the study is conducted, please contact McMaster Research Ethics</w:t>
+        </w:r>
+        <w:r>
+          <w:rPr>
+            <w:rFonts w:ascii="Arial" w:hAnsi="Arial" w:cs="Arial"/>
+            <w:sz w:val="20"/>
+          </w:rPr>
+          <w:t xml:space="preserve"> </w:t>
+        </w:r>
+        <w:r>
+          <w:rPr>
+            <w:rFonts w:ascii="Arial" w:hAnsi="Arial" w:cs="Arial"/>
+            <w:sz w:val="20"/>
+            <w:lang w:val="en-CA"/>
+          </w:rPr>
+          <w:t>Office by phone: (905) 525-9140 ext. 23142 or e-mail: mreb@mcmaster.ca.</w:t>
+        </w:r>
+      </w:ins>
+    </w:p>
+    <w:p>
+      <w:pPr>
+        <w:rPr>
+          <w:del w:id="11" w:author="Spencer Smith" w:date="2026-06-12T11:47:00Z" w16du:dateUtc="2026-06-12T15:47:00Z"/>
+        </w:rPr>
+      </w:pPr>
+      <w:del w:id="12" w:author="Spencer Smith" w:date="2026-06-12T11:47:00Z" w16du:dateUtc="2026-06-12T15:47:00Z">
+        <w:r>
+          <w:rPr>
+            <w:rFonts w:ascii="Arial" w:hAnsi="Arial" w:cs="Arial"/>
+            <w:sz w:val="20"/>
+          </w:rPr>
+          <w:delText>This study has been reviewed and cleared by the McMaster Research Ethics Board.  If you any have concerns or questions about your rights as a participant or about the way the study is being conducted</w:delText>
+        </w:r>
+        <w:r>
+          <w:rPr>
+            <w:rFonts w:ascii="Arial" w:hAnsi="Arial" w:cs="Arial"/>
+            <w:sz w:val="20"/>
+          </w:rPr>
+          <w:delText xml:space="preserve">, </w:delText>
+        </w:r>
+        <w:r>
+          <w:rPr>
+            <w:rFonts w:ascii="Arial" w:hAnsi="Arial" w:cs="Arial"/>
+            <w:sz w:val="20"/>
+          </w:rPr>
+          <w:delText>you can contact:</w:delText>
+        </w:r>
+      </w:del>
+    </w:p>
+    <w:p>
+      <w:pPr>
+        <w:rPr>
+          <w:del w:id="13" w:author="Spencer Smith" w:date="2026-06-12T11:47:00Z" w16du:dateUtc="2026-06-12T15:47:00Z"/>
+          <w:rFonts w:ascii="Arial" w:hAnsi="Arial" w:cs="Arial"/>
+          <w:sz w:val="20"/>
+        </w:rPr>
+      </w:pPr>
+    </w:p>
+    <w:p>
+      <w:pPr>
+        <w:rPr>
+          <w:del w:id="14" w:author="Spencer Smith" w:date="2026-06-12T11:47:00Z" w16du:dateUtc="2026-06-12T15:47:00Z"/>
+        </w:rPr>
+      </w:pPr>
+      <w:del w:id="15" w:author="Spencer Smith" w:date="2026-06-12T11:47:00Z" w16du:dateUtc="2026-06-12T15:47:00Z">
+        <w:r>
+          <w:rPr>
+            <w:rFonts w:ascii="Arial" w:hAnsi="Arial" w:cs="Arial"/>
+            <w:sz w:val="20"/>
+          </w:rPr>
+          <w:tab/>
+        </w:r>
+        <w:r>
+          <w:rPr>
+            <w:rFonts w:ascii="Arial" w:hAnsi="Arial" w:cs="Arial"/>
+            <w:sz w:val="20"/>
+          </w:rPr>
+          <w:tab/>
+        </w:r>
+        <w:r>
+          <w:rPr>
+            <w:rFonts w:ascii="Arial" w:hAnsi="Arial" w:cs="Arial"/>
+            <w:sz w:val="20"/>
+          </w:rPr>
+          <w:tab/>
+        </w:r>
+        <w:r>
+          <w:rPr>
+            <w:rFonts w:ascii="Arial" w:hAnsi="Arial" w:cs="Arial"/>
+            <w:sz w:val="18"/>
+            <w:szCs w:val="18"/>
+          </w:rPr>
+          <w:delText xml:space="preserve">The McMaster Research Ethics Board Secretariat </w:delText>
+        </w:r>
+      </w:del>
+    </w:p>
+    <w:p>
+      <w:pPr>
+        <w:rPr>
+          <w:del w:id="16" w:author="Spencer Smith" w:date="2026-06-12T11:47:00Z" w16du:dateUtc="2026-06-12T15:47:00Z"/>
           <w:rFonts w:ascii="Arial" w:hAnsi="Arial" w:cs="Arial"/>
           <w:sz w:val="18"/>
           <w:szCs w:val="18"/>
         </w:rPr>
-        <w:t xml:space="preserve">The McMaster Research Ethics Board Secretariat </w:t>
-      </w:r>
-    </w:p>
-    <w:p>
-      <w:pPr>
-        <w:rPr>
+      </w:pPr>
+      <w:del w:id="17" w:author="Spencer Smith" w:date="2026-06-12T11:47:00Z" w16du:dateUtc="2026-06-12T15:47:00Z">
+        <w:r>
+          <w:rPr>
+            <w:rFonts w:ascii="Arial" w:hAnsi="Arial" w:cs="Arial"/>
+            <w:sz w:val="18"/>
+            <w:szCs w:val="18"/>
+          </w:rPr>
+          <w:tab/>
+        </w:r>
+        <w:r>
+          <w:rPr>
+            <w:rFonts w:ascii="Arial" w:hAnsi="Arial" w:cs="Arial"/>
+            <w:sz w:val="18"/>
+            <w:szCs w:val="18"/>
+          </w:rPr>
+          <w:tab/>
+        </w:r>
+        <w:r>
+          <w:rPr>
+            <w:rFonts w:ascii="Arial" w:hAnsi="Arial" w:cs="Arial"/>
+            <w:sz w:val="18"/>
+            <w:szCs w:val="18"/>
+          </w:rPr>
+          <w:tab/>
+          <w:delText>Telephone: (</w:delText>
+        </w:r>
+        <w:bookmarkStart w:id="18" w:name="__DdeLink__6_983232114"/>
+        <w:r>
+          <w:rPr>
+            <w:rFonts w:ascii="Arial" w:hAnsi="Arial" w:cs="Arial"/>
+            <w:sz w:val="18"/>
+            <w:szCs w:val="18"/>
+          </w:rPr>
+          <w:delText>905) 525-9140</w:delText>
+        </w:r>
+        <w:bookmarkEnd w:id="18"/>
+        <w:r>
+          <w:rPr>
+            <w:rFonts w:ascii="Arial" w:hAnsi="Arial" w:cs="Arial"/>
+            <w:sz w:val="18"/>
+            <w:szCs w:val="18"/>
+          </w:rPr>
+          <w:delText xml:space="preserve"> ext. 23142</w:delText>
+        </w:r>
+      </w:del>
+    </w:p>
+    <w:p>
+      <w:pPr>
+        <w:rPr>
+          <w:del w:id="19" w:author="Spencer Smith" w:date="2026-06-12T11:47:00Z" w16du:dateUtc="2026-06-12T15:47:00Z"/>
+        </w:rPr>
+      </w:pPr>
+      <w:del w:id="20" w:author="Spencer Smith" w:date="2026-06-12T11:47:00Z" w16du:dateUtc="2026-06-12T15:47:00Z">
+        <w:r>
+          <w:rPr>
+            <w:rFonts w:ascii="Arial" w:hAnsi="Arial" w:cs="Arial"/>
+            <w:sz w:val="18"/>
+            <w:szCs w:val="18"/>
+          </w:rPr>
+          <w:tab/>
+        </w:r>
+        <w:r>
+          <w:rPr>
+            <w:rFonts w:ascii="Arial" w:hAnsi="Arial" w:cs="Arial"/>
+            <w:sz w:val="18"/>
+            <w:szCs w:val="18"/>
+          </w:rPr>
+          <w:tab/>
+        </w:r>
+        <w:r>
+          <w:rPr>
+            <w:rFonts w:ascii="Arial" w:hAnsi="Arial" w:cs="Arial"/>
+            <w:sz w:val="18"/>
+            <w:szCs w:val="18"/>
+          </w:rPr>
+          <w:tab/>
+          <w:delText>c/o Research Office for Administration, Development and Support (ROADS)</w:delText>
+        </w:r>
+      </w:del>
+    </w:p>
+    <w:p>
+      <w:pPr>
+        <w:rPr>
+          <w:del w:id="21" w:author="Spencer Smith" w:date="2026-06-12T11:47:00Z" w16du:dateUtc="2026-06-12T15:47:00Z"/>
+        </w:rPr>
+      </w:pPr>
+      <w:del w:id="22" w:author="Spencer Smith" w:date="2026-06-12T11:47:00Z" w16du:dateUtc="2026-06-12T15:47:00Z">
+        <w:r>
+          <w:rPr>
+            <w:rFonts w:ascii="Arial" w:hAnsi="Arial" w:cs="Arial"/>
+            <w:sz w:val="18"/>
+            <w:szCs w:val="18"/>
+          </w:rPr>
+          <w:tab/>
+        </w:r>
+        <w:r>
+          <w:rPr>
+            <w:rFonts w:ascii="Arial" w:hAnsi="Arial" w:cs="Arial"/>
+            <w:sz w:val="18"/>
+            <w:szCs w:val="18"/>
+          </w:rPr>
+          <w:tab/>
+        </w:r>
+        <w:r>
+          <w:rPr>
+            <w:rFonts w:ascii="Arial" w:hAnsi="Arial" w:cs="Arial"/>
+            <w:sz w:val="18"/>
+            <w:szCs w:val="18"/>
+          </w:rPr>
+          <w:tab/>
+        </w:r>
+        <w:r>
+          <w:rPr>
+            <w:rFonts w:ascii="Arial" w:hAnsi="Arial" w:cs="Arial"/>
+            <w:sz w:val="18"/>
+            <w:szCs w:val="18"/>
+            <w:lang w:val="it-IT"/>
+          </w:rPr>
+          <w:delText xml:space="preserve">E-mail: </w:delText>
+        </w:r>
+        <w:r>
+          <w:fldChar w:fldCharType="begin"/>
+        </w:r>
+        <w:r>
+          <w:delInstrText>HYPERLINK "mailto:ethicsoffice@mcmaster.ca" \h</w:delInstrText>
+        </w:r>
+        <w:r>
+          <w:fldChar w:fldCharType="separate"/>
+        </w:r>
+        <w:r>
+          <w:rPr>
+            <w:rStyle w:val="Hyperlink"/>
+            <w:rFonts w:ascii="Arial" w:hAnsi="Arial" w:cs="Arial"/>
+            <w:sz w:val="18"/>
+            <w:szCs w:val="18"/>
+            <w:lang w:val="it-IT"/>
+          </w:rPr>
+          <w:delText>ethicsoffice@mcmaster.ca</w:delText>
+        </w:r>
+        <w:r>
+          <w:fldChar w:fldCharType="end"/>
+        </w:r>
+        <w:r>
+          <w:rPr>
+            <w:rFonts w:ascii="Arial" w:hAnsi="Arial" w:cs="Arial"/>
+            <w:sz w:val="18"/>
+            <w:szCs w:val="18"/>
+            <w:lang w:val="it-IT"/>
+          </w:rPr>
+          <w:delText xml:space="preserve"> </w:delText>
+        </w:r>
+      </w:del>
+    </w:p>
+    <w:p>
+      <w:pPr>
+        <w:rPr>
+          <w:ins w:id="23" w:author="Spencer Smith" w:date="2026-06-12T11:44:00Z" w16du:dateUtc="2026-06-12T15:44:00Z"/>
           <w:rFonts w:ascii="Arial" w:hAnsi="Arial" w:cs="Arial"/>
           <w:sz w:val="18"/>
           <w:szCs w:val="18"/>
-        </w:rPr>
-      </w:pPr>
-      <w:r>
-        <w:rPr>
+          <w:lang w:val="it-IT"/>
+        </w:rPr>
+      </w:pPr>
+    </w:p>
+    <w:p>
+      <w:pPr>
+        <w:rPr>
+          <w:ins w:id="24" w:author="Spencer Smith" w:date="2026-06-12T11:44:00Z" w16du:dateUtc="2026-06-12T15:44:00Z"/>
           <w:rFonts w:ascii="Arial" w:hAnsi="Arial" w:cs="Arial"/>
           <w:sz w:val="18"/>
           <w:szCs w:val="18"/>
-        </w:rPr>
-        <w:tab/>
-      </w:r>
-      <w:r>
-        <w:rPr>
+          <w:lang w:val="it-IT"/>
+        </w:rPr>
+      </w:pPr>
+      <w:ins w:id="25" w:author="Spencer Smith" w:date="2026-06-12T11:44:00Z" w16du:dateUtc="2026-06-12T15:44:00Z">
+        <w:r>
+          <w:rPr>
+            <w:rFonts w:ascii="Arial" w:hAnsi="Arial" w:cs="Arial"/>
+            <w:sz w:val="18"/>
+            <w:szCs w:val="18"/>
+            <w:lang w:val="it-IT"/>
+          </w:rPr>
+          <w:t xml:space="preserve">By </w:t>
+        </w:r>
+        <w:proofErr w:type="spellStart"/>
+        <w:r>
+          <w:rPr>
+            <w:rFonts w:ascii="Arial" w:hAnsi="Arial" w:cs="Arial"/>
+            <w:sz w:val="18"/>
+            <w:szCs w:val="18"/>
+            <w:lang w:val="it-IT"/>
+          </w:rPr>
+          <w:t>replying</w:t>
+        </w:r>
+        <w:proofErr w:type="spellEnd"/>
+        <w:r>
+          <w:rPr>
+            <w:rFonts w:ascii="Arial" w:hAnsi="Arial" w:cs="Arial"/>
+            <w:sz w:val="18"/>
+            <w:szCs w:val="18"/>
+            <w:lang w:val="it-IT"/>
+          </w:rPr>
+          <w:t xml:space="preserve"> to </w:t>
+        </w:r>
+        <w:proofErr w:type="spellStart"/>
+        <w:r>
+          <w:rPr>
+            <w:rFonts w:ascii="Arial" w:hAnsi="Arial" w:cs="Arial"/>
+            <w:sz w:val="18"/>
+            <w:szCs w:val="18"/>
+            <w:lang w:val="it-IT"/>
+          </w:rPr>
+          <w:t>this</w:t>
+        </w:r>
+        <w:proofErr w:type="spellEnd"/>
+        <w:r>
+          <w:rPr>
+            <w:rFonts w:ascii="Arial" w:hAnsi="Arial" w:cs="Arial"/>
+            <w:sz w:val="18"/>
+            <w:szCs w:val="18"/>
+            <w:lang w:val="it-IT"/>
+          </w:rPr>
+          <w:t xml:space="preserve"> </w:t>
+        </w:r>
+        <w:proofErr w:type="gramStart"/>
+        <w:r>
+          <w:rPr>
+            <w:rFonts w:ascii="Arial" w:hAnsi="Arial" w:cs="Arial"/>
+            <w:sz w:val="18"/>
+            <w:szCs w:val="18"/>
+            <w:lang w:val="it-IT"/>
+          </w:rPr>
+          <w:t>email</w:t>
+        </w:r>
+        <w:proofErr w:type="gramEnd"/>
+        <w:r>
+          <w:rPr>
+            <w:rFonts w:ascii="Arial" w:hAnsi="Arial" w:cs="Arial"/>
+            <w:sz w:val="18"/>
+            <w:szCs w:val="18"/>
+            <w:lang w:val="it-IT"/>
+          </w:rPr>
+          <w:t xml:space="preserve"> and </w:t>
+        </w:r>
+        <w:proofErr w:type="spellStart"/>
+        <w:r>
+          <w:rPr>
+            <w:rFonts w:ascii="Arial" w:hAnsi="Arial" w:cs="Arial"/>
+            <w:sz w:val="18"/>
+            <w:szCs w:val="18"/>
+            <w:lang w:val="it-IT"/>
+          </w:rPr>
+          <w:t>agreeing</w:t>
+        </w:r>
+        <w:proofErr w:type="spellEnd"/>
+        <w:r>
+          <w:rPr>
+            <w:rFonts w:ascii="Arial" w:hAnsi="Arial" w:cs="Arial"/>
+            <w:sz w:val="18"/>
+            <w:szCs w:val="18"/>
+            <w:lang w:val="it-IT"/>
+          </w:rPr>
+          <w:t xml:space="preserve"> to participate, </w:t>
+        </w:r>
+        <w:proofErr w:type="spellStart"/>
+        <w:r>
+          <w:rPr>
+            <w:rFonts w:ascii="Arial" w:hAnsi="Arial" w:cs="Arial"/>
+            <w:sz w:val="18"/>
+            <w:szCs w:val="18"/>
+            <w:lang w:val="it-IT"/>
+          </w:rPr>
+          <w:t>you</w:t>
+        </w:r>
+        <w:proofErr w:type="spellEnd"/>
+        <w:r>
+          <w:rPr>
+            <w:rFonts w:ascii="Arial" w:hAnsi="Arial" w:cs="Arial"/>
+            <w:sz w:val="18"/>
+            <w:szCs w:val="18"/>
+            <w:lang w:val="it-IT"/>
+          </w:rPr>
+          <w:t xml:space="preserve"> are </w:t>
+        </w:r>
+        <w:proofErr w:type="spellStart"/>
+        <w:r>
+          <w:rPr>
+            <w:rFonts w:ascii="Arial" w:hAnsi="Arial" w:cs="Arial"/>
+            <w:sz w:val="18"/>
+            <w:szCs w:val="18"/>
+            <w:lang w:val="it-IT"/>
+          </w:rPr>
+          <w:t>affirming</w:t>
+        </w:r>
+        <w:proofErr w:type="spellEnd"/>
+        <w:r>
+          <w:rPr>
+            <w:rFonts w:ascii="Arial" w:hAnsi="Arial" w:cs="Arial"/>
+            <w:sz w:val="18"/>
+            <w:szCs w:val="18"/>
+            <w:lang w:val="it-IT"/>
+          </w:rPr>
+          <w:t xml:space="preserve"> the following:</w:t>
+        </w:r>
+      </w:ins>
+    </w:p>
+    <w:p>
+      <w:pPr>
+        <w:rPr>
+          <w:ins w:id="26" w:author="Spencer Smith" w:date="2026-06-12T11:44:00Z" w16du:dateUtc="2026-06-12T15:44:00Z"/>
           <w:rFonts w:ascii="Arial" w:hAnsi="Arial" w:cs="Arial"/>
           <w:sz w:val="18"/>
           <w:szCs w:val="18"/>
-        </w:rPr>
-        <w:tab/>
-      </w:r>
-      <w:r>
-        <w:rPr>
+          <w:lang w:val="it-IT"/>
+        </w:rPr>
+      </w:pPr>
+    </w:p>
+    <w:p>
+      <w:pPr>
+        <w:pStyle w:val="ListParagraph"/>
+        <w:numPr>
+          <w:ilvl w:val="0"/>
+          <w:numId w:val="1"/>
+        </w:numPr>
+        <w:rPr>
+          <w:ins w:id="27" w:author="Spencer Smith" w:date="2026-06-12T11:44:00Z" w16du:dateUtc="2026-06-12T15:44:00Z"/>
           <w:rFonts w:ascii="Arial" w:hAnsi="Arial" w:cs="Arial"/>
           <w:sz w:val="18"/>
           <w:szCs w:val="18"/>
-        </w:rPr>
-        <w:tab/>
-        <w:t>Telephone: (</w:t>
-      </w:r>
-      <w:bookmarkStart w:id="0" w:name="__DdeLink__6_983232114"/>
-      <w:r>
-        <w:rPr>
+          <w:lang w:val="en-CA"/>
+        </w:rPr>
+      </w:pPr>
+      <w:ins w:id="28" w:author="Spencer Smith" w:date="2026-06-12T11:44:00Z" w16du:dateUtc="2026-06-12T15:44:00Z">
+        <w:r>
+          <w:rPr>
+            <w:rFonts w:ascii="Arial" w:hAnsi="Arial" w:cs="Arial"/>
+            <w:sz w:val="18"/>
+            <w:szCs w:val="18"/>
+            <w:lang w:val="it-IT"/>
+          </w:rPr>
+          <w:t xml:space="preserve">I </w:t>
+        </w:r>
+        <w:proofErr w:type="spellStart"/>
+        <w:r>
+          <w:rPr>
+            <w:rFonts w:ascii="Arial" w:hAnsi="Arial" w:cs="Arial"/>
+            <w:sz w:val="18"/>
+            <w:szCs w:val="18"/>
+            <w:lang w:val="it-IT"/>
+          </w:rPr>
+          <w:t>have</w:t>
+        </w:r>
+        <w:proofErr w:type="spellEnd"/>
+        <w:r>
+          <w:rPr>
+            <w:rFonts w:ascii="Arial" w:hAnsi="Arial" w:cs="Arial"/>
+            <w:sz w:val="18"/>
+            <w:szCs w:val="18"/>
+            <w:lang w:val="it-IT"/>
+          </w:rPr>
+          <w:t xml:space="preserve"> </w:t>
+        </w:r>
+        <w:r>
+          <w:rPr>
+            <w:rFonts w:ascii="Arial" w:hAnsi="Arial" w:cs="Arial"/>
+            <w:sz w:val="18"/>
+            <w:szCs w:val="18"/>
+            <w:lang w:val="en-CA"/>
+          </w:rPr>
+          <w:t>I have read the information presented in the information letter about a</w:t>
+        </w:r>
+        <w:r>
+          <w:rPr>
+            <w:rFonts w:ascii="Arial" w:hAnsi="Arial" w:cs="Arial"/>
+            <w:sz w:val="18"/>
+            <w:szCs w:val="18"/>
+            <w:lang w:val="en-CA"/>
+          </w:rPr>
+          <w:t xml:space="preserve"> </w:t>
+        </w:r>
+        <w:r>
+          <w:rPr>
+            <w:rFonts w:ascii="Arial" w:hAnsi="Arial" w:cs="Arial"/>
+            <w:sz w:val="18"/>
+            <w:szCs w:val="18"/>
+            <w:lang w:val="en-CA"/>
+          </w:rPr>
+          <w:t>study being conducted by</w:t>
+        </w:r>
+        <w:r>
+          <w:rPr>
+            <w:rFonts w:ascii="Arial" w:hAnsi="Arial" w:cs="Arial"/>
+            <w:sz w:val="18"/>
+            <w:szCs w:val="18"/>
+            <w:lang w:val="en-CA"/>
+          </w:rPr>
+          <w:t xml:space="preserve"> Spencer Smith, Christopher Schankula and Ziyang Fang</w:t>
+        </w:r>
+        <w:r>
+          <w:rPr>
+            <w:rFonts w:ascii="Arial" w:hAnsi="Arial" w:cs="Arial"/>
+            <w:sz w:val="18"/>
+            <w:szCs w:val="18"/>
+            <w:lang w:val="en-CA"/>
+          </w:rPr>
+          <w:t xml:space="preserve"> of McMaster University. </w:t>
+        </w:r>
+      </w:ins>
+    </w:p>
+    <w:p>
+      <w:pPr>
+        <w:pStyle w:val="ListParagraph"/>
+        <w:numPr>
+          <w:ilvl w:val="0"/>
+          <w:numId w:val="1"/>
+        </w:numPr>
+        <w:rPr>
+          <w:ins w:id="29" w:author="Spencer Smith" w:date="2026-06-12T11:44:00Z" w16du:dateUtc="2026-06-12T15:44:00Z"/>
           <w:rFonts w:ascii="Arial" w:hAnsi="Arial" w:cs="Arial"/>
           <w:sz w:val="18"/>
           <w:szCs w:val="18"/>
-        </w:rPr>
-        <w:t>905) 525-9140</w:t>
-      </w:r>
-      <w:bookmarkEnd w:id="0"/>
-      <w:r>
-        <w:rPr>
+          <w:lang w:val="en-CA"/>
+        </w:rPr>
+      </w:pPr>
+      <w:ins w:id="30" w:author="Spencer Smith" w:date="2026-06-12T11:44:00Z" w16du:dateUtc="2026-06-12T15:44:00Z">
+        <w:r>
+          <w:rPr>
+            <w:rFonts w:ascii="Arial" w:hAnsi="Arial" w:cs="Arial"/>
+            <w:sz w:val="18"/>
+            <w:szCs w:val="18"/>
+            <w:lang w:val="en-CA"/>
+          </w:rPr>
+          <w:lastRenderedPageBreak/>
+          <w:t>I have had the opportunity to ask questions about my involvement in this</w:t>
+        </w:r>
+        <w:r>
+          <w:rPr>
+            <w:rFonts w:ascii="Arial" w:hAnsi="Arial" w:cs="Arial"/>
+            <w:sz w:val="18"/>
+            <w:szCs w:val="18"/>
+            <w:lang w:val="en-CA"/>
+          </w:rPr>
+          <w:t xml:space="preserve"> </w:t>
+        </w:r>
+        <w:r>
+          <w:rPr>
+            <w:rFonts w:ascii="Arial" w:hAnsi="Arial" w:cs="Arial"/>
+            <w:sz w:val="18"/>
+            <w:szCs w:val="18"/>
+            <w:lang w:val="en-CA"/>
+          </w:rPr>
+          <w:t>study and to receive additional details I requested.</w:t>
+        </w:r>
+      </w:ins>
+    </w:p>
+    <w:p>
+      <w:pPr>
+        <w:pStyle w:val="ListParagraph"/>
+        <w:numPr>
+          <w:ilvl w:val="0"/>
+          <w:numId w:val="1"/>
+        </w:numPr>
+        <w:rPr>
+          <w:ins w:id="31" w:author="Spencer Smith" w:date="2026-06-12T11:44:00Z" w16du:dateUtc="2026-06-12T15:44:00Z"/>
           <w:rFonts w:ascii="Arial" w:hAnsi="Arial" w:cs="Arial"/>
           <w:sz w:val="18"/>
           <w:szCs w:val="18"/>
-        </w:rPr>
-        <w:t xml:space="preserve"> ext. 23142</w:t>
-      </w:r>
-    </w:p>
-    <w:p>
-      <w:r>
-        <w:rPr>
+          <w:lang w:val="en-CA"/>
+        </w:rPr>
+      </w:pPr>
+      <w:ins w:id="32" w:author="Spencer Smith" w:date="2026-06-12T11:44:00Z" w16du:dateUtc="2026-06-12T15:44:00Z">
+        <w:r>
+          <w:rPr>
+            <w:rFonts w:ascii="Arial" w:hAnsi="Arial" w:cs="Arial"/>
+            <w:sz w:val="18"/>
+            <w:szCs w:val="18"/>
+            <w:lang w:val="en-CA"/>
+          </w:rPr>
+          <w:t>I understand that if I agree to participate in this study, I may withdraw</w:t>
+        </w:r>
+        <w:r>
+          <w:rPr>
+            <w:rFonts w:ascii="Arial" w:hAnsi="Arial" w:cs="Arial"/>
+            <w:sz w:val="18"/>
+            <w:szCs w:val="18"/>
+            <w:lang w:val="en-CA"/>
+          </w:rPr>
+          <w:t xml:space="preserve"> </w:t>
+        </w:r>
+        <w:r>
+          <w:rPr>
+            <w:rFonts w:ascii="Arial" w:hAnsi="Arial" w:cs="Arial"/>
+            <w:sz w:val="18"/>
+            <w:szCs w:val="18"/>
+            <w:lang w:val="en-CA"/>
+          </w:rPr>
+          <w:t xml:space="preserve">from the study at any time or up until </w:t>
+        </w:r>
+        <w:r>
+          <w:rPr>
+            <w:rFonts w:ascii="Arial" w:hAnsi="Arial" w:cs="Arial"/>
+            <w:sz w:val="18"/>
+            <w:szCs w:val="18"/>
+            <w:lang w:val="en-CA"/>
+          </w:rPr>
+          <w:t>July 31, 2026</w:t>
+        </w:r>
+        <w:r>
+          <w:rPr>
+            <w:rFonts w:ascii="Arial" w:hAnsi="Arial" w:cs="Arial"/>
+            <w:sz w:val="18"/>
+            <w:szCs w:val="18"/>
+            <w:lang w:val="en-CA"/>
+          </w:rPr>
+          <w:t xml:space="preserve"> </w:t>
+        </w:r>
+      </w:ins>
+    </w:p>
+    <w:p>
+      <w:pPr>
+        <w:pStyle w:val="ListParagraph"/>
+        <w:numPr>
+          <w:ilvl w:val="0"/>
+          <w:numId w:val="1"/>
+        </w:numPr>
+        <w:rPr>
+          <w:ins w:id="33" w:author="Spencer Smith" w:date="2026-06-12T11:44:00Z" w16du:dateUtc="2026-06-12T15:44:00Z"/>
           <w:rFonts w:ascii="Arial" w:hAnsi="Arial" w:cs="Arial"/>
           <w:sz w:val="18"/>
           <w:szCs w:val="18"/>
-        </w:rPr>
-        <w:tab/>
-      </w:r>
-      <w:r>
-        <w:rPr>
+          <w:lang w:val="en-CA"/>
+        </w:rPr>
+      </w:pPr>
+      <w:ins w:id="34" w:author="Spencer Smith" w:date="2026-06-12T11:44:00Z" w16du:dateUtc="2026-06-12T15:44:00Z">
+        <w:r>
+          <w:rPr>
+            <w:rFonts w:ascii="Arial" w:hAnsi="Arial" w:cs="Arial"/>
+            <w:sz w:val="18"/>
+            <w:szCs w:val="18"/>
+            <w:lang w:val="en-CA"/>
+          </w:rPr>
+          <w:t xml:space="preserve">I have a copy of this </w:t>
+        </w:r>
+        <w:r>
+          <w:rPr>
+            <w:rFonts w:ascii="Arial" w:hAnsi="Arial" w:cs="Arial"/>
+            <w:sz w:val="18"/>
+            <w:szCs w:val="18"/>
+            <w:lang w:val="en-CA"/>
+          </w:rPr>
+          <w:t>e-mail and the letter of information</w:t>
+        </w:r>
+        <w:r>
+          <w:rPr>
+            <w:rFonts w:ascii="Arial" w:hAnsi="Arial" w:cs="Arial"/>
+            <w:sz w:val="18"/>
+            <w:szCs w:val="18"/>
+            <w:lang w:val="en-CA"/>
+          </w:rPr>
+          <w:t xml:space="preserve">. </w:t>
+        </w:r>
+      </w:ins>
+    </w:p>
+    <w:p>
+      <w:pPr>
+        <w:pStyle w:val="ListParagraph"/>
+        <w:numPr>
+          <w:ilvl w:val="0"/>
+          <w:numId w:val="1"/>
+        </w:numPr>
+        <w:rPr>
+          <w:ins w:id="35" w:author="Spencer Smith" w:date="2026-06-12T11:44:00Z" w16du:dateUtc="2026-06-12T15:44:00Z"/>
           <w:rFonts w:ascii="Arial" w:hAnsi="Arial" w:cs="Arial"/>
           <w:sz w:val="18"/>
           <w:szCs w:val="18"/>
-        </w:rPr>
-        <w:tab/>
-      </w:r>
-      <w:r>
+          <w:lang w:val="en-CA"/>
+        </w:rPr>
+      </w:pPr>
+      <w:ins w:id="36" w:author="Spencer Smith" w:date="2026-06-12T11:44:00Z" w16du:dateUtc="2026-06-12T15:44:00Z">
+        <w:r>
+          <w:rPr>
+            <w:rFonts w:ascii="Arial" w:hAnsi="Arial" w:cs="Arial"/>
+            <w:sz w:val="18"/>
+            <w:szCs w:val="18"/>
+            <w:lang w:val="en-CA"/>
+          </w:rPr>
+          <w:t>I agree to participate in the study.</w:t>
+        </w:r>
+      </w:ins>
+    </w:p>
+    <w:p>
+      <w:pPr>
         <w:rPr>
           <w:rFonts w:ascii="Arial" w:hAnsi="Arial" w:cs="Arial"/>
           <w:sz w:val="18"/>
           <w:szCs w:val="18"/>
-        </w:rPr>
-        <w:tab/>
-        <w:t>c/o Research Office for Administration, Development and Support (ROADS)</w:t>
-      </w:r>
-    </w:p>
-    <w:p>
-      <w:r>
+          <w:lang w:val="it-IT"/>
+        </w:rPr>
+      </w:pPr>
+    </w:p>
+    <w:p>
+      <w:pPr>
         <w:rPr>
           <w:rFonts w:ascii="Arial" w:hAnsi="Arial" w:cs="Arial"/>
           <w:sz w:val="18"/>
           <w:szCs w:val="18"/>
-        </w:rPr>
-        <w:tab/>
-      </w:r>
+          <w:lang w:val="it-IT"/>
+        </w:rPr>
+      </w:pPr>
+    </w:p>
+    <w:p>
       <w:r>
         <w:rPr>
           <w:rFonts w:ascii="Arial" w:hAnsi="Arial" w:cs="Arial"/>
           <w:sz w:val="18"/>
           <w:szCs w:val="18"/>
-        </w:rPr>
-        <w:tab/>
-      </w:r>
+          <w:lang w:val="it-IT"/>
+        </w:rPr>
+        <w:t xml:space="preserve">Thank </w:t>
+      </w:r>
+      <w:proofErr w:type="spellStart"/>
       <w:r>
         <w:rPr>
           <w:rFonts w:ascii="Arial" w:hAnsi="Arial" w:cs="Arial"/>
           <w:sz w:val="18"/>
           <w:szCs w:val="18"/>
-        </w:rPr>
-        <w:tab/>
-      </w:r>
+          <w:lang w:val="it-IT"/>
+        </w:rPr>
+        <w:t>you</w:t>
+      </w:r>
+      <w:proofErr w:type="spellEnd"/>
       <w:r>
         <w:rPr>
           <w:rFonts w:ascii="Arial" w:hAnsi="Arial" w:cs="Arial"/>
@@ -547,29 +1331,18 @@
           <w:szCs w:val="18"/>
           <w:lang w:val="it-IT"/>
         </w:rPr>
-        <w:t xml:space="preserve">E-mail: </w:t>
-      </w:r>
-      <w:hyperlink r:id="rId4">
-        <w:r>
-          <w:rPr>
-            <w:rStyle w:val="Hyperlink"/>
-            <w:rFonts w:ascii="Arial" w:hAnsi="Arial" w:cs="Arial"/>
-            <w:sz w:val="18"/>
-            <w:szCs w:val="18"/>
-            <w:lang w:val="it-IT"/>
-          </w:rPr>
-          <w:t>ethicsoffice@mcmaster.ca</w:t>
-        </w:r>
-      </w:hyperlink>
-      <w:r>
+        <w:t>,</w:t>
+      </w:r>
+    </w:p>
+    <w:p>
+      <w:pPr>
         <w:rPr>
           <w:rFonts w:ascii="Arial" w:hAnsi="Arial" w:cs="Arial"/>
           <w:sz w:val="18"/>
           <w:szCs w:val="18"/>
           <w:lang w:val="it-IT"/>
         </w:rPr>
-        <w:t xml:space="preserve"> </w:t>
-      </w:r>
+      </w:pPr>
     </w:p>
     <w:p>
       <w:pPr>
@@ -580,74 +1353,13 @@
           <w:lang w:val="it-IT"/>
         </w:rPr>
       </w:pPr>
-    </w:p>
-    <w:p>
-      <w:pPr>
+      <w:r>
         <w:rPr>
           <w:rFonts w:ascii="Arial" w:hAnsi="Arial" w:cs="Arial"/>
           <w:sz w:val="18"/>
           <w:szCs w:val="18"/>
           <w:lang w:val="it-IT"/>
         </w:rPr>
-      </w:pPr>
-    </w:p>
-    <w:p>
-      <w:r>
-        <w:rPr>
-          <w:rFonts w:ascii="Arial" w:hAnsi="Arial" w:cs="Arial"/>
-          <w:sz w:val="18"/>
-          <w:szCs w:val="18"/>
-          <w:lang w:val="it-IT"/>
-        </w:rPr>
-        <w:t xml:space="preserve">Thank </w:t>
-      </w:r>
-      <w:proofErr w:type="spellStart"/>
-      <w:r>
-        <w:rPr>
-          <w:rFonts w:ascii="Arial" w:hAnsi="Arial" w:cs="Arial"/>
-          <w:sz w:val="18"/>
-          <w:szCs w:val="18"/>
-          <w:lang w:val="it-IT"/>
-        </w:rPr>
-        <w:t>you</w:t>
-      </w:r>
-      <w:proofErr w:type="spellEnd"/>
-      <w:r>
-        <w:rPr>
-          <w:rFonts w:ascii="Arial" w:hAnsi="Arial" w:cs="Arial"/>
-          <w:sz w:val="18"/>
-          <w:szCs w:val="18"/>
-          <w:lang w:val="it-IT"/>
-        </w:rPr>
-        <w:t>,</w:t>
-      </w:r>
-    </w:p>
-    <w:p>
-      <w:pPr>
-        <w:rPr>
-          <w:rFonts w:ascii="Arial" w:hAnsi="Arial" w:cs="Arial"/>
-          <w:sz w:val="18"/>
-          <w:szCs w:val="18"/>
-          <w:lang w:val="it-IT"/>
-        </w:rPr>
-      </w:pPr>
-    </w:p>
-    <w:p>
-      <w:pPr>
-        <w:rPr>
-          <w:rFonts w:ascii="Arial" w:hAnsi="Arial" w:cs="Arial"/>
-          <w:sz w:val="18"/>
-          <w:szCs w:val="18"/>
-          <w:lang w:val="it-IT"/>
-        </w:rPr>
-      </w:pPr>
-      <w:r>
-        <w:rPr>
-          <w:rFonts w:ascii="Arial" w:hAnsi="Arial" w:cs="Arial"/>
-          <w:sz w:val="18"/>
-          <w:szCs w:val="18"/>
-          <w:lang w:val="it-IT"/>
-        </w:rPr>
         <w:t>{Student Investigator Name}</w:t>
       </w:r>
     </w:p>
@@ -697,7 +1409,6 @@
           <w:rFonts w:ascii="Arial" w:hAnsi="Arial" w:cs="Arial"/>
           <w:sz w:val="20"/>
         </w:rPr>
-        <w:lastRenderedPageBreak/>
         <w:t>Computing and Software Department</w:t>
       </w:r>
     </w:p>
@@ -952,6 +1663,135 @@
     </w:sectPr>
   </w:body>
 </w:document>
+</file>
+
+<file path=word/numbering.xml><?xml version="1.0" encoding="utf-8"?>
+<w:numbering xmlns:wpc="http://schemas.microsoft.com/office/word/2010/wordprocessingCanvas" xmlns:cx="http://schemas.microsoft.com/office/drawing/2014/chartex" xmlns:cx1="http://schemas.microsoft.com/office/drawing/2015/9/8/chartex" xmlns:cx2="http://schemas.microsoft.com/office/drawing/2015/10/21/chartex" xmlns:cx3="http://schemas.microsoft.com/office/drawing/2016/5/9/chartex" xmlns:cx4="http://schemas.microsoft.com/office/drawing/2016/5/10/chartex" xmlns:cx5="http://schemas.microsoft.com/office/drawing/2016/5/11/chartex" xmlns:cx6="http://schemas.microsoft.com/office/drawing/2016/5/12/chartex" xmlns:cx7="http://schemas.microsoft.com/office/drawing/2016/5/13/chartex" xmlns:cx8="http://schemas.microsoft.com/office/drawing/2016/5/14/chartex" xmlns:mc="http://schemas.openxmlformats.org/markup-compatibility/2006" xmlns:aink="http://schemas.microsoft.com/office/drawing/2016/ink" xmlns:am3d="http://schemas.microsoft.com/office/drawing/2017/model3d" xmlns:o="urn:schemas-microsoft-com:office:office" xmlns:oel="http://schemas.microsoft.com/office/2019/extlst" xmlns:r="http://schemas.openxmlformats.org/officeDocument/2006/relationships" xmlns:m="http://schemas.openxmlformats.org/officeDocument/2006/math" xmlns:v="urn:schemas-microsoft-com:vml" xmlns:wp14="http://schemas.microsoft.com/office/word/2010/wordprocessingDrawing" xmlns:wp="http://schemas.openxmlformats.org/drawingml/2006/wordprocessingDrawing" xmlns:w10="urn:schemas-microsoft-com:office:word" xmlns:w="http://schemas.openxmlformats.org/wordprocessingml/2006/main" xmlns:w14="http://schemas.microsoft.com/office/word/2010/wordml" xmlns:w15="http://schemas.microsoft.com/office/word/2012/wordml" xmlns:w16cex="http://schemas.microsoft.com/office/word/2018/wordml/cex" xmlns:w16cid="http://schemas.microsoft.com/office/word/2016/wordml/cid" xmlns:w16="http://schemas.microsoft.com/office/word/2018/wordml" xmlns:w16du="http://schemas.microsoft.com/office/word/2023/wordml/word16du" xmlns:w16sdtdh="http://schemas.microsoft.com/office/word/2020/wordml/sdtdatahash" xmlns:w16sdtfl="http://schemas.microsoft.com/office/word/2024/wordml/sdtformatlock" xmlns:w16se="http://schemas.microsoft.com/office/word/2015/wordml/symex" xmlns:wpg="http://schemas.microsoft.com/office/word/2010/wordprocessingGroup" xmlns:wpi="http://schemas.microsoft.com/office/word/2010/wordprocessingInk" xmlns:wne="http://schemas.microsoft.com/office/word/2006/wordml" xmlns:wps="http://schemas.microsoft.com/office/word/2010/wordprocessingShape" mc:Ignorable="w14 w15 w16se w16cid w16 w16cex w16sdtdh w16sdtfl w16du wp14">
+  <w:abstractNum w:abstractNumId="0" w15:restartNumberingAfterBreak="0">
+    <w:nsid w:val="075D1A00"/>
+    <w:multiLevelType w:val="hybridMultilevel"/>
+    <w:tmpl w:val="0690427E"/>
+    <w:lvl w:ilvl="0" w:tplc="784A500A">
+      <w:start w:val="5"/>
+      <w:numFmt w:val="bullet"/>
+      <w:lvlText w:val="-"/>
+      <w:lvlJc w:val="left"/>
+      <w:pPr>
+        <w:ind w:left="720" w:hanging="360"/>
+      </w:pPr>
+      <w:rPr>
+        <w:rFonts w:ascii="Arial" w:eastAsia="Noto Serif CJK SC" w:hAnsi="Arial" w:cs="Arial" w:hint="default"/>
+      </w:rPr>
+    </w:lvl>
+    <w:lvl w:ilvl="1" w:tplc="04090003" w:tentative="1">
+      <w:start w:val="1"/>
+      <w:numFmt w:val="bullet"/>
+      <w:lvlText w:val="o"/>
+      <w:lvlJc w:val="left"/>
+      <w:pPr>
+        <w:ind w:left="1440" w:hanging="360"/>
+      </w:pPr>
+      <w:rPr>
+        <w:rFonts w:ascii="Courier New" w:hAnsi="Courier New" w:cs="Courier New" w:hint="default"/>
+      </w:rPr>
+    </w:lvl>
+    <w:lvl w:ilvl="2" w:tplc="04090005" w:tentative="1">
+      <w:start w:val="1"/>
+      <w:numFmt w:val="bullet"/>
+      <w:lvlText w:val=""/>
+      <w:lvlJc w:val="left"/>
+      <w:pPr>
+        <w:ind w:left="2160" w:hanging="360"/>
+      </w:pPr>
+      <w:rPr>
+        <w:rFonts w:ascii="Wingdings" w:hAnsi="Wingdings" w:hint="default"/>
+      </w:rPr>
+    </w:lvl>
+    <w:lvl w:ilvl="3" w:tplc="04090001" w:tentative="1">
+      <w:start w:val="1"/>
+      <w:numFmt w:val="bullet"/>
+      <w:lvlText w:val=""/>
+      <w:lvlJc w:val="left"/>
+      <w:pPr>
+        <w:ind w:left="2880" w:hanging="360"/>
+      </w:pPr>
+      <w:rPr>
+        <w:rFonts w:ascii="Symbol" w:hAnsi="Symbol" w:hint="default"/>
+      </w:rPr>
+    </w:lvl>
+    <w:lvl w:ilvl="4" w:tplc="04090003" w:tentative="1">
+      <w:start w:val="1"/>
+      <w:numFmt w:val="bullet"/>
+      <w:lvlText w:val="o"/>
+      <w:lvlJc w:val="left"/>
+      <w:pPr>
+        <w:ind w:left="3600" w:hanging="360"/>
+      </w:pPr>
+      <w:rPr>
+        <w:rFonts w:ascii="Courier New" w:hAnsi="Courier New" w:cs="Courier New" w:hint="default"/>
+      </w:rPr>
+    </w:lvl>
+    <w:lvl w:ilvl="5" w:tplc="04090005" w:tentative="1">
+      <w:start w:val="1"/>
+      <w:numFmt w:val="bullet"/>
+      <w:lvlText w:val=""/>
+      <w:lvlJc w:val="left"/>
+      <w:pPr>
+        <w:ind w:left="4320" w:hanging="360"/>
+      </w:pPr>
+      <w:rPr>
+        <w:rFonts w:ascii="Wingdings" w:hAnsi="Wingdings" w:hint="default"/>
+      </w:rPr>
+    </w:lvl>
+    <w:lvl w:ilvl="6" w:tplc="04090001" w:tentative="1">
+      <w:start w:val="1"/>
+      <w:numFmt w:val="bullet"/>
+      <w:lvlText w:val=""/>
+      <w:lvlJc w:val="left"/>
+      <w:pPr>
+        <w:ind w:left="5040" w:hanging="360"/>
+      </w:pPr>
+      <w:rPr>
+        <w:rFonts w:ascii="Symbol" w:hAnsi="Symbol" w:hint="default"/>
+      </w:rPr>
+    </w:lvl>
+    <w:lvl w:ilvl="7" w:tplc="04090003" w:tentative="1">
+      <w:start w:val="1"/>
+      <w:numFmt w:val="bullet"/>
+      <w:lvlText w:val="o"/>
+      <w:lvlJc w:val="left"/>
+      <w:pPr>
+        <w:ind w:left="5760" w:hanging="360"/>
+      </w:pPr>
+      <w:rPr>
+        <w:rFonts w:ascii="Courier New" w:hAnsi="Courier New" w:cs="Courier New" w:hint="default"/>
+      </w:rPr>
+    </w:lvl>
+    <w:lvl w:ilvl="8" w:tplc="04090005" w:tentative="1">
+      <w:start w:val="1"/>
+      <w:numFmt w:val="bullet"/>
+      <w:lvlText w:val=""/>
+      <w:lvlJc w:val="left"/>
+      <w:pPr>
+        <w:ind w:left="6480" w:hanging="360"/>
+      </w:pPr>
+      <w:rPr>
+        <w:rFonts w:ascii="Wingdings" w:hAnsi="Wingdings" w:hint="default"/>
+      </w:rPr>
+    </w:lvl>
+  </w:abstractNum>
+  <w:num w:numId="1" w16cid:durableId="1723482601">
+    <w:abstractNumId w:val="0"/>
+  </w:num>
+</w:numbering>
+</file>
+
+<file path=word/people.xml><?xml version="1.0" encoding="utf-8"?>
+<w15:people xmlns:wpc="http://schemas.microsoft.com/office/word/2010/wordprocessingCanvas" xmlns:cx="http://schemas.microsoft.com/office/drawing/2014/chartex" xmlns:cx1="http://schemas.microsoft.com/office/drawing/2015/9/8/chartex" xmlns:cx2="http://schemas.microsoft.com/office/drawing/2015/10/21/chartex" xmlns:cx3="http://schemas.microsoft.com/office/drawing/2016/5/9/chartex" xmlns:cx4="http://schemas.microsoft.com/office/drawing/2016/5/10/chartex" xmlns:cx5="http://schemas.microsoft.com/office/drawing/2016/5/11/chartex" xmlns:cx6="http://schemas.microsoft.com/office/drawing/2016/5/12/chartex" xmlns:cx7="http://schemas.microsoft.com/office/drawing/2016/5/13/chartex" xmlns:cx8="http://schemas.microsoft.com/office/drawing/2016/5/14/chartex" xmlns:mc="http://schemas.openxmlformats.org/markup-compatibility/2006" xmlns:aink="http://schemas.microsoft.com/office/drawing/2016/ink" xmlns:am3d="http://schemas.microsoft.com/office/drawing/2017/model3d" xmlns:o="urn:schemas-microsoft-com:office:office" xmlns:oel="http://schemas.microsoft.com/office/2019/extlst" xmlns:r="http://schemas.openxmlformats.org/officeDocument/2006/relationships" xmlns:m="http://schemas.openxmlformats.org/officeDocument/2006/math" xmlns:v="urn:schemas-microsoft-com:vml" xmlns:wp14="http://schemas.microsoft.com/office/word/2010/wordprocessingDrawing" xmlns:wp="http://schemas.openxmlformats.org/drawingml/2006/wordprocessingDrawing" xmlns:w10="urn:schemas-microsoft-com:office:word" xmlns:w="http://schemas.openxmlformats.org/wordprocessingml/2006/main" xmlns:w14="http://schemas.microsoft.com/office/word/2010/wordml" xmlns:w15="http://schemas.microsoft.com/office/word/2012/wordml" xmlns:w16cex="http://schemas.microsoft.com/office/word/2018/wordml/cex" xmlns:w16cid="http://schemas.microsoft.com/office/word/2016/wordml/cid" xmlns:w16="http://schemas.microsoft.com/office/word/2018/wordml" xmlns:w16du="http://schemas.microsoft.com/office/word/2023/wordml/word16du" xmlns:w16sdtdh="http://schemas.microsoft.com/office/word/2020/wordml/sdtdatahash" xmlns:w16sdtfl="http://schemas.microsoft.com/office/word/2024/wordml/sdtformatlock" xmlns:w16se="http://schemas.microsoft.com/office/word/2015/wordml/symex" xmlns:wpg="http://schemas.microsoft.com/office/word/2010/wordprocessingGroup" xmlns:wpi="http://schemas.microsoft.com/office/word/2010/wordprocessingInk" xmlns:wne="http://schemas.microsoft.com/office/word/2006/wordml" xmlns:wps="http://schemas.microsoft.com/office/word/2010/wordprocessingShape" mc:Ignorable="w14 w15 w16se w16cid w16 w16cex w16sdtdh w16sdtfl w16du wp14">
+  <w15:person w15:author="Spencer Smith">
+    <w15:presenceInfo w15:providerId="AD" w15:userId="S::smiths@mcmaster.ca::80185a1f-9ef1-4a10-a8cf-0d62d99a8080"/>
+  </w15:person>
+</w15:people>
 </file>
 
 <file path=word/styles.xml><?xml version="1.0" encoding="utf-8"?>
@@ -1359,7 +2199,6 @@
   <w:style w:type="character" w:default="1" w:styleId="DefaultParagraphFont">
     <w:name w:val="Default Paragraph Font"/>
     <w:uiPriority w:val="1"/>
-    <w:semiHidden/>
     <w:unhideWhenUsed/>
   </w:style>
   <w:style w:type="table" w:default="1" w:styleId="TableNormal">
@@ -1458,6 +2297,36 @@
         <w:tab w:val="right" w:pos="8640"/>
       </w:tabs>
     </w:pPr>
+  </w:style>
+  <w:style w:type="paragraph" w:styleId="Revision">
+    <w:name w:val="Revision"/>
+    <w:hidden/>
+    <w:uiPriority w:val="99"/>
+    <w:semiHidden/>
+    <w:rsid w:val="0091783C"/>
+    <w:pPr>
+      <w:suppressAutoHyphens w:val="0"/>
+    </w:pPr>
+    <w:rPr>
+      <w:rFonts w:cs="Mangal"/>
+      <w:sz w:val="24"/>
+      <w:szCs w:val="21"/>
+    </w:rPr>
+  </w:style>
+  <w:style w:type="paragraph" w:styleId="ListParagraph">
+    <w:name w:val="List Paragraph"/>
+    <w:basedOn w:val="Normal"/>
+    <w:uiPriority w:val="34"/>
+    <w:qFormat/>
+    <w:rsid w:val="00297817"/>
+    <w:pPr>
+      <w:ind w:left="720"/>
+      <w:contextualSpacing/>
+    </w:pPr>
+    <w:rPr>
+      <w:rFonts w:cs="Mangal"/>
+      <w:szCs w:val="21"/>
+    </w:rPr>
   </w:style>
 </w:styles>
 </file>

--- a/StateOfPractice/MACREM-2026/SupportingDocuments/RecruitingScript_FollowUpEmail.docx
+++ b/StateOfPractice/MACREM-2026/SupportingDocuments/RecruitingScript_FollowUpEmail.docx
@@ -1,6 +1,6 @@
 
 <file path=word/document.xml><?xml version="1.0" encoding="utf-8"?>
-<w:document xmlns:wpc="http://schemas.microsoft.com/office/word/2010/wordprocessingCanvas" xmlns:cx="http://schemas.microsoft.com/office/drawing/2014/chartex" xmlns:cx1="http://schemas.microsoft.com/office/drawing/2015/9/8/chartex" xmlns:cx2="http://schemas.microsoft.com/office/drawing/2015/10/21/chartex" xmlns:cx3="http://schemas.microsoft.com/office/drawing/2016/5/9/chartex" xmlns:cx4="http://schemas.microsoft.com/office/drawing/2016/5/10/chartex" xmlns:cx5="http://schemas.microsoft.com/office/drawing/2016/5/11/chartex" xmlns:cx6="http://schemas.microsoft.com/office/drawing/2016/5/12/chartex" xmlns:cx7="http://schemas.microsoft.com/office/drawing/2016/5/13/chartex" xmlns:cx8="http://schemas.microsoft.com/office/drawing/2016/5/14/chartex" xmlns:mc="http://schemas.openxmlformats.org/markup-compatibility/2006" xmlns:aink="http://schemas.microsoft.com/office/drawing/2016/ink" xmlns:am3d="http://schemas.microsoft.com/office/drawing/2017/model3d" xmlns:o="urn:schemas-microsoft-com:office:office" xmlns:oel="http://schemas.microsoft.com/office/2019/extlst" xmlns:r="http://schemas.openxmlformats.org/officeDocument/2006/relationships" xmlns:m="http://schemas.openxmlformats.org/officeDocument/2006/math" xmlns:v="urn:schemas-microsoft-com:vml" xmlns:wp14="http://schemas.microsoft.com/office/word/2010/wordprocessingDrawing" xmlns:wp="http://schemas.openxmlformats.org/drawingml/2006/wordprocessingDrawing" xmlns:w10="urn:schemas-microsoft-com:office:word" xmlns:w="http://schemas.openxmlformats.org/wordprocessingml/2006/main" xmlns:w14="http://schemas.microsoft.com/office/word/2010/wordml" xmlns:w15="http://schemas.microsoft.com/office/word/2012/wordml" xmlns:w16cex="http://schemas.microsoft.com/office/word/2018/wordml/cex" xmlns:w16cid="http://schemas.microsoft.com/office/word/2016/wordml/cid" xmlns:w16="http://schemas.microsoft.com/office/word/2018/wordml" xmlns:w16du="http://schemas.microsoft.com/office/word/2023/wordml/word16du" xmlns:w16sdtdh="http://schemas.microsoft.com/office/word/2020/wordml/sdtdatahash" xmlns:w16sdtfl="http://schemas.microsoft.com/office/word/2024/wordml/sdtformatlock" xmlns:w16se="http://schemas.microsoft.com/office/word/2015/wordml/symex" xmlns:wpg="http://schemas.microsoft.com/office/word/2010/wordprocessingGroup" xmlns:wpi="http://schemas.microsoft.com/office/word/2010/wordprocessingInk" xmlns:wne="http://schemas.microsoft.com/office/word/2006/wordml" xmlns:wps="http://schemas.microsoft.com/office/word/2010/wordprocessingShape" mc:Ignorable="w14 w15 w16se w16cid w16 w16cex w16sdtdh w16sdtfl w16du wp14">
+<w:document xmlns:wpc="http://schemas.microsoft.com/office/word/2010/wordprocessingCanvas" xmlns:cx="http://schemas.microsoft.com/office/drawing/2014/chartex" xmlns:cx1="http://schemas.microsoft.com/office/drawing/2015/9/8/chartex" xmlns:cx2="http://schemas.microsoft.com/office/drawing/2015/10/21/chartex" xmlns:cx3="http://schemas.microsoft.com/office/drawing/2016/5/9/chartex" xmlns:cx4="http://schemas.microsoft.com/office/drawing/2016/5/10/chartex" xmlns:cx5="http://schemas.microsoft.com/office/drawing/2016/5/11/chartex" xmlns:cx6="http://schemas.microsoft.com/office/drawing/2016/5/12/chartex" xmlns:cx7="http://schemas.microsoft.com/office/drawing/2016/5/13/chartex" xmlns:cx8="http://schemas.microsoft.com/office/drawing/2016/5/14/chartex" xmlns:mc="http://schemas.openxmlformats.org/markup-compatibility/2006" xmlns:m="http://schemas.openxmlformats.org/officeDocument/2006/math" xmlns:aink="http://schemas.microsoft.com/office/drawing/2016/ink" xmlns:am3d="http://schemas.microsoft.com/office/drawing/2017/model3d" xmlns:oel="http://schemas.microsoft.com/office/2019/extlst" xmlns:r="http://schemas.openxmlformats.org/officeDocument/2006/relationships" xmlns:wp14="http://schemas.microsoft.com/office/word/2010/wordprocessingDrawing" xmlns:wp="http://schemas.openxmlformats.org/drawingml/2006/wordprocessingDrawing" xmlns:wpg="http://schemas.microsoft.com/office/word/2010/wordprocessingGroup" xmlns:wpi="http://schemas.microsoft.com/office/word/2010/wordprocessingInk" xmlns:wps="http://schemas.microsoft.com/office/word/2010/wordprocessingShape" xmlns:o="urn:schemas-microsoft-com:office:office" xmlns:v="urn:schemas-microsoft-com:vml" xmlns:w10="urn:schemas-microsoft-com:office:word" xmlns:w="http://schemas.openxmlformats.org/wordprocessingml/2006/main" xmlns:w14="http://schemas.microsoft.com/office/word/2010/wordml" xmlns:w15="http://schemas.microsoft.com/office/word/2012/wordml" xmlns:w16cex="http://schemas.microsoft.com/office/word/2018/wordml/cex" xmlns:w16cid="http://schemas.microsoft.com/office/word/2016/wordml/cid" xmlns:w16="http://schemas.microsoft.com/office/word/2018/wordml" xmlns:w16sdtdh="http://schemas.microsoft.com/office/word/2020/wordml/sdtdatahash" xmlns:w16sdtfl="http://schemas.microsoft.com/office/word/2024/wordml/sdtformatlock" xmlns:w16se="http://schemas.microsoft.com/office/word/2015/wordml/symex" xmlns:w16du="http://schemas.microsoft.com/office/word/2023/wordml/word16du" xmlns:wne="http://schemas.microsoft.com/office/word/2006/wordml" mc:Ignorable="w14 w15 w16se w16cid w16 w16cex w16sdtdh w16sdtfl w16du wp14">
   <w:body>
     <w:p>
       <w:pPr>
@@ -184,191 +184,257 @@
         </w:rPr>
         <w:t xml:space="preserve">I am </w:t>
       </w:r>
-      <w:ins w:id="0" w:author="Spencer Smith" w:date="2026-06-14T16:35:00Z" w16du:dateUtc="2026-06-14T20:35:00Z">
+      <w:r>
+        <w:rPr>
+          <w:rFonts w:ascii="Arial" w:hAnsi="Arial" w:cs="Arial"/>
+          <w:sz w:val="20"/>
+        </w:rPr>
+        <w:t xml:space="preserve">{[For Ziyang] </w:t>
+      </w:r>
+      <w:r>
+        <w:rPr>
+          <w:rFonts w:ascii="Arial" w:hAnsi="Arial" w:cs="Arial"/>
+          <w:sz w:val="20"/>
+        </w:rPr>
+        <w:t xml:space="preserve">completing as a requirement of </w:t>
+      </w:r>
+      <w:r>
+        <w:rPr>
+          <w:rFonts w:ascii="Arial" w:hAnsi="Arial" w:cs="Arial"/>
+          <w:sz w:val="20"/>
+        </w:rPr>
+        <w:t xml:space="preserve">my </w:t>
+      </w:r>
+      <w:r>
+        <w:rPr>
+          <w:rFonts w:ascii="Arial" w:hAnsi="Arial" w:cs="Arial"/>
+          <w:sz w:val="20"/>
+        </w:rPr>
+        <w:t>Master of Engineering degree</w:t>
+      </w:r>
+      <w:r>
+        <w:rPr>
+          <w:rFonts w:ascii="Arial" w:hAnsi="Arial" w:cs="Arial"/>
+          <w:sz w:val="20"/>
+        </w:rPr>
+        <w:t xml:space="preserve"> [For Chris] assisting with}</w:t>
+      </w:r>
+      <w:r>
+        <w:rPr>
+          <w:rFonts w:ascii="Arial" w:hAnsi="Arial" w:cs="Arial"/>
+          <w:sz w:val="20"/>
+        </w:rPr>
+        <w:t>.</w:t>
+      </w:r>
+    </w:p>
+    <w:p>
+      <w:pPr>
+        <w:rPr>
+          <w:rFonts w:ascii="Arial" w:hAnsi="Arial" w:cs="Arial"/>
+          <w:sz w:val="20"/>
+        </w:rPr>
+      </w:pPr>
+    </w:p>
+    <w:p>
+      <w:pPr>
+        <w:rPr>
+          <w:rFonts w:ascii="Arial" w:hAnsi="Arial" w:cs="Arial"/>
+          <w:sz w:val="20"/>
+          <w:lang w:val="en-CA"/>
+        </w:rPr>
+      </w:pPr>
+      <w:r>
+        <w:rPr>
+          <w:rFonts w:ascii="Arial" w:hAnsi="Arial" w:cs="Arial"/>
+          <w:sz w:val="20"/>
+          <w:lang w:val="en-CA"/>
+        </w:rPr>
+        <w:t>I located your name/email by visiting the website of {research software name}.</w:t>
+      </w:r>
+    </w:p>
+    <w:p>
+      <w:pPr>
+        <w:rPr>
+          <w:rFonts w:ascii="Arial" w:hAnsi="Arial" w:cs="Arial"/>
+          <w:sz w:val="20"/>
+        </w:rPr>
+      </w:pPr>
+    </w:p>
+    <w:p>
+      <w:r>
+        <w:rPr>
+          <w:rFonts w:ascii="Arial" w:hAnsi="Arial" w:cs="Arial"/>
+          <w:sz w:val="20"/>
+        </w:rPr>
+        <w:t xml:space="preserve">The purpose of this study is to conduct a current state of practice analysis of software in a scientific computing domain for the purpose of understanding quality and assisting in the future development of such software. One of the domains is {software domain}. </w:t>
+      </w:r>
+    </w:p>
+    <w:p>
+      <w:pPr>
+        <w:rPr>
+          <w:rFonts w:ascii="Arial" w:hAnsi="Arial" w:cs="Arial"/>
+          <w:sz w:val="20"/>
+        </w:rPr>
+      </w:pPr>
+    </w:p>
+    <w:p>
+      <w:r>
+        <w:rPr>
+          <w:rFonts w:ascii="Arial" w:hAnsi="Arial" w:cs="Arial"/>
+          <w:sz w:val="20"/>
+        </w:rPr>
+        <w:t>We have selected {software package name} to be part of a list of (30) {software domain} packages that we have identified for analysis. These packages were selected because they are open source and fit our desired scope, usage, and age criteria.</w:t>
+      </w:r>
+    </w:p>
+    <w:p>
+      <w:pPr>
+        <w:rPr>
+          <w:rFonts w:ascii="Arial" w:hAnsi="Arial" w:cs="Arial"/>
+          <w:sz w:val="20"/>
+        </w:rPr>
+      </w:pPr>
+    </w:p>
+    <w:p>
+      <w:r>
+        <w:rPr>
+          <w:rFonts w:ascii="Arial" w:hAnsi="Arial" w:cs="Arial"/>
+          <w:sz w:val="20"/>
+        </w:rPr>
+        <w:t xml:space="preserve">Participation in this study will involve a one-to-one semi-structured interview between a member of our research group and a lead developer of {software package name}. The interview will be conducted using Microsoft Teams. The purpose of this interview will be to gather qualitative data regarding the development of {software package name}. The video-conference interview would include roughly 20 questions that focus on the software development process and the development group. The interview should not take longer than </w:t>
+      </w:r>
+      <w:r>
+        <w:rPr>
+          <w:rFonts w:ascii="Arial" w:hAnsi="Arial" w:cs="Arial"/>
+          <w:sz w:val="20"/>
+        </w:rPr>
+        <w:t>6</w:t>
+      </w:r>
+      <w:r>
+        <w:rPr>
+          <w:rFonts w:ascii="Arial" w:hAnsi="Arial" w:cs="Arial"/>
+          <w:sz w:val="20"/>
+        </w:rPr>
+        <w:t xml:space="preserve">0 minutes. </w:t>
+      </w:r>
+    </w:p>
+    <w:p>
+      <w:pPr>
+        <w:rPr>
+          <w:rFonts w:ascii="Arial" w:hAnsi="Arial" w:cs="Arial"/>
+          <w:sz w:val="20"/>
+        </w:rPr>
+      </w:pPr>
+    </w:p>
+    <w:p>
+      <w:pPr>
+        <w:rPr>
+          <w:rFonts w:ascii="Arial" w:hAnsi="Arial" w:cs="Arial"/>
+          <w:sz w:val="20"/>
+          <w:rPrChange w:id="0" w:author="Spencer Smith" w:date="2026-06-18T22:14:00Z" w16du:dateUtc="2026-06-19T02:14:00Z">
+            <w:rPr/>
+          </w:rPrChange>
+        </w:rPr>
+      </w:pPr>
+      <w:r>
+        <w:rPr>
+          <w:rFonts w:ascii="Arial" w:hAnsi="Arial" w:cs="Arial"/>
+          <w:sz w:val="20"/>
+        </w:rPr>
+        <w:t xml:space="preserve">I have attached a copy of the letter of information with full details about the procedure of the research and potential benefits and risks. </w:t>
+      </w:r>
+      <w:r>
+        <w:rPr>
+          <w:rFonts w:ascii="Arial" w:hAnsi="Arial" w:cs="Arial"/>
+          <w:sz w:val="20"/>
+        </w:rPr>
+        <w:t>With respect to risks, the letter highlights that y</w:t>
+      </w:r>
+      <w:r>
+        <w:rPr>
+          <w:rFonts w:ascii="Arial" w:hAnsi="Arial" w:cs="Arial"/>
+          <w:sz w:val="20"/>
+        </w:rPr>
+        <w:t>ou may feel uncomfortable or anxious if you perceive that your project is being scrutinized.</w:t>
+      </w:r>
+      <w:r>
+        <w:rPr>
+          <w:rFonts w:ascii="Arial" w:hAnsi="Arial" w:cs="Arial"/>
+          <w:sz w:val="20"/>
+        </w:rPr>
+        <w:t xml:space="preserve">  We also identify the risk of </w:t>
+      </w:r>
+      <w:r>
+        <w:rPr>
+          <w:rFonts w:ascii="Arial" w:hAnsi="Arial" w:cs="Arial"/>
+          <w:sz w:val="20"/>
+        </w:rPr>
+        <w:t>maintaining the privacy of interviewed sole developers, or members from a small developer team,</w:t>
+      </w:r>
+      <w:r>
+        <w:rPr>
+          <w:rFonts w:ascii="Arial" w:hAnsi="Arial" w:cs="Arial"/>
+          <w:sz w:val="20"/>
+        </w:rPr>
+        <w:t xml:space="preserve"> </w:t>
+      </w:r>
+      <w:r>
+        <w:rPr>
+          <w:rFonts w:ascii="Arial" w:hAnsi="Arial" w:cs="Arial"/>
+          <w:sz w:val="20"/>
+        </w:rPr>
+        <w:t>since their identities can be inferred. The interviewee will have to accept this risk if they choose to be interviewed</w:t>
+      </w:r>
+      <w:r>
+        <w:rPr>
+          <w:rFonts w:ascii="Arial" w:hAnsi="Arial" w:cs="Arial"/>
+          <w:sz w:val="20"/>
+        </w:rPr>
+        <w:t>.</w:t>
+      </w:r>
+      <w:r>
+        <w:rPr>
+          <w:rFonts w:ascii="Arial" w:hAnsi="Arial" w:cs="Arial"/>
+          <w:sz w:val="20"/>
+        </w:rPr>
+        <w:t xml:space="preserve">  </w:t>
+      </w:r>
+      <w:r>
+        <w:rPr>
+          <w:rFonts w:ascii="Arial" w:hAnsi="Arial" w:cs="Arial"/>
+          <w:sz w:val="20"/>
+        </w:rPr>
+        <w:t>If you choose to participate in the study, please let me know</w:t>
+      </w:r>
+      <w:del w:id="1" w:author="Spencer Smith" w:date="2026-06-18T22:14:00Z" w16du:dateUtc="2026-06-19T02:14:00Z">
         <w:r>
           <w:rPr>
             <w:rFonts w:ascii="Arial" w:hAnsi="Arial" w:cs="Arial"/>
             <w:sz w:val="20"/>
           </w:rPr>
-          <w:t xml:space="preserve">{[For Ziyang] </w:t>
-        </w:r>
-      </w:ins>
-      <w:r>
-        <w:rPr>
-          <w:rFonts w:ascii="Arial" w:hAnsi="Arial" w:cs="Arial"/>
-          <w:sz w:val="20"/>
-        </w:rPr>
-        <w:t xml:space="preserve">completing as a requirement of </w:t>
-      </w:r>
-      <w:r>
-        <w:rPr>
-          <w:rFonts w:ascii="Arial" w:hAnsi="Arial" w:cs="Arial"/>
-          <w:sz w:val="20"/>
-        </w:rPr>
-        <w:t xml:space="preserve">my </w:t>
-      </w:r>
-      <w:r>
-        <w:rPr>
-          <w:rFonts w:ascii="Arial" w:hAnsi="Arial" w:cs="Arial"/>
-          <w:sz w:val="20"/>
-        </w:rPr>
-        <w:t>Master of Engineering degree</w:t>
-      </w:r>
-      <w:ins w:id="1" w:author="Spencer Smith" w:date="2026-06-14T16:36:00Z" w16du:dateUtc="2026-06-14T20:36:00Z">
-        <w:r>
-          <w:rPr>
-            <w:rFonts w:ascii="Arial" w:hAnsi="Arial" w:cs="Arial"/>
-            <w:sz w:val="20"/>
-          </w:rPr>
-          <w:t xml:space="preserve"> [For Chris] assisting with}</w:t>
-        </w:r>
-      </w:ins>
-      <w:r>
-        <w:rPr>
-          <w:rFonts w:ascii="Arial" w:hAnsi="Arial" w:cs="Arial"/>
-          <w:sz w:val="20"/>
-        </w:rPr>
-        <w:t>.</w:t>
-      </w:r>
-    </w:p>
-    <w:p>
-      <w:pPr>
-        <w:rPr>
-          <w:ins w:id="2" w:author="Spencer Smith" w:date="2026-06-14T16:22:00Z" w16du:dateUtc="2026-06-14T20:22:00Z"/>
-          <w:rFonts w:ascii="Arial" w:hAnsi="Arial" w:cs="Arial"/>
-          <w:sz w:val="20"/>
-        </w:rPr>
-      </w:pPr>
-    </w:p>
-    <w:p>
-      <w:pPr>
-        <w:rPr>
-          <w:ins w:id="3" w:author="Spencer Smith" w:date="2026-06-14T16:22:00Z"/>
-          <w:rFonts w:ascii="Arial" w:hAnsi="Arial" w:cs="Arial"/>
-          <w:sz w:val="20"/>
-          <w:lang w:val="en-CA"/>
-        </w:rPr>
-      </w:pPr>
-      <w:ins w:id="4" w:author="Spencer Smith" w:date="2026-06-14T16:22:00Z">
-        <w:r>
-          <w:rPr>
-            <w:rFonts w:ascii="Arial" w:hAnsi="Arial" w:cs="Arial"/>
-            <w:sz w:val="20"/>
-            <w:lang w:val="en-CA"/>
-          </w:rPr>
-          <w:t>I located your name/email by visiting the website of {research software name}.</w:t>
-        </w:r>
-      </w:ins>
-    </w:p>
-    <w:p>
-      <w:pPr>
-        <w:rPr>
-          <w:rFonts w:ascii="Arial" w:hAnsi="Arial" w:cs="Arial"/>
-          <w:sz w:val="20"/>
-        </w:rPr>
-      </w:pPr>
-    </w:p>
-    <w:p>
-      <w:r>
-        <w:rPr>
-          <w:rFonts w:ascii="Arial" w:hAnsi="Arial" w:cs="Arial"/>
-          <w:sz w:val="20"/>
-        </w:rPr>
-        <w:t xml:space="preserve">The purpose of this study is to conduct a current state of practice analysis of software in a scientific computing domain for the purpose of understanding quality and assisting in the future development of such software. One of the domains is {software domain}. </w:t>
-      </w:r>
-    </w:p>
-    <w:p>
-      <w:pPr>
-        <w:rPr>
-          <w:rFonts w:ascii="Arial" w:hAnsi="Arial" w:cs="Arial"/>
-          <w:sz w:val="20"/>
-        </w:rPr>
-      </w:pPr>
-    </w:p>
-    <w:p>
-      <w:r>
-        <w:rPr>
-          <w:rFonts w:ascii="Arial" w:hAnsi="Arial" w:cs="Arial"/>
-          <w:sz w:val="20"/>
-        </w:rPr>
-        <w:t>We have selected {software package name} to be part of a list of (30) {software domain} packages that we have identified for analysis. These packages were selected because they are open source and fit our desired scope, usage, and age criteria.</w:t>
-      </w:r>
-    </w:p>
-    <w:p>
-      <w:pPr>
-        <w:rPr>
-          <w:rFonts w:ascii="Arial" w:hAnsi="Arial" w:cs="Arial"/>
-          <w:sz w:val="20"/>
-        </w:rPr>
-      </w:pPr>
-    </w:p>
-    <w:p>
-      <w:r>
-        <w:rPr>
-          <w:rFonts w:ascii="Arial" w:hAnsi="Arial" w:cs="Arial"/>
-          <w:sz w:val="20"/>
-        </w:rPr>
-        <w:t xml:space="preserve">Participation in this study will involve a one-to-one semi-structured interview between a member of our research group and a lead developer of {software package name}. The interview will be conducted using Microsoft Teams. The purpose of this interview will be to gather qualitative data regarding the development of {software package name}. The video-conference interview would include roughly 20 questions that focus on the software development process and the development group. The interview should not take longer than </w:t>
-      </w:r>
-      <w:r>
-        <w:rPr>
-          <w:rFonts w:ascii="Arial" w:hAnsi="Arial" w:cs="Arial"/>
-          <w:sz w:val="20"/>
-        </w:rPr>
-        <w:t>6</w:t>
-      </w:r>
-      <w:r>
-        <w:rPr>
-          <w:rFonts w:ascii="Arial" w:hAnsi="Arial" w:cs="Arial"/>
-          <w:sz w:val="20"/>
-        </w:rPr>
-        <w:t xml:space="preserve">0 minutes. </w:t>
-      </w:r>
-    </w:p>
-    <w:p>
-      <w:pPr>
-        <w:rPr>
-          <w:rFonts w:ascii="Arial" w:hAnsi="Arial" w:cs="Arial"/>
-          <w:sz w:val="20"/>
-        </w:rPr>
-      </w:pPr>
-    </w:p>
-    <w:p>
-      <w:r>
-        <w:rPr>
-          <w:rFonts w:ascii="Arial" w:hAnsi="Arial" w:cs="Arial"/>
-          <w:sz w:val="20"/>
-        </w:rPr>
-        <w:t xml:space="preserve">I have attached a copy of the letter of information with full details about the procedure of the research and potential benefits and risks. </w:t>
-      </w:r>
-      <w:ins w:id="5" w:author="Spencer Smith" w:date="2026-06-14T16:19:00Z" w16du:dateUtc="2026-06-14T20:19:00Z">
-        <w:r>
-          <w:rPr>
-            <w:rFonts w:ascii="Arial" w:hAnsi="Arial" w:cs="Arial"/>
-            <w:sz w:val="20"/>
-          </w:rPr>
-          <w:t>With respect to risks, the letter highlights that y</w:t>
+          <w:delText xml:space="preserve"> that I have your consent</w:delText>
         </w:r>
         <w:r>
           <w:rPr>
             <w:rFonts w:ascii="Arial" w:hAnsi="Arial" w:cs="Arial"/>
             <w:sz w:val="20"/>
           </w:rPr>
-          <w:t>ou may feel uncomfortable or anxious if you perceive that your project is being scrutinized.</w:t>
+          <w:delText xml:space="preserve"> by responding to this email</w:delText>
+        </w:r>
+      </w:del>
+      <w:ins w:id="2" w:author="Spencer Smith" w:date="2026-06-18T22:14:00Z" w16du:dateUtc="2026-06-19T02:14:00Z">
+        <w:r>
+          <w:rPr>
+            <w:rFonts w:ascii="Arial" w:hAnsi="Arial" w:cs="Arial"/>
+            <w:sz w:val="20"/>
+          </w:rPr>
+          <w:t xml:space="preserve"> </w:t>
         </w:r>
         <w:r>
           <w:rPr>
             <w:rFonts w:ascii="Arial" w:hAnsi="Arial" w:cs="Arial"/>
             <w:sz w:val="20"/>
           </w:rPr>
-          <w:t xml:space="preserve">  We also identify the risk of </w:t>
-        </w:r>
-        <w:r>
-          <w:rPr>
-            <w:rFonts w:ascii="Arial" w:hAnsi="Arial" w:cs="Arial"/>
-            <w:sz w:val="20"/>
-          </w:rPr>
-          <w:t>maintaining the privacy of interviewed sole developers, or members from a small developer team,</w:t>
+          <w:t>by responding to this email and stating that you want to participate in</w:t>
         </w:r>
         <w:r>
           <w:rPr>
@@ -382,168 +448,21 @@
             <w:rFonts w:ascii="Arial" w:hAnsi="Arial" w:cs="Arial"/>
             <w:sz w:val="20"/>
           </w:rPr>
-          <w:t>since their identities can be inferred. The interviewee will have to accept this risk if they choose to be interviewed</w:t>
-        </w:r>
-      </w:ins>
-      <w:ins w:id="6" w:author="Spencer Smith" w:date="2026-06-11T23:06:00Z" w16du:dateUtc="2026-06-12T03:06:00Z">
-        <w:r>
-          <w:rPr>
-            <w:rFonts w:ascii="Arial" w:hAnsi="Arial" w:cs="Arial"/>
-            <w:sz w:val="20"/>
-          </w:rPr>
-          <w:t>.</w:t>
+          <w:t xml:space="preserve">the study. Also, if you have any questions </w:t>
         </w:r>
         <w:r>
           <w:rPr>
             <w:rFonts w:ascii="Arial" w:hAnsi="Arial" w:cs="Arial"/>
             <w:sz w:val="20"/>
           </w:rPr>
-          <w:t xml:space="preserve">  </w:t>
+          <w:t xml:space="preserve">that </w:t>
         </w:r>
-      </w:ins>
-      <w:r>
-        <w:rPr>
-          <w:rFonts w:ascii="Arial" w:hAnsi="Arial" w:cs="Arial"/>
-          <w:sz w:val="20"/>
-        </w:rPr>
-        <w:t>If you choose to participate in the study, please let me know</w:t>
-      </w:r>
-      <w:ins w:id="7" w:author="Spencer Smith" w:date="2026-06-12T10:26:00Z" w16du:dateUtc="2026-06-12T14:26:00Z">
         <w:r>
           <w:rPr>
             <w:rFonts w:ascii="Arial" w:hAnsi="Arial" w:cs="Arial"/>
             <w:sz w:val="20"/>
           </w:rPr>
-          <w:t xml:space="preserve"> that I have your co</w:t>
-        </w:r>
-      </w:ins>
-      <w:ins w:id="8" w:author="Spencer Smith" w:date="2026-06-12T10:27:00Z" w16du:dateUtc="2026-06-12T14:27:00Z">
-        <w:r>
-          <w:rPr>
-            <w:rFonts w:ascii="Arial" w:hAnsi="Arial" w:cs="Arial"/>
-            <w:sz w:val="20"/>
-          </w:rPr>
-          <w:t>nsent</w:t>
-        </w:r>
-      </w:ins>
-      <w:r>
-        <w:rPr>
-          <w:rFonts w:ascii="Arial" w:hAnsi="Arial" w:cs="Arial"/>
-          <w:sz w:val="20"/>
-        </w:rPr>
-        <w:t xml:space="preserve"> by responding to this email. </w:t>
-      </w:r>
-    </w:p>
-    <w:p>
-      <w:pPr>
-        <w:rPr>
-          <w:rFonts w:ascii="Arial" w:hAnsi="Arial" w:cs="Arial"/>
-          <w:sz w:val="20"/>
-        </w:rPr>
-      </w:pPr>
-    </w:p>
-    <w:p>
-      <w:r>
-        <w:rPr>
-          <w:rFonts w:ascii="Arial" w:hAnsi="Arial" w:cs="Arial"/>
-          <w:sz w:val="20"/>
-        </w:rPr>
-        <w:t xml:space="preserve">Your personal confidentiality would be maintained and all qualitative data that we gather will be aggregated among all participants prior to the release of our findings. </w:t>
-      </w:r>
-    </w:p>
-    <w:p>
-      <w:pPr>
-        <w:rPr>
-          <w:rFonts w:ascii="Arial" w:hAnsi="Arial" w:cs="Arial"/>
-          <w:sz w:val="20"/>
-        </w:rPr>
-      </w:pPr>
-    </w:p>
-    <w:p>
-      <w:r>
-        <w:rPr>
-          <w:rFonts w:ascii="Arial" w:hAnsi="Arial" w:cs="Arial"/>
-          <w:sz w:val="20"/>
-        </w:rPr>
-        <w:t xml:space="preserve">If you choose to participate in the study, please know that you can rescind your consent at any time prior to the analysis of our findings. </w:t>
-      </w:r>
-    </w:p>
-    <w:p>
-      <w:pPr>
-        <w:rPr>
-          <w:rFonts w:ascii="Arial" w:hAnsi="Arial" w:cs="Arial"/>
-          <w:sz w:val="20"/>
-        </w:rPr>
-      </w:pPr>
-    </w:p>
-    <w:p>
-      <w:r>
-        <w:rPr>
-          <w:rFonts w:ascii="Arial" w:hAnsi="Arial" w:cs="Arial"/>
-          <w:sz w:val="20"/>
-        </w:rPr>
-        <w:t>Please let me know if I should be sending this request to a different person or email account associated with {software package name}.</w:t>
-      </w:r>
-    </w:p>
-    <w:p>
-      <w:pPr>
-        <w:rPr>
-          <w:rFonts w:ascii="Arial" w:hAnsi="Arial" w:cs="Arial"/>
-          <w:sz w:val="20"/>
-        </w:rPr>
-      </w:pPr>
-    </w:p>
-    <w:p>
-      <w:r>
-        <w:rPr>
-          <w:rFonts w:ascii="Arial" w:hAnsi="Arial" w:cs="Arial"/>
-          <w:sz w:val="20"/>
-        </w:rPr>
-        <w:t xml:space="preserve">Please let me know if you have any questions, I look forward to hearing from you. </w:t>
-      </w:r>
-    </w:p>
-    <w:p>
-      <w:pPr>
-        <w:rPr>
-          <w:rFonts w:ascii="Arial" w:hAnsi="Arial" w:cs="Arial"/>
-          <w:sz w:val="20"/>
-        </w:rPr>
-      </w:pPr>
-    </w:p>
-    <w:p>
-      <w:r>
-        <w:rPr>
-          <w:rFonts w:ascii="Arial" w:hAnsi="Arial" w:cs="Arial"/>
-          <w:sz w:val="20"/>
-        </w:rPr>
-        <w:t xml:space="preserve">I will not be sending any further follow-up emails. </w:t>
-      </w:r>
-    </w:p>
-    <w:p>
-      <w:pPr>
-        <w:rPr>
-          <w:rFonts w:ascii="Arial" w:hAnsi="Arial" w:cs="Arial"/>
-          <w:sz w:val="20"/>
-        </w:rPr>
-      </w:pPr>
-    </w:p>
-    <w:p>
-      <w:pPr>
-        <w:rPr>
-          <w:ins w:id="9" w:author="Spencer Smith" w:date="2026-06-12T11:47:00Z" w16du:dateUtc="2026-06-12T15:47:00Z"/>
-          <w:rFonts w:ascii="Arial" w:hAnsi="Arial" w:cs="Arial"/>
-          <w:sz w:val="20"/>
-          <w:lang w:val="en-CA"/>
-        </w:rPr>
-      </w:pPr>
-      <w:ins w:id="10" w:author="Spencer Smith" w:date="2026-06-12T11:47:00Z" w16du:dateUtc="2026-06-12T15:47:00Z">
-        <w:r>
-          <w:rPr>
-            <w:rFonts w:ascii="Arial" w:hAnsi="Arial" w:cs="Arial"/>
-            <w:sz w:val="20"/>
-            <w:lang w:val="en-CA"/>
-          </w:rPr>
-          <w:t>This study has been reviewed by</w:t>
+          <w:t>you wanted answered before deciding</w:t>
         </w:r>
         <w:r>
           <w:rPr>
@@ -556,453 +475,340 @@
           <w:rPr>
             <w:rFonts w:ascii="Arial" w:hAnsi="Arial" w:cs="Arial"/>
             <w:sz w:val="20"/>
-            <w:lang w:val="en-CA"/>
           </w:rPr>
-          <w:t>the McMaster Research Ethics Board and received ethics clearance under project</w:t>
-        </w:r>
-        <w:r>
-          <w:rPr>
-            <w:rFonts w:ascii="Arial" w:hAnsi="Arial" w:cs="Arial"/>
-            <w:sz w:val="20"/>
-          </w:rPr>
-          <w:t xml:space="preserve"> </w:t>
-        </w:r>
-        <w:r>
-          <w:rPr>
-            <w:rFonts w:ascii="Arial" w:hAnsi="Arial" w:cs="Arial"/>
-            <w:sz w:val="20"/>
-            <w:lang w:val="en-CA"/>
-          </w:rPr>
-          <w:t>8215. If you have concerns or questions about your rights as a participant or</w:t>
-        </w:r>
-        <w:r>
-          <w:rPr>
-            <w:rFonts w:ascii="Arial" w:hAnsi="Arial" w:cs="Arial"/>
-            <w:sz w:val="20"/>
-          </w:rPr>
-          <w:t xml:space="preserve"> </w:t>
-        </w:r>
-        <w:r>
-          <w:rPr>
-            <w:rFonts w:ascii="Arial" w:hAnsi="Arial" w:cs="Arial"/>
-            <w:sz w:val="20"/>
-            <w:lang w:val="en-CA"/>
-          </w:rPr>
-          <w:t>about the way the study is conducted, please contact McMaster Research Ethics</w:t>
-        </w:r>
-        <w:r>
-          <w:rPr>
-            <w:rFonts w:ascii="Arial" w:hAnsi="Arial" w:cs="Arial"/>
-            <w:sz w:val="20"/>
-          </w:rPr>
-          <w:t xml:space="preserve"> </w:t>
-        </w:r>
-        <w:r>
-          <w:rPr>
-            <w:rFonts w:ascii="Arial" w:hAnsi="Arial" w:cs="Arial"/>
-            <w:sz w:val="20"/>
-            <w:lang w:val="en-CA"/>
-          </w:rPr>
-          <w:t>Office by phone: (905) 525-9140 ext. 23142 or e-mail: mreb@mcmaster.ca.</w:t>
+          <w:t>to participate, please let us know</w:t>
         </w:r>
       </w:ins>
-    </w:p>
-    <w:p>
-      <w:pPr>
-        <w:rPr>
-          <w:del w:id="11" w:author="Spencer Smith" w:date="2026-06-12T11:47:00Z" w16du:dateUtc="2026-06-12T15:47:00Z"/>
-        </w:rPr>
-      </w:pPr>
-      <w:del w:id="12" w:author="Spencer Smith" w:date="2026-06-12T11:47:00Z" w16du:dateUtc="2026-06-12T15:47:00Z">
-        <w:r>
-          <w:rPr>
-            <w:rFonts w:ascii="Arial" w:hAnsi="Arial" w:cs="Arial"/>
-            <w:sz w:val="20"/>
-          </w:rPr>
-          <w:delText>This study has been reviewed and cleared by the McMaster Research Ethics Board.  If you any have concerns or questions about your rights as a participant or about the way the study is being conducted</w:delText>
-        </w:r>
-        <w:r>
-          <w:rPr>
-            <w:rFonts w:ascii="Arial" w:hAnsi="Arial" w:cs="Arial"/>
-            <w:sz w:val="20"/>
-          </w:rPr>
-          <w:delText xml:space="preserve">, </w:delText>
-        </w:r>
-        <w:r>
-          <w:rPr>
-            <w:rFonts w:ascii="Arial" w:hAnsi="Arial" w:cs="Arial"/>
-            <w:sz w:val="20"/>
-          </w:rPr>
-          <w:delText>you can contact:</w:delText>
-        </w:r>
-      </w:del>
-    </w:p>
-    <w:p>
-      <w:pPr>
-        <w:rPr>
-          <w:del w:id="13" w:author="Spencer Smith" w:date="2026-06-12T11:47:00Z" w16du:dateUtc="2026-06-12T15:47:00Z"/>
-          <w:rFonts w:ascii="Arial" w:hAnsi="Arial" w:cs="Arial"/>
-          <w:sz w:val="20"/>
-        </w:rPr>
-      </w:pPr>
-    </w:p>
-    <w:p>
-      <w:pPr>
-        <w:rPr>
-          <w:del w:id="14" w:author="Spencer Smith" w:date="2026-06-12T11:47:00Z" w16du:dateUtc="2026-06-12T15:47:00Z"/>
-        </w:rPr>
-      </w:pPr>
-      <w:del w:id="15" w:author="Spencer Smith" w:date="2026-06-12T11:47:00Z" w16du:dateUtc="2026-06-12T15:47:00Z">
-        <w:r>
-          <w:rPr>
-            <w:rFonts w:ascii="Arial" w:hAnsi="Arial" w:cs="Arial"/>
-            <w:sz w:val="20"/>
-          </w:rPr>
-          <w:tab/>
-        </w:r>
-        <w:r>
-          <w:rPr>
-            <w:rFonts w:ascii="Arial" w:hAnsi="Arial" w:cs="Arial"/>
-            <w:sz w:val="20"/>
-          </w:rPr>
-          <w:tab/>
-        </w:r>
-        <w:r>
-          <w:rPr>
-            <w:rFonts w:ascii="Arial" w:hAnsi="Arial" w:cs="Arial"/>
-            <w:sz w:val="20"/>
-          </w:rPr>
-          <w:tab/>
-        </w:r>
-        <w:r>
-          <w:rPr>
-            <w:rFonts w:ascii="Arial" w:hAnsi="Arial" w:cs="Arial"/>
-            <w:sz w:val="18"/>
-            <w:szCs w:val="18"/>
-          </w:rPr>
-          <w:delText xml:space="preserve">The McMaster Research Ethics Board Secretariat </w:delText>
-        </w:r>
-      </w:del>
-    </w:p>
-    <w:p>
-      <w:pPr>
-        <w:rPr>
-          <w:del w:id="16" w:author="Spencer Smith" w:date="2026-06-12T11:47:00Z" w16du:dateUtc="2026-06-12T15:47:00Z"/>
-          <w:rFonts w:ascii="Arial" w:hAnsi="Arial" w:cs="Arial"/>
-          <w:sz w:val="18"/>
-          <w:szCs w:val="18"/>
-        </w:rPr>
-      </w:pPr>
-      <w:del w:id="17" w:author="Spencer Smith" w:date="2026-06-12T11:47:00Z" w16du:dateUtc="2026-06-12T15:47:00Z">
-        <w:r>
-          <w:rPr>
-            <w:rFonts w:ascii="Arial" w:hAnsi="Arial" w:cs="Arial"/>
-            <w:sz w:val="18"/>
-            <w:szCs w:val="18"/>
-          </w:rPr>
-          <w:tab/>
-        </w:r>
-        <w:r>
-          <w:rPr>
-            <w:rFonts w:ascii="Arial" w:hAnsi="Arial" w:cs="Arial"/>
-            <w:sz w:val="18"/>
-            <w:szCs w:val="18"/>
-          </w:rPr>
-          <w:tab/>
-        </w:r>
-        <w:r>
-          <w:rPr>
-            <w:rFonts w:ascii="Arial" w:hAnsi="Arial" w:cs="Arial"/>
-            <w:sz w:val="18"/>
-            <w:szCs w:val="18"/>
-          </w:rPr>
-          <w:tab/>
-          <w:delText>Telephone: (</w:delText>
-        </w:r>
-        <w:bookmarkStart w:id="18" w:name="__DdeLink__6_983232114"/>
-        <w:r>
-          <w:rPr>
-            <w:rFonts w:ascii="Arial" w:hAnsi="Arial" w:cs="Arial"/>
-            <w:sz w:val="18"/>
-            <w:szCs w:val="18"/>
-          </w:rPr>
-          <w:delText>905) 525-9140</w:delText>
-        </w:r>
-        <w:bookmarkEnd w:id="18"/>
-        <w:r>
-          <w:rPr>
-            <w:rFonts w:ascii="Arial" w:hAnsi="Arial" w:cs="Arial"/>
-            <w:sz w:val="18"/>
-            <w:szCs w:val="18"/>
-          </w:rPr>
-          <w:delText xml:space="preserve"> ext. 23142</w:delText>
-        </w:r>
-      </w:del>
-    </w:p>
-    <w:p>
-      <w:pPr>
-        <w:rPr>
-          <w:del w:id="19" w:author="Spencer Smith" w:date="2026-06-12T11:47:00Z" w16du:dateUtc="2026-06-12T15:47:00Z"/>
-        </w:rPr>
-      </w:pPr>
-      <w:del w:id="20" w:author="Spencer Smith" w:date="2026-06-12T11:47:00Z" w16du:dateUtc="2026-06-12T15:47:00Z">
-        <w:r>
-          <w:rPr>
-            <w:rFonts w:ascii="Arial" w:hAnsi="Arial" w:cs="Arial"/>
-            <w:sz w:val="18"/>
-            <w:szCs w:val="18"/>
-          </w:rPr>
-          <w:tab/>
-        </w:r>
-        <w:r>
-          <w:rPr>
-            <w:rFonts w:ascii="Arial" w:hAnsi="Arial" w:cs="Arial"/>
-            <w:sz w:val="18"/>
-            <w:szCs w:val="18"/>
-          </w:rPr>
-          <w:tab/>
-        </w:r>
-        <w:r>
-          <w:rPr>
-            <w:rFonts w:ascii="Arial" w:hAnsi="Arial" w:cs="Arial"/>
-            <w:sz w:val="18"/>
-            <w:szCs w:val="18"/>
-          </w:rPr>
-          <w:tab/>
-          <w:delText>c/o Research Office for Administration, Development and Support (ROADS)</w:delText>
-        </w:r>
-      </w:del>
-    </w:p>
-    <w:p>
-      <w:pPr>
-        <w:rPr>
-          <w:del w:id="21" w:author="Spencer Smith" w:date="2026-06-12T11:47:00Z" w16du:dateUtc="2026-06-12T15:47:00Z"/>
-        </w:rPr>
-      </w:pPr>
-      <w:del w:id="22" w:author="Spencer Smith" w:date="2026-06-12T11:47:00Z" w16du:dateUtc="2026-06-12T15:47:00Z">
-        <w:r>
-          <w:rPr>
-            <w:rFonts w:ascii="Arial" w:hAnsi="Arial" w:cs="Arial"/>
-            <w:sz w:val="18"/>
-            <w:szCs w:val="18"/>
-          </w:rPr>
-          <w:tab/>
-        </w:r>
-        <w:r>
-          <w:rPr>
-            <w:rFonts w:ascii="Arial" w:hAnsi="Arial" w:cs="Arial"/>
-            <w:sz w:val="18"/>
-            <w:szCs w:val="18"/>
-          </w:rPr>
-          <w:tab/>
-        </w:r>
-        <w:r>
-          <w:rPr>
-            <w:rFonts w:ascii="Arial" w:hAnsi="Arial" w:cs="Arial"/>
-            <w:sz w:val="18"/>
-            <w:szCs w:val="18"/>
-          </w:rPr>
-          <w:tab/>
-        </w:r>
-        <w:r>
-          <w:rPr>
-            <w:rFonts w:ascii="Arial" w:hAnsi="Arial" w:cs="Arial"/>
-            <w:sz w:val="18"/>
-            <w:szCs w:val="18"/>
-            <w:lang w:val="it-IT"/>
-          </w:rPr>
-          <w:delText xml:space="preserve">E-mail: </w:delText>
-        </w:r>
-        <w:r>
-          <w:fldChar w:fldCharType="begin"/>
-        </w:r>
-        <w:r>
-          <w:delInstrText>HYPERLINK "mailto:ethicsoffice@mcmaster.ca" \h</w:delInstrText>
-        </w:r>
-        <w:r>
-          <w:fldChar w:fldCharType="separate"/>
-        </w:r>
-        <w:r>
-          <w:rPr>
-            <w:rStyle w:val="Hyperlink"/>
-            <w:rFonts w:ascii="Arial" w:hAnsi="Arial" w:cs="Arial"/>
-            <w:sz w:val="18"/>
-            <w:szCs w:val="18"/>
-            <w:lang w:val="it-IT"/>
-          </w:rPr>
-          <w:delText>ethicsoffice@mcmaster.ca</w:delText>
-        </w:r>
-        <w:r>
-          <w:fldChar w:fldCharType="end"/>
-        </w:r>
-        <w:r>
-          <w:rPr>
-            <w:rFonts w:ascii="Arial" w:hAnsi="Arial" w:cs="Arial"/>
-            <w:sz w:val="18"/>
-            <w:szCs w:val="18"/>
-            <w:lang w:val="it-IT"/>
-          </w:rPr>
-          <w:delText xml:space="preserve"> </w:delText>
-        </w:r>
-      </w:del>
-    </w:p>
-    <w:p>
-      <w:pPr>
-        <w:rPr>
-          <w:ins w:id="23" w:author="Spencer Smith" w:date="2026-06-12T11:44:00Z" w16du:dateUtc="2026-06-12T15:44:00Z"/>
-          <w:rFonts w:ascii="Arial" w:hAnsi="Arial" w:cs="Arial"/>
-          <w:sz w:val="18"/>
-          <w:szCs w:val="18"/>
-          <w:lang w:val="it-IT"/>
-        </w:rPr>
-      </w:pPr>
-    </w:p>
-    <w:p>
-      <w:pPr>
-        <w:rPr>
-          <w:ins w:id="24" w:author="Spencer Smith" w:date="2026-06-12T11:44:00Z" w16du:dateUtc="2026-06-12T15:44:00Z"/>
-          <w:rFonts w:ascii="Arial" w:hAnsi="Arial" w:cs="Arial"/>
-          <w:sz w:val="18"/>
-          <w:szCs w:val="18"/>
-          <w:lang w:val="it-IT"/>
-        </w:rPr>
-      </w:pPr>
-      <w:ins w:id="25" w:author="Spencer Smith" w:date="2026-06-12T11:44:00Z" w16du:dateUtc="2026-06-12T15:44:00Z">
-        <w:r>
-          <w:rPr>
-            <w:rFonts w:ascii="Arial" w:hAnsi="Arial" w:cs="Arial"/>
-            <w:sz w:val="18"/>
-            <w:szCs w:val="18"/>
-            <w:lang w:val="it-IT"/>
-          </w:rPr>
-          <w:t xml:space="preserve">By </w:t>
-        </w:r>
-        <w:proofErr w:type="spellStart"/>
-        <w:r>
-          <w:rPr>
-            <w:rFonts w:ascii="Arial" w:hAnsi="Arial" w:cs="Arial"/>
-            <w:sz w:val="18"/>
-            <w:szCs w:val="18"/>
-            <w:lang w:val="it-IT"/>
-          </w:rPr>
-          <w:t>replying</w:t>
-        </w:r>
-        <w:proofErr w:type="spellEnd"/>
-        <w:r>
-          <w:rPr>
-            <w:rFonts w:ascii="Arial" w:hAnsi="Arial" w:cs="Arial"/>
-            <w:sz w:val="18"/>
-            <w:szCs w:val="18"/>
-            <w:lang w:val="it-IT"/>
-          </w:rPr>
-          <w:t xml:space="preserve"> to </w:t>
-        </w:r>
-        <w:proofErr w:type="spellStart"/>
-        <w:r>
-          <w:rPr>
-            <w:rFonts w:ascii="Arial" w:hAnsi="Arial" w:cs="Arial"/>
-            <w:sz w:val="18"/>
-            <w:szCs w:val="18"/>
-            <w:lang w:val="it-IT"/>
-          </w:rPr>
-          <w:t>this</w:t>
-        </w:r>
-        <w:proofErr w:type="spellEnd"/>
-        <w:r>
-          <w:rPr>
-            <w:rFonts w:ascii="Arial" w:hAnsi="Arial" w:cs="Arial"/>
-            <w:sz w:val="18"/>
-            <w:szCs w:val="18"/>
-            <w:lang w:val="it-IT"/>
-          </w:rPr>
-          <w:t xml:space="preserve"> </w:t>
-        </w:r>
-        <w:proofErr w:type="gramStart"/>
-        <w:r>
-          <w:rPr>
-            <w:rFonts w:ascii="Arial" w:hAnsi="Arial" w:cs="Arial"/>
-            <w:sz w:val="18"/>
-            <w:szCs w:val="18"/>
-            <w:lang w:val="it-IT"/>
-          </w:rPr>
-          <w:t>email</w:t>
-        </w:r>
-        <w:proofErr w:type="gramEnd"/>
-        <w:r>
-          <w:rPr>
-            <w:rFonts w:ascii="Arial" w:hAnsi="Arial" w:cs="Arial"/>
-            <w:sz w:val="18"/>
-            <w:szCs w:val="18"/>
-            <w:lang w:val="it-IT"/>
-          </w:rPr>
-          <w:t xml:space="preserve"> and </w:t>
-        </w:r>
-        <w:proofErr w:type="spellStart"/>
-        <w:r>
-          <w:rPr>
-            <w:rFonts w:ascii="Arial" w:hAnsi="Arial" w:cs="Arial"/>
-            <w:sz w:val="18"/>
-            <w:szCs w:val="18"/>
-            <w:lang w:val="it-IT"/>
-          </w:rPr>
-          <w:t>agreeing</w:t>
-        </w:r>
-        <w:proofErr w:type="spellEnd"/>
-        <w:r>
-          <w:rPr>
-            <w:rFonts w:ascii="Arial" w:hAnsi="Arial" w:cs="Arial"/>
-            <w:sz w:val="18"/>
-            <w:szCs w:val="18"/>
-            <w:lang w:val="it-IT"/>
-          </w:rPr>
-          <w:t xml:space="preserve"> to participate, </w:t>
-        </w:r>
-        <w:proofErr w:type="spellStart"/>
-        <w:r>
-          <w:rPr>
-            <w:rFonts w:ascii="Arial" w:hAnsi="Arial" w:cs="Arial"/>
-            <w:sz w:val="18"/>
-            <w:szCs w:val="18"/>
-            <w:lang w:val="it-IT"/>
-          </w:rPr>
-          <w:t>you</w:t>
-        </w:r>
-        <w:proofErr w:type="spellEnd"/>
-        <w:r>
-          <w:rPr>
-            <w:rFonts w:ascii="Arial" w:hAnsi="Arial" w:cs="Arial"/>
-            <w:sz w:val="18"/>
-            <w:szCs w:val="18"/>
-            <w:lang w:val="it-IT"/>
-          </w:rPr>
-          <w:t xml:space="preserve"> are </w:t>
-        </w:r>
-        <w:proofErr w:type="spellStart"/>
-        <w:r>
-          <w:rPr>
-            <w:rFonts w:ascii="Arial" w:hAnsi="Arial" w:cs="Arial"/>
-            <w:sz w:val="18"/>
-            <w:szCs w:val="18"/>
-            <w:lang w:val="it-IT"/>
-          </w:rPr>
-          <w:t>affirming</w:t>
-        </w:r>
-        <w:proofErr w:type="spellEnd"/>
-        <w:r>
-          <w:rPr>
-            <w:rFonts w:ascii="Arial" w:hAnsi="Arial" w:cs="Arial"/>
-            <w:sz w:val="18"/>
-            <w:szCs w:val="18"/>
-            <w:lang w:val="it-IT"/>
-          </w:rPr>
-          <w:t xml:space="preserve"> the following:</w:t>
-        </w:r>
-      </w:ins>
-    </w:p>
-    <w:p>
-      <w:pPr>
-        <w:rPr>
-          <w:ins w:id="26" w:author="Spencer Smith" w:date="2026-06-12T11:44:00Z" w16du:dateUtc="2026-06-12T15:44:00Z"/>
+      <w:r>
+        <w:rPr>
+          <w:rFonts w:ascii="Arial" w:hAnsi="Arial" w:cs="Arial"/>
+          <w:sz w:val="20"/>
+        </w:rPr>
+        <w:t xml:space="preserve">. </w:t>
+      </w:r>
+    </w:p>
+    <w:p>
+      <w:pPr>
+        <w:rPr>
+          <w:rFonts w:ascii="Arial" w:hAnsi="Arial" w:cs="Arial"/>
+          <w:sz w:val="20"/>
+        </w:rPr>
+      </w:pPr>
+    </w:p>
+    <w:p>
+      <w:r>
+        <w:rPr>
+          <w:rFonts w:ascii="Arial" w:hAnsi="Arial" w:cs="Arial"/>
+          <w:sz w:val="20"/>
+        </w:rPr>
+        <w:t xml:space="preserve">Your personal confidentiality would be maintained and all qualitative data that we gather will be aggregated among all participants prior to the release of our findings. </w:t>
+      </w:r>
+    </w:p>
+    <w:p>
+      <w:pPr>
+        <w:rPr>
+          <w:rFonts w:ascii="Arial" w:hAnsi="Arial" w:cs="Arial"/>
+          <w:sz w:val="20"/>
+        </w:rPr>
+      </w:pPr>
+    </w:p>
+    <w:p>
+      <w:r>
+        <w:rPr>
+          <w:rFonts w:ascii="Arial" w:hAnsi="Arial" w:cs="Arial"/>
+          <w:sz w:val="20"/>
+        </w:rPr>
+        <w:t xml:space="preserve">If you choose to participate in the study, please know that you can rescind your consent at any time prior to the analysis of our findings. </w:t>
+      </w:r>
+    </w:p>
+    <w:p>
+      <w:pPr>
+        <w:rPr>
+          <w:rFonts w:ascii="Arial" w:hAnsi="Arial" w:cs="Arial"/>
+          <w:sz w:val="20"/>
+        </w:rPr>
+      </w:pPr>
+    </w:p>
+    <w:p>
+      <w:r>
+        <w:rPr>
+          <w:rFonts w:ascii="Arial" w:hAnsi="Arial" w:cs="Arial"/>
+          <w:sz w:val="20"/>
+        </w:rPr>
+        <w:t>Please let me know if I should be sending this request to a different person or email account associated with {software package name}.</w:t>
+      </w:r>
+    </w:p>
+    <w:p>
+      <w:pPr>
+        <w:rPr>
+          <w:rFonts w:ascii="Arial" w:hAnsi="Arial" w:cs="Arial"/>
+          <w:sz w:val="20"/>
+        </w:rPr>
+      </w:pPr>
+    </w:p>
+    <w:p>
+      <w:r>
+        <w:rPr>
+          <w:rFonts w:ascii="Arial" w:hAnsi="Arial" w:cs="Arial"/>
+          <w:sz w:val="20"/>
+        </w:rPr>
+        <w:t xml:space="preserve">Please let me know if you have any questions, I look forward to hearing from you. </w:t>
+      </w:r>
+    </w:p>
+    <w:p>
+      <w:pPr>
+        <w:rPr>
+          <w:rFonts w:ascii="Arial" w:hAnsi="Arial" w:cs="Arial"/>
+          <w:sz w:val="20"/>
+        </w:rPr>
+      </w:pPr>
+    </w:p>
+    <w:p>
+      <w:r>
+        <w:rPr>
+          <w:rFonts w:ascii="Arial" w:hAnsi="Arial" w:cs="Arial"/>
+          <w:sz w:val="20"/>
+        </w:rPr>
+        <w:t xml:space="preserve">I will not be sending any further follow-up emails. </w:t>
+      </w:r>
+    </w:p>
+    <w:p>
+      <w:pPr>
+        <w:rPr>
+          <w:rFonts w:ascii="Arial" w:hAnsi="Arial" w:cs="Arial"/>
+          <w:sz w:val="20"/>
+        </w:rPr>
+      </w:pPr>
+    </w:p>
+    <w:p>
+      <w:pPr>
+        <w:rPr>
+          <w:rFonts w:ascii="Arial" w:hAnsi="Arial" w:cs="Arial"/>
+          <w:sz w:val="20"/>
+          <w:lang w:val="en-CA"/>
+        </w:rPr>
+      </w:pPr>
+      <w:r>
+        <w:rPr>
+          <w:rFonts w:ascii="Arial" w:hAnsi="Arial" w:cs="Arial"/>
+          <w:sz w:val="20"/>
+          <w:lang w:val="en-CA"/>
+        </w:rPr>
+        <w:t>This study has been reviewed by</w:t>
+      </w:r>
+      <w:r>
+        <w:rPr>
+          <w:rFonts w:ascii="Arial" w:hAnsi="Arial" w:cs="Arial"/>
+          <w:sz w:val="20"/>
+        </w:rPr>
+        <w:t xml:space="preserve"> </w:t>
+      </w:r>
+      <w:r>
+        <w:rPr>
+          <w:rFonts w:ascii="Arial" w:hAnsi="Arial" w:cs="Arial"/>
+          <w:sz w:val="20"/>
+          <w:lang w:val="en-CA"/>
+        </w:rPr>
+        <w:t>the McMaster Research Ethics Board and received ethics clearance under project</w:t>
+      </w:r>
+      <w:r>
+        <w:rPr>
+          <w:rFonts w:ascii="Arial" w:hAnsi="Arial" w:cs="Arial"/>
+          <w:sz w:val="20"/>
+        </w:rPr>
+        <w:t xml:space="preserve"> </w:t>
+      </w:r>
+      <w:r>
+        <w:rPr>
+          <w:rFonts w:ascii="Arial" w:hAnsi="Arial" w:cs="Arial"/>
+          <w:sz w:val="20"/>
+          <w:lang w:val="en-CA"/>
+        </w:rPr>
+        <w:t>8215. If you have concerns or questions about your rights as a participant or</w:t>
+      </w:r>
+      <w:r>
+        <w:rPr>
+          <w:rFonts w:ascii="Arial" w:hAnsi="Arial" w:cs="Arial"/>
+          <w:sz w:val="20"/>
+        </w:rPr>
+        <w:t xml:space="preserve"> </w:t>
+      </w:r>
+      <w:r>
+        <w:rPr>
+          <w:rFonts w:ascii="Arial" w:hAnsi="Arial" w:cs="Arial"/>
+          <w:sz w:val="20"/>
+          <w:lang w:val="en-CA"/>
+        </w:rPr>
+        <w:t>about the way the study is conducted, please contact McMaster Research Ethics</w:t>
+      </w:r>
+      <w:r>
+        <w:rPr>
+          <w:rFonts w:ascii="Arial" w:hAnsi="Arial" w:cs="Arial"/>
+          <w:sz w:val="20"/>
+        </w:rPr>
+        <w:t xml:space="preserve"> </w:t>
+      </w:r>
+      <w:r>
+        <w:rPr>
+          <w:rFonts w:ascii="Arial" w:hAnsi="Arial" w:cs="Arial"/>
+          <w:sz w:val="20"/>
+          <w:lang w:val="en-CA"/>
+        </w:rPr>
+        <w:t>Office by phone: (905) 525-9140 ext. 23142 or e-mail: mreb@mcmaster.ca.</w:t>
+      </w:r>
+    </w:p>
+    <w:p>
+      <w:pPr>
+        <w:rPr>
+          <w:rFonts w:ascii="Arial" w:hAnsi="Arial" w:cs="Arial"/>
+          <w:sz w:val="18"/>
+          <w:szCs w:val="18"/>
+          <w:lang w:val="it-IT"/>
+        </w:rPr>
+      </w:pPr>
+    </w:p>
+    <w:p>
+      <w:pPr>
+        <w:rPr>
+          <w:rFonts w:ascii="Arial" w:hAnsi="Arial" w:cs="Arial"/>
+          <w:sz w:val="18"/>
+          <w:szCs w:val="18"/>
+          <w:lang w:val="it-IT"/>
+        </w:rPr>
+      </w:pPr>
+      <w:r>
+        <w:rPr>
+          <w:rFonts w:ascii="Arial" w:hAnsi="Arial" w:cs="Arial"/>
+          <w:sz w:val="18"/>
+          <w:szCs w:val="18"/>
+          <w:lang w:val="it-IT"/>
+        </w:rPr>
+        <w:t xml:space="preserve">By </w:t>
+      </w:r>
+      <w:proofErr w:type="spellStart"/>
+      <w:r>
+        <w:rPr>
+          <w:rFonts w:ascii="Arial" w:hAnsi="Arial" w:cs="Arial"/>
+          <w:sz w:val="18"/>
+          <w:szCs w:val="18"/>
+          <w:lang w:val="it-IT"/>
+        </w:rPr>
+        <w:t>replying</w:t>
+      </w:r>
+      <w:proofErr w:type="spellEnd"/>
+      <w:r>
+        <w:rPr>
+          <w:rFonts w:ascii="Arial" w:hAnsi="Arial" w:cs="Arial"/>
+          <w:sz w:val="18"/>
+          <w:szCs w:val="18"/>
+          <w:lang w:val="it-IT"/>
+        </w:rPr>
+        <w:t xml:space="preserve"> to </w:t>
+      </w:r>
+      <w:proofErr w:type="spellStart"/>
+      <w:r>
+        <w:rPr>
+          <w:rFonts w:ascii="Arial" w:hAnsi="Arial" w:cs="Arial"/>
+          <w:sz w:val="18"/>
+          <w:szCs w:val="18"/>
+          <w:lang w:val="it-IT"/>
+        </w:rPr>
+        <w:t>this</w:t>
+      </w:r>
+      <w:proofErr w:type="spellEnd"/>
+      <w:r>
+        <w:rPr>
+          <w:rFonts w:ascii="Arial" w:hAnsi="Arial" w:cs="Arial"/>
+          <w:sz w:val="18"/>
+          <w:szCs w:val="18"/>
+          <w:lang w:val="it-IT"/>
+        </w:rPr>
+        <w:t xml:space="preserve"> </w:t>
+      </w:r>
+      <w:proofErr w:type="gramStart"/>
+      <w:r>
+        <w:rPr>
+          <w:rFonts w:ascii="Arial" w:hAnsi="Arial" w:cs="Arial"/>
+          <w:sz w:val="18"/>
+          <w:szCs w:val="18"/>
+          <w:lang w:val="it-IT"/>
+        </w:rPr>
+        <w:t>email</w:t>
+      </w:r>
+      <w:proofErr w:type="gramEnd"/>
+      <w:r>
+        <w:rPr>
+          <w:rFonts w:ascii="Arial" w:hAnsi="Arial" w:cs="Arial"/>
+          <w:sz w:val="18"/>
+          <w:szCs w:val="18"/>
+          <w:lang w:val="it-IT"/>
+        </w:rPr>
+        <w:t xml:space="preserve"> and </w:t>
+      </w:r>
+      <w:proofErr w:type="spellStart"/>
+      <w:r>
+        <w:rPr>
+          <w:rFonts w:ascii="Arial" w:hAnsi="Arial" w:cs="Arial"/>
+          <w:sz w:val="18"/>
+          <w:szCs w:val="18"/>
+          <w:lang w:val="it-IT"/>
+        </w:rPr>
+        <w:t>agreeing</w:t>
+      </w:r>
+      <w:proofErr w:type="spellEnd"/>
+      <w:r>
+        <w:rPr>
+          <w:rFonts w:ascii="Arial" w:hAnsi="Arial" w:cs="Arial"/>
+          <w:sz w:val="18"/>
+          <w:szCs w:val="18"/>
+          <w:lang w:val="it-IT"/>
+        </w:rPr>
+        <w:t xml:space="preserve"> to participate, </w:t>
+      </w:r>
+      <w:proofErr w:type="spellStart"/>
+      <w:r>
+        <w:rPr>
+          <w:rFonts w:ascii="Arial" w:hAnsi="Arial" w:cs="Arial"/>
+          <w:sz w:val="18"/>
+          <w:szCs w:val="18"/>
+          <w:lang w:val="it-IT"/>
+        </w:rPr>
+        <w:t>you</w:t>
+      </w:r>
+      <w:proofErr w:type="spellEnd"/>
+      <w:r>
+        <w:rPr>
+          <w:rFonts w:ascii="Arial" w:hAnsi="Arial" w:cs="Arial"/>
+          <w:sz w:val="18"/>
+          <w:szCs w:val="18"/>
+          <w:lang w:val="it-IT"/>
+        </w:rPr>
+        <w:t xml:space="preserve"> are </w:t>
+      </w:r>
+      <w:proofErr w:type="spellStart"/>
+      <w:r>
+        <w:rPr>
+          <w:rFonts w:ascii="Arial" w:hAnsi="Arial" w:cs="Arial"/>
+          <w:sz w:val="18"/>
+          <w:szCs w:val="18"/>
+          <w:lang w:val="it-IT"/>
+        </w:rPr>
+        <w:t>affirming</w:t>
+      </w:r>
+      <w:proofErr w:type="spellEnd"/>
+      <w:r>
+        <w:rPr>
+          <w:rFonts w:ascii="Arial" w:hAnsi="Arial" w:cs="Arial"/>
+          <w:sz w:val="18"/>
+          <w:szCs w:val="18"/>
+          <w:lang w:val="it-IT"/>
+        </w:rPr>
+        <w:t xml:space="preserve"> the following:</w:t>
+      </w:r>
+    </w:p>
+    <w:p>
+      <w:pPr>
+        <w:rPr>
           <w:rFonts w:ascii="Arial" w:hAnsi="Arial" w:cs="Arial"/>
           <w:sz w:val="18"/>
           <w:szCs w:val="18"/>
@@ -1018,89 +824,87 @@
           <w:numId w:val="1"/>
         </w:numPr>
         <w:rPr>
-          <w:ins w:id="27" w:author="Spencer Smith" w:date="2026-06-12T11:44:00Z" w16du:dateUtc="2026-06-12T15:44:00Z"/>
-          <w:rFonts w:ascii="Arial" w:hAnsi="Arial" w:cs="Arial"/>
-          <w:sz w:val="18"/>
-          <w:szCs w:val="18"/>
-          <w:lang w:val="en-CA"/>
-        </w:rPr>
-      </w:pPr>
-      <w:ins w:id="28" w:author="Spencer Smith" w:date="2026-06-12T11:44:00Z" w16du:dateUtc="2026-06-12T15:44:00Z">
-        <w:r>
-          <w:rPr>
-            <w:rFonts w:ascii="Arial" w:hAnsi="Arial" w:cs="Arial"/>
-            <w:sz w:val="18"/>
-            <w:szCs w:val="18"/>
-            <w:lang w:val="it-IT"/>
-          </w:rPr>
-          <w:t xml:space="preserve">I </w:t>
-        </w:r>
-        <w:proofErr w:type="spellStart"/>
-        <w:r>
-          <w:rPr>
-            <w:rFonts w:ascii="Arial" w:hAnsi="Arial" w:cs="Arial"/>
-            <w:sz w:val="18"/>
-            <w:szCs w:val="18"/>
-            <w:lang w:val="it-IT"/>
-          </w:rPr>
-          <w:t>have</w:t>
-        </w:r>
-        <w:proofErr w:type="spellEnd"/>
-        <w:r>
-          <w:rPr>
-            <w:rFonts w:ascii="Arial" w:hAnsi="Arial" w:cs="Arial"/>
-            <w:sz w:val="18"/>
-            <w:szCs w:val="18"/>
-            <w:lang w:val="it-IT"/>
-          </w:rPr>
-          <w:t xml:space="preserve"> </w:t>
-        </w:r>
-        <w:r>
-          <w:rPr>
-            <w:rFonts w:ascii="Arial" w:hAnsi="Arial" w:cs="Arial"/>
-            <w:sz w:val="18"/>
-            <w:szCs w:val="18"/>
-            <w:lang w:val="en-CA"/>
-          </w:rPr>
-          <w:t>I have read the information presented in the information letter about a</w:t>
-        </w:r>
-        <w:r>
-          <w:rPr>
-            <w:rFonts w:ascii="Arial" w:hAnsi="Arial" w:cs="Arial"/>
-            <w:sz w:val="18"/>
-            <w:szCs w:val="18"/>
-            <w:lang w:val="en-CA"/>
-          </w:rPr>
-          <w:t xml:space="preserve"> </w:t>
-        </w:r>
-        <w:r>
-          <w:rPr>
-            <w:rFonts w:ascii="Arial" w:hAnsi="Arial" w:cs="Arial"/>
-            <w:sz w:val="18"/>
-            <w:szCs w:val="18"/>
-            <w:lang w:val="en-CA"/>
-          </w:rPr>
-          <w:t>study being conducted by</w:t>
-        </w:r>
-        <w:r>
-          <w:rPr>
-            <w:rFonts w:ascii="Arial" w:hAnsi="Arial" w:cs="Arial"/>
-            <w:sz w:val="18"/>
-            <w:szCs w:val="18"/>
-            <w:lang w:val="en-CA"/>
-          </w:rPr>
-          <w:t xml:space="preserve"> Spencer Smith, Christopher Schankula and Ziyang Fang</w:t>
-        </w:r>
-        <w:r>
-          <w:rPr>
-            <w:rFonts w:ascii="Arial" w:hAnsi="Arial" w:cs="Arial"/>
-            <w:sz w:val="18"/>
-            <w:szCs w:val="18"/>
-            <w:lang w:val="en-CA"/>
-          </w:rPr>
-          <w:t xml:space="preserve"> of McMaster University. </w:t>
-        </w:r>
-      </w:ins>
+          <w:rFonts w:ascii="Arial" w:hAnsi="Arial" w:cs="Arial"/>
+          <w:sz w:val="18"/>
+          <w:szCs w:val="18"/>
+          <w:lang w:val="en-CA"/>
+        </w:rPr>
+      </w:pPr>
+      <w:r>
+        <w:rPr>
+          <w:rFonts w:ascii="Arial" w:hAnsi="Arial" w:cs="Arial"/>
+          <w:sz w:val="18"/>
+          <w:szCs w:val="18"/>
+          <w:lang w:val="it-IT"/>
+        </w:rPr>
+        <w:lastRenderedPageBreak/>
+        <w:t xml:space="preserve">I </w:t>
+      </w:r>
+      <w:proofErr w:type="spellStart"/>
+      <w:r>
+        <w:rPr>
+          <w:rFonts w:ascii="Arial" w:hAnsi="Arial" w:cs="Arial"/>
+          <w:sz w:val="18"/>
+          <w:szCs w:val="18"/>
+          <w:lang w:val="it-IT"/>
+        </w:rPr>
+        <w:t>have</w:t>
+      </w:r>
+      <w:proofErr w:type="spellEnd"/>
+      <w:r>
+        <w:rPr>
+          <w:rFonts w:ascii="Arial" w:hAnsi="Arial" w:cs="Arial"/>
+          <w:sz w:val="18"/>
+          <w:szCs w:val="18"/>
+          <w:lang w:val="it-IT"/>
+        </w:rPr>
+        <w:t xml:space="preserve"> </w:t>
+      </w:r>
+      <w:r>
+        <w:rPr>
+          <w:rFonts w:ascii="Arial" w:hAnsi="Arial" w:cs="Arial"/>
+          <w:sz w:val="18"/>
+          <w:szCs w:val="18"/>
+          <w:lang w:val="en-CA"/>
+        </w:rPr>
+        <w:t>I have read the information presented in the information letter about a</w:t>
+      </w:r>
+      <w:r>
+        <w:rPr>
+          <w:rFonts w:ascii="Arial" w:hAnsi="Arial" w:cs="Arial"/>
+          <w:sz w:val="18"/>
+          <w:szCs w:val="18"/>
+          <w:lang w:val="en-CA"/>
+        </w:rPr>
+        <w:t xml:space="preserve"> </w:t>
+      </w:r>
+      <w:r>
+        <w:rPr>
+          <w:rFonts w:ascii="Arial" w:hAnsi="Arial" w:cs="Arial"/>
+          <w:sz w:val="18"/>
+          <w:szCs w:val="18"/>
+          <w:lang w:val="en-CA"/>
+        </w:rPr>
+        <w:t>study being conducted by</w:t>
+      </w:r>
+      <w:r>
+        <w:rPr>
+          <w:rFonts w:ascii="Arial" w:hAnsi="Arial" w:cs="Arial"/>
+          <w:sz w:val="18"/>
+          <w:szCs w:val="18"/>
+          <w:lang w:val="en-CA"/>
+        </w:rPr>
+        <w:t xml:space="preserve"> Spencer Smith, Christopher Schankula and Ziyang Fang</w:t>
+      </w:r>
+      <w:r>
+        <w:rPr>
+          <w:rFonts w:ascii="Arial" w:hAnsi="Arial" w:cs="Arial"/>
+          <w:sz w:val="18"/>
+          <w:szCs w:val="18"/>
+          <w:lang w:val="en-CA"/>
+        </w:rPr>
+        <w:t xml:space="preserve"> of McMaster University. </w:t>
+      </w:r>
     </w:p>
     <w:p>
       <w:pPr>
@@ -1110,43 +914,39 @@
           <w:numId w:val="1"/>
         </w:numPr>
         <w:rPr>
-          <w:ins w:id="29" w:author="Spencer Smith" w:date="2026-06-12T11:44:00Z" w16du:dateUtc="2026-06-12T15:44:00Z"/>
-          <w:rFonts w:ascii="Arial" w:hAnsi="Arial" w:cs="Arial"/>
-          <w:sz w:val="18"/>
-          <w:szCs w:val="18"/>
-          <w:lang w:val="en-CA"/>
-        </w:rPr>
-      </w:pPr>
-      <w:ins w:id="30" w:author="Spencer Smith" w:date="2026-06-12T11:44:00Z" w16du:dateUtc="2026-06-12T15:44:00Z">
-        <w:r>
-          <w:rPr>
-            <w:rFonts w:ascii="Arial" w:hAnsi="Arial" w:cs="Arial"/>
-            <w:sz w:val="18"/>
-            <w:szCs w:val="18"/>
-            <w:lang w:val="en-CA"/>
-          </w:rPr>
-          <w:lastRenderedPageBreak/>
-          <w:t>I have had the opportunity to ask questions about my involvement in this</w:t>
-        </w:r>
-        <w:r>
-          <w:rPr>
-            <w:rFonts w:ascii="Arial" w:hAnsi="Arial" w:cs="Arial"/>
-            <w:sz w:val="18"/>
-            <w:szCs w:val="18"/>
-            <w:lang w:val="en-CA"/>
-          </w:rPr>
-          <w:t xml:space="preserve"> </w:t>
-        </w:r>
-        <w:r>
-          <w:rPr>
-            <w:rFonts w:ascii="Arial" w:hAnsi="Arial" w:cs="Arial"/>
-            <w:sz w:val="18"/>
-            <w:szCs w:val="18"/>
-            <w:lang w:val="en-CA"/>
-          </w:rPr>
-          <w:t>study and to receive additional details I requested.</w:t>
-        </w:r>
-      </w:ins>
+          <w:rFonts w:ascii="Arial" w:hAnsi="Arial" w:cs="Arial"/>
+          <w:sz w:val="18"/>
+          <w:szCs w:val="18"/>
+          <w:lang w:val="en-CA"/>
+        </w:rPr>
+      </w:pPr>
+      <w:r>
+        <w:rPr>
+          <w:rFonts w:ascii="Arial" w:hAnsi="Arial" w:cs="Arial"/>
+          <w:sz w:val="18"/>
+          <w:szCs w:val="18"/>
+          <w:lang w:val="en-CA"/>
+        </w:rPr>
+        <w:t>I have had the opportunity to ask questions about my involvement in this</w:t>
+      </w:r>
+      <w:r>
+        <w:rPr>
+          <w:rFonts w:ascii="Arial" w:hAnsi="Arial" w:cs="Arial"/>
+          <w:sz w:val="18"/>
+          <w:szCs w:val="18"/>
+          <w:lang w:val="en-CA"/>
+        </w:rPr>
+        <w:t xml:space="preserve"> </w:t>
+      </w:r>
+      <w:r>
+        <w:rPr>
+          <w:rFonts w:ascii="Arial" w:hAnsi="Arial" w:cs="Arial"/>
+          <w:sz w:val="18"/>
+          <w:szCs w:val="18"/>
+          <w:lang w:val="en-CA"/>
+        </w:rPr>
+        <w:t>study and to receive additional details I requested.</w:t>
+      </w:r>
     </w:p>
     <w:p>
       <w:pPr>
@@ -1156,60 +956,57 @@
           <w:numId w:val="1"/>
         </w:numPr>
         <w:rPr>
-          <w:ins w:id="31" w:author="Spencer Smith" w:date="2026-06-12T11:44:00Z" w16du:dateUtc="2026-06-12T15:44:00Z"/>
-          <w:rFonts w:ascii="Arial" w:hAnsi="Arial" w:cs="Arial"/>
-          <w:sz w:val="18"/>
-          <w:szCs w:val="18"/>
-          <w:lang w:val="en-CA"/>
-        </w:rPr>
-      </w:pPr>
-      <w:ins w:id="32" w:author="Spencer Smith" w:date="2026-06-12T11:44:00Z" w16du:dateUtc="2026-06-12T15:44:00Z">
-        <w:r>
-          <w:rPr>
-            <w:rFonts w:ascii="Arial" w:hAnsi="Arial" w:cs="Arial"/>
-            <w:sz w:val="18"/>
-            <w:szCs w:val="18"/>
-            <w:lang w:val="en-CA"/>
-          </w:rPr>
-          <w:t>I understand that if I agree to participate in this study, I may withdraw</w:t>
-        </w:r>
-        <w:r>
-          <w:rPr>
-            <w:rFonts w:ascii="Arial" w:hAnsi="Arial" w:cs="Arial"/>
-            <w:sz w:val="18"/>
-            <w:szCs w:val="18"/>
-            <w:lang w:val="en-CA"/>
-          </w:rPr>
-          <w:t xml:space="preserve"> </w:t>
-        </w:r>
-        <w:r>
-          <w:rPr>
-            <w:rFonts w:ascii="Arial" w:hAnsi="Arial" w:cs="Arial"/>
-            <w:sz w:val="18"/>
-            <w:szCs w:val="18"/>
-            <w:lang w:val="en-CA"/>
-          </w:rPr>
-          <w:t xml:space="preserve">from the study at any time or up until </w:t>
-        </w:r>
-        <w:r>
-          <w:rPr>
-            <w:rFonts w:ascii="Arial" w:hAnsi="Arial" w:cs="Arial"/>
-            <w:sz w:val="18"/>
-            <w:szCs w:val="18"/>
-            <w:lang w:val="en-CA"/>
-          </w:rPr>
-          <w:t>July 31, 2026</w:t>
-        </w:r>
-        <w:r>
-          <w:rPr>
-            <w:rFonts w:ascii="Arial" w:hAnsi="Arial" w:cs="Arial"/>
-            <w:sz w:val="18"/>
-            <w:szCs w:val="18"/>
-            <w:lang w:val="en-CA"/>
-          </w:rPr>
-          <w:t xml:space="preserve"> </w:t>
-        </w:r>
-      </w:ins>
+          <w:rFonts w:ascii="Arial" w:hAnsi="Arial" w:cs="Arial"/>
+          <w:sz w:val="18"/>
+          <w:szCs w:val="18"/>
+          <w:lang w:val="en-CA"/>
+        </w:rPr>
+      </w:pPr>
+      <w:r>
+        <w:rPr>
+          <w:rFonts w:ascii="Arial" w:hAnsi="Arial" w:cs="Arial"/>
+          <w:sz w:val="18"/>
+          <w:szCs w:val="18"/>
+          <w:lang w:val="en-CA"/>
+        </w:rPr>
+        <w:t>I understand that if I agree to participate in this study, I may withdraw</w:t>
+      </w:r>
+      <w:r>
+        <w:rPr>
+          <w:rFonts w:ascii="Arial" w:hAnsi="Arial" w:cs="Arial"/>
+          <w:sz w:val="18"/>
+          <w:szCs w:val="18"/>
+          <w:lang w:val="en-CA"/>
+        </w:rPr>
+        <w:t xml:space="preserve"> </w:t>
+      </w:r>
+      <w:r>
+        <w:rPr>
+          <w:rFonts w:ascii="Arial" w:hAnsi="Arial" w:cs="Arial"/>
+          <w:sz w:val="18"/>
+          <w:szCs w:val="18"/>
+          <w:lang w:val="en-CA"/>
+        </w:rPr>
+        <w:t xml:space="preserve">from the study at any time or up until </w:t>
+      </w:r>
+      <w:r>
+        <w:rPr>
+          <w:rFonts w:ascii="Arial" w:hAnsi="Arial" w:cs="Arial"/>
+          <w:sz w:val="18"/>
+          <w:szCs w:val="18"/>
+          <w:lang w:val="en-CA"/>
+        </w:rPr>
+        <w:t>July 31, 2026</w:t>
+      </w:r>
+      <w:r>
+        <w:rPr>
+          <w:rFonts w:ascii="Arial" w:hAnsi="Arial" w:cs="Arial"/>
+          <w:sz w:val="18"/>
+          <w:szCs w:val="18"/>
+          <w:lang w:val="en-CA"/>
+        </w:rPr>
+        <w:t xml:space="preserve"> </w:t>
+      </w:r>
     </w:p>
     <w:p>
       <w:pPr>
@@ -1219,42 +1016,39 @@
           <w:numId w:val="1"/>
         </w:numPr>
         <w:rPr>
-          <w:ins w:id="33" w:author="Spencer Smith" w:date="2026-06-12T11:44:00Z" w16du:dateUtc="2026-06-12T15:44:00Z"/>
-          <w:rFonts w:ascii="Arial" w:hAnsi="Arial" w:cs="Arial"/>
-          <w:sz w:val="18"/>
-          <w:szCs w:val="18"/>
-          <w:lang w:val="en-CA"/>
-        </w:rPr>
-      </w:pPr>
-      <w:ins w:id="34" w:author="Spencer Smith" w:date="2026-06-12T11:44:00Z" w16du:dateUtc="2026-06-12T15:44:00Z">
-        <w:r>
-          <w:rPr>
-            <w:rFonts w:ascii="Arial" w:hAnsi="Arial" w:cs="Arial"/>
-            <w:sz w:val="18"/>
-            <w:szCs w:val="18"/>
-            <w:lang w:val="en-CA"/>
-          </w:rPr>
-          <w:t xml:space="preserve">I have a copy of this </w:t>
-        </w:r>
-        <w:r>
-          <w:rPr>
-            <w:rFonts w:ascii="Arial" w:hAnsi="Arial" w:cs="Arial"/>
-            <w:sz w:val="18"/>
-            <w:szCs w:val="18"/>
-            <w:lang w:val="en-CA"/>
-          </w:rPr>
-          <w:t>e-mail and the letter of information</w:t>
-        </w:r>
-        <w:r>
-          <w:rPr>
-            <w:rFonts w:ascii="Arial" w:hAnsi="Arial" w:cs="Arial"/>
-            <w:sz w:val="18"/>
-            <w:szCs w:val="18"/>
-            <w:lang w:val="en-CA"/>
-          </w:rPr>
-          <w:t xml:space="preserve">. </w:t>
-        </w:r>
-      </w:ins>
+          <w:rFonts w:ascii="Arial" w:hAnsi="Arial" w:cs="Arial"/>
+          <w:sz w:val="18"/>
+          <w:szCs w:val="18"/>
+          <w:lang w:val="en-CA"/>
+        </w:rPr>
+      </w:pPr>
+      <w:r>
+        <w:rPr>
+          <w:rFonts w:ascii="Arial" w:hAnsi="Arial" w:cs="Arial"/>
+          <w:sz w:val="18"/>
+          <w:szCs w:val="18"/>
+          <w:lang w:val="en-CA"/>
+        </w:rPr>
+        <w:t xml:space="preserve">I have a copy of this </w:t>
+      </w:r>
+      <w:r>
+        <w:rPr>
+          <w:rFonts w:ascii="Arial" w:hAnsi="Arial" w:cs="Arial"/>
+          <w:sz w:val="18"/>
+          <w:szCs w:val="18"/>
+          <w:lang w:val="en-CA"/>
+        </w:rPr>
+        <w:t>e-mail and the letter of information</w:t>
+      </w:r>
+      <w:r>
+        <w:rPr>
+          <w:rFonts w:ascii="Arial" w:hAnsi="Arial" w:cs="Arial"/>
+          <w:sz w:val="18"/>
+          <w:szCs w:val="18"/>
+          <w:lang w:val="en-CA"/>
+        </w:rPr>
+        <w:t xml:space="preserve">. </w:t>
+      </w:r>
     </w:p>
     <w:p>
       <w:pPr>
@@ -1264,24 +1058,21 @@
           <w:numId w:val="1"/>
         </w:numPr>
         <w:rPr>
-          <w:ins w:id="35" w:author="Spencer Smith" w:date="2026-06-12T11:44:00Z" w16du:dateUtc="2026-06-12T15:44:00Z"/>
-          <w:rFonts w:ascii="Arial" w:hAnsi="Arial" w:cs="Arial"/>
-          <w:sz w:val="18"/>
-          <w:szCs w:val="18"/>
-          <w:lang w:val="en-CA"/>
-        </w:rPr>
-      </w:pPr>
-      <w:ins w:id="36" w:author="Spencer Smith" w:date="2026-06-12T11:44:00Z" w16du:dateUtc="2026-06-12T15:44:00Z">
-        <w:r>
-          <w:rPr>
-            <w:rFonts w:ascii="Arial" w:hAnsi="Arial" w:cs="Arial"/>
-            <w:sz w:val="18"/>
-            <w:szCs w:val="18"/>
-            <w:lang w:val="en-CA"/>
-          </w:rPr>
-          <w:t>I agree to participate in the study.</w:t>
-        </w:r>
-      </w:ins>
+          <w:rFonts w:ascii="Arial" w:hAnsi="Arial" w:cs="Arial"/>
+          <w:sz w:val="18"/>
+          <w:szCs w:val="18"/>
+          <w:lang w:val="en-CA"/>
+        </w:rPr>
+      </w:pPr>
+      <w:r>
+        <w:rPr>
+          <w:rFonts w:ascii="Arial" w:hAnsi="Arial" w:cs="Arial"/>
+          <w:sz w:val="18"/>
+          <w:szCs w:val="18"/>
+          <w:lang w:val="en-CA"/>
+        </w:rPr>
+        <w:t>I agree to participate in the study.</w:t>
+      </w:r>
     </w:p>
     <w:p>
       <w:pPr>
@@ -1666,7 +1457,7 @@
 </file>
 
 <file path=word/numbering.xml><?xml version="1.0" encoding="utf-8"?>
-<w:numbering xmlns:wpc="http://schemas.microsoft.com/office/word/2010/wordprocessingCanvas" xmlns:cx="http://schemas.microsoft.com/office/drawing/2014/chartex" xmlns:cx1="http://schemas.microsoft.com/office/drawing/2015/9/8/chartex" xmlns:cx2="http://schemas.microsoft.com/office/drawing/2015/10/21/chartex" xmlns:cx3="http://schemas.microsoft.com/office/drawing/2016/5/9/chartex" xmlns:cx4="http://schemas.microsoft.com/office/drawing/2016/5/10/chartex" xmlns:cx5="http://schemas.microsoft.com/office/drawing/2016/5/11/chartex" xmlns:cx6="http://schemas.microsoft.com/office/drawing/2016/5/12/chartex" xmlns:cx7="http://schemas.microsoft.com/office/drawing/2016/5/13/chartex" xmlns:cx8="http://schemas.microsoft.com/office/drawing/2016/5/14/chartex" xmlns:mc="http://schemas.openxmlformats.org/markup-compatibility/2006" xmlns:aink="http://schemas.microsoft.com/office/drawing/2016/ink" xmlns:am3d="http://schemas.microsoft.com/office/drawing/2017/model3d" xmlns:o="urn:schemas-microsoft-com:office:office" xmlns:oel="http://schemas.microsoft.com/office/2019/extlst" xmlns:r="http://schemas.openxmlformats.org/officeDocument/2006/relationships" xmlns:m="http://schemas.openxmlformats.org/officeDocument/2006/math" xmlns:v="urn:schemas-microsoft-com:vml" xmlns:wp14="http://schemas.microsoft.com/office/word/2010/wordprocessingDrawing" xmlns:wp="http://schemas.openxmlformats.org/drawingml/2006/wordprocessingDrawing" xmlns:w10="urn:schemas-microsoft-com:office:word" xmlns:w="http://schemas.openxmlformats.org/wordprocessingml/2006/main" xmlns:w14="http://schemas.microsoft.com/office/word/2010/wordml" xmlns:w15="http://schemas.microsoft.com/office/word/2012/wordml" xmlns:w16cex="http://schemas.microsoft.com/office/word/2018/wordml/cex" xmlns:w16cid="http://schemas.microsoft.com/office/word/2016/wordml/cid" xmlns:w16="http://schemas.microsoft.com/office/word/2018/wordml" xmlns:w16du="http://schemas.microsoft.com/office/word/2023/wordml/word16du" xmlns:w16sdtdh="http://schemas.microsoft.com/office/word/2020/wordml/sdtdatahash" xmlns:w16sdtfl="http://schemas.microsoft.com/office/word/2024/wordml/sdtformatlock" xmlns:w16se="http://schemas.microsoft.com/office/word/2015/wordml/symex" xmlns:wpg="http://schemas.microsoft.com/office/word/2010/wordprocessingGroup" xmlns:wpi="http://schemas.microsoft.com/office/word/2010/wordprocessingInk" xmlns:wne="http://schemas.microsoft.com/office/word/2006/wordml" xmlns:wps="http://schemas.microsoft.com/office/word/2010/wordprocessingShape" mc:Ignorable="w14 w15 w16se w16cid w16 w16cex w16sdtdh w16sdtfl w16du wp14">
+<w:numbering xmlns:wpc="http://schemas.microsoft.com/office/word/2010/wordprocessingCanvas" xmlns:cx="http://schemas.microsoft.com/office/drawing/2014/chartex" xmlns:cx1="http://schemas.microsoft.com/office/drawing/2015/9/8/chartex" xmlns:cx2="http://schemas.microsoft.com/office/drawing/2015/10/21/chartex" xmlns:cx3="http://schemas.microsoft.com/office/drawing/2016/5/9/chartex" xmlns:cx4="http://schemas.microsoft.com/office/drawing/2016/5/10/chartex" xmlns:cx5="http://schemas.microsoft.com/office/drawing/2016/5/11/chartex" xmlns:cx6="http://schemas.microsoft.com/office/drawing/2016/5/12/chartex" xmlns:cx7="http://schemas.microsoft.com/office/drawing/2016/5/13/chartex" xmlns:cx8="http://schemas.microsoft.com/office/drawing/2016/5/14/chartex" xmlns:mc="http://schemas.openxmlformats.org/markup-compatibility/2006" xmlns:m="http://schemas.openxmlformats.org/officeDocument/2006/math" xmlns:aink="http://schemas.microsoft.com/office/drawing/2016/ink" xmlns:am3d="http://schemas.microsoft.com/office/drawing/2017/model3d" xmlns:oel="http://schemas.microsoft.com/office/2019/extlst" xmlns:r="http://schemas.openxmlformats.org/officeDocument/2006/relationships" xmlns:wp14="http://schemas.microsoft.com/office/word/2010/wordprocessingDrawing" xmlns:wp="http://schemas.openxmlformats.org/drawingml/2006/wordprocessingDrawing" xmlns:wpg="http://schemas.microsoft.com/office/word/2010/wordprocessingGroup" xmlns:wpi="http://schemas.microsoft.com/office/word/2010/wordprocessingInk" xmlns:wps="http://schemas.microsoft.com/office/word/2010/wordprocessingShape" xmlns:o="urn:schemas-microsoft-com:office:office" xmlns:v="urn:schemas-microsoft-com:vml" xmlns:w10="urn:schemas-microsoft-com:office:word" xmlns:w="http://schemas.openxmlformats.org/wordprocessingml/2006/main" xmlns:w14="http://schemas.microsoft.com/office/word/2010/wordml" xmlns:w15="http://schemas.microsoft.com/office/word/2012/wordml" xmlns:w16cex="http://schemas.microsoft.com/office/word/2018/wordml/cex" xmlns:w16cid="http://schemas.microsoft.com/office/word/2016/wordml/cid" xmlns:w16="http://schemas.microsoft.com/office/word/2018/wordml" xmlns:w16sdtdh="http://schemas.microsoft.com/office/word/2020/wordml/sdtdatahash" xmlns:w16sdtfl="http://schemas.microsoft.com/office/word/2024/wordml/sdtformatlock" xmlns:w16se="http://schemas.microsoft.com/office/word/2015/wordml/symex" xmlns:w16du="http://schemas.microsoft.com/office/word/2023/wordml/word16du" xmlns:wne="http://schemas.microsoft.com/office/word/2006/wordml" mc:Ignorable="w14 w15 w16se w16cid w16 w16cex w16sdtdh w16sdtfl w16du wp14">
   <w:abstractNum w:abstractNumId="0" w15:restartNumberingAfterBreak="0">
     <w:nsid w:val="075D1A00"/>
     <w:multiLevelType w:val="hybridMultilevel"/>
@@ -1787,7 +1578,7 @@
 </file>
 
 <file path=word/people.xml><?xml version="1.0" encoding="utf-8"?>
-<w15:people xmlns:wpc="http://schemas.microsoft.com/office/word/2010/wordprocessingCanvas" xmlns:cx="http://schemas.microsoft.com/office/drawing/2014/chartex" xmlns:cx1="http://schemas.microsoft.com/office/drawing/2015/9/8/chartex" xmlns:cx2="http://schemas.microsoft.com/office/drawing/2015/10/21/chartex" xmlns:cx3="http://schemas.microsoft.com/office/drawing/2016/5/9/chartex" xmlns:cx4="http://schemas.microsoft.com/office/drawing/2016/5/10/chartex" xmlns:cx5="http://schemas.microsoft.com/office/drawing/2016/5/11/chartex" xmlns:cx6="http://schemas.microsoft.com/office/drawing/2016/5/12/chartex" xmlns:cx7="http://schemas.microsoft.com/office/drawing/2016/5/13/chartex" xmlns:cx8="http://schemas.microsoft.com/office/drawing/2016/5/14/chartex" xmlns:mc="http://schemas.openxmlformats.org/markup-compatibility/2006" xmlns:aink="http://schemas.microsoft.com/office/drawing/2016/ink" xmlns:am3d="http://schemas.microsoft.com/office/drawing/2017/model3d" xmlns:o="urn:schemas-microsoft-com:office:office" xmlns:oel="http://schemas.microsoft.com/office/2019/extlst" xmlns:r="http://schemas.openxmlformats.org/officeDocument/2006/relationships" xmlns:m="http://schemas.openxmlformats.org/officeDocument/2006/math" xmlns:v="urn:schemas-microsoft-com:vml" xmlns:wp14="http://schemas.microsoft.com/office/word/2010/wordprocessingDrawing" xmlns:wp="http://schemas.openxmlformats.org/drawingml/2006/wordprocessingDrawing" xmlns:w10="urn:schemas-microsoft-com:office:word" xmlns:w="http://schemas.openxmlformats.org/wordprocessingml/2006/main" xmlns:w14="http://schemas.microsoft.com/office/word/2010/wordml" xmlns:w15="http://schemas.microsoft.com/office/word/2012/wordml" xmlns:w16cex="http://schemas.microsoft.com/office/word/2018/wordml/cex" xmlns:w16cid="http://schemas.microsoft.com/office/word/2016/wordml/cid" xmlns:w16="http://schemas.microsoft.com/office/word/2018/wordml" xmlns:w16du="http://schemas.microsoft.com/office/word/2023/wordml/word16du" xmlns:w16sdtdh="http://schemas.microsoft.com/office/word/2020/wordml/sdtdatahash" xmlns:w16sdtfl="http://schemas.microsoft.com/office/word/2024/wordml/sdtformatlock" xmlns:w16se="http://schemas.microsoft.com/office/word/2015/wordml/symex" xmlns:wpg="http://schemas.microsoft.com/office/word/2010/wordprocessingGroup" xmlns:wpi="http://schemas.microsoft.com/office/word/2010/wordprocessingInk" xmlns:wne="http://schemas.microsoft.com/office/word/2006/wordml" xmlns:wps="http://schemas.microsoft.com/office/word/2010/wordprocessingShape" mc:Ignorable="w14 w15 w16se w16cid w16 w16cex w16sdtdh w16sdtfl w16du wp14">
+<w15:people xmlns:wpc="http://schemas.microsoft.com/office/word/2010/wordprocessingCanvas" xmlns:cx="http://schemas.microsoft.com/office/drawing/2014/chartex" xmlns:cx1="http://schemas.microsoft.com/office/drawing/2015/9/8/chartex" xmlns:cx2="http://schemas.microsoft.com/office/drawing/2015/10/21/chartex" xmlns:cx3="http://schemas.microsoft.com/office/drawing/2016/5/9/chartex" xmlns:cx4="http://schemas.microsoft.com/office/drawing/2016/5/10/chartex" xmlns:cx5="http://schemas.microsoft.com/office/drawing/2016/5/11/chartex" xmlns:cx6="http://schemas.microsoft.com/office/drawing/2016/5/12/chartex" xmlns:cx7="http://schemas.microsoft.com/office/drawing/2016/5/13/chartex" xmlns:cx8="http://schemas.microsoft.com/office/drawing/2016/5/14/chartex" xmlns:mc="http://schemas.openxmlformats.org/markup-compatibility/2006" xmlns:m="http://schemas.openxmlformats.org/officeDocument/2006/math" xmlns:aink="http://schemas.microsoft.com/office/drawing/2016/ink" xmlns:am3d="http://schemas.microsoft.com/office/drawing/2017/model3d" xmlns:oel="http://schemas.microsoft.com/office/2019/extlst" xmlns:r="http://schemas.openxmlformats.org/officeDocument/2006/relationships" xmlns:wp14="http://schemas.microsoft.com/office/word/2010/wordprocessingDrawing" xmlns:wp="http://schemas.openxmlformats.org/drawingml/2006/wordprocessingDrawing" xmlns:wpg="http://schemas.microsoft.com/office/word/2010/wordprocessingGroup" xmlns:wpi="http://schemas.microsoft.com/office/word/2010/wordprocessingInk" xmlns:wps="http://schemas.microsoft.com/office/word/2010/wordprocessingShape" xmlns:o="urn:schemas-microsoft-com:office:office" xmlns:v="urn:schemas-microsoft-com:vml" xmlns:w10="urn:schemas-microsoft-com:office:word" xmlns:w="http://schemas.openxmlformats.org/wordprocessingml/2006/main" xmlns:w14="http://schemas.microsoft.com/office/word/2010/wordml" xmlns:w15="http://schemas.microsoft.com/office/word/2012/wordml" xmlns:w16cex="http://schemas.microsoft.com/office/word/2018/wordml/cex" xmlns:w16cid="http://schemas.microsoft.com/office/word/2016/wordml/cid" xmlns:w16="http://schemas.microsoft.com/office/word/2018/wordml" xmlns:w16sdtdh="http://schemas.microsoft.com/office/word/2020/wordml/sdtdatahash" xmlns:w16sdtfl="http://schemas.microsoft.com/office/word/2024/wordml/sdtformatlock" xmlns:w16se="http://schemas.microsoft.com/office/word/2015/wordml/symex" xmlns:w16du="http://schemas.microsoft.com/office/word/2023/wordml/word16du" xmlns:wne="http://schemas.microsoft.com/office/word/2006/wordml" mc:Ignorable="w14 w15 w16se w16cid w16 w16cex w16sdtdh w16sdtfl w16du wp14">
   <w15:person w15:author="Spencer Smith">
     <w15:presenceInfo w15:providerId="AD" w15:userId="S::smiths@mcmaster.ca::80185a1f-9ef1-4a10-a8cf-0d62d99a8080"/>
   </w15:person>
@@ -1795,7 +1586,7 @@
 </file>
 
 <file path=word/styles.xml><?xml version="1.0" encoding="utf-8"?>
-<w:styles xmlns:mc="http://schemas.openxmlformats.org/markup-compatibility/2006" xmlns:r="http://schemas.openxmlformats.org/officeDocument/2006/relationships" xmlns:w="http://schemas.openxmlformats.org/wordprocessingml/2006/main" xmlns:w14="http://schemas.microsoft.com/office/word/2010/wordml" xmlns:w15="http://schemas.microsoft.com/office/word/2012/wordml" xmlns:w16cex="http://schemas.microsoft.com/office/word/2018/wordml/cex" xmlns:w16cid="http://schemas.microsoft.com/office/word/2016/wordml/cid" xmlns:w16="http://schemas.microsoft.com/office/word/2018/wordml" xmlns:w16du="http://schemas.microsoft.com/office/word/2023/wordml/word16du" xmlns:w16sdtdh="http://schemas.microsoft.com/office/word/2020/wordml/sdtdatahash" xmlns:w16sdtfl="http://schemas.microsoft.com/office/word/2024/wordml/sdtformatlock" xmlns:w16se="http://schemas.microsoft.com/office/word/2015/wordml/symex" mc:Ignorable="w14 w15 w16se w16cid w16 w16cex w16sdtdh w16sdtfl w16du">
+<w:styles xmlns:mc="http://schemas.openxmlformats.org/markup-compatibility/2006" xmlns:r="http://schemas.openxmlformats.org/officeDocument/2006/relationships" xmlns:w="http://schemas.openxmlformats.org/wordprocessingml/2006/main" xmlns:w14="http://schemas.microsoft.com/office/word/2010/wordml" xmlns:w15="http://schemas.microsoft.com/office/word/2012/wordml" xmlns:w16cex="http://schemas.microsoft.com/office/word/2018/wordml/cex" xmlns:w16cid="http://schemas.microsoft.com/office/word/2016/wordml/cid" xmlns:w16="http://schemas.microsoft.com/office/word/2018/wordml" xmlns:w16sdtdh="http://schemas.microsoft.com/office/word/2020/wordml/sdtdatahash" xmlns:w16sdtfl="http://schemas.microsoft.com/office/word/2024/wordml/sdtformatlock" xmlns:w16se="http://schemas.microsoft.com/office/word/2015/wordml/symex" xmlns:w16du="http://schemas.microsoft.com/office/word/2023/wordml/word16du" mc:Ignorable="w14 w15 w16se w16cid w16 w16cex w16sdtdh w16sdtfl w16du">
   <w:docDefaults>
     <w:rPrDefault>
       <w:rPr>
@@ -2199,6 +1990,7 @@
   <w:style w:type="character" w:default="1" w:styleId="DefaultParagraphFont">
     <w:name w:val="Default Paragraph Font"/>
     <w:uiPriority w:val="1"/>
+    <w:semiHidden/>
     <w:unhideWhenUsed/>
   </w:style>
   <w:style w:type="table" w:default="1" w:styleId="TableNormal">

--- a/StateOfPractice/MACREM-2026/SupportingDocuments/RecruitingScript_FollowUpEmail.docx
+++ b/StateOfPractice/MACREM-2026/SupportingDocuments/RecruitingScript_FollowUpEmail.docx
@@ -330,9 +330,6 @@
         <w:rPr>
           <w:rFonts w:ascii="Arial" w:hAnsi="Arial" w:cs="Arial"/>
           <w:sz w:val="20"/>
-          <w:rPrChange w:id="0" w:author="Spencer Smith" w:date="2026-06-18T22:14:00Z" w16du:dateUtc="2026-06-19T02:14:00Z">
-            <w:rPr/>
-          </w:rPrChange>
         </w:rPr>
       </w:pPr>
       <w:r>
@@ -405,80 +402,62 @@
         </w:rPr>
         <w:t>If you choose to participate in the study, please let me know</w:t>
       </w:r>
-      <w:del w:id="1" w:author="Spencer Smith" w:date="2026-06-18T22:14:00Z" w16du:dateUtc="2026-06-19T02:14:00Z">
-        <w:r>
-          <w:rPr>
-            <w:rFonts w:ascii="Arial" w:hAnsi="Arial" w:cs="Arial"/>
-            <w:sz w:val="20"/>
-          </w:rPr>
-          <w:delText xml:space="preserve"> that I have your consent</w:delText>
-        </w:r>
-        <w:r>
-          <w:rPr>
-            <w:rFonts w:ascii="Arial" w:hAnsi="Arial" w:cs="Arial"/>
-            <w:sz w:val="20"/>
-          </w:rPr>
-          <w:delText xml:space="preserve"> by responding to this email</w:delText>
-        </w:r>
-      </w:del>
-      <w:ins w:id="2" w:author="Spencer Smith" w:date="2026-06-18T22:14:00Z" w16du:dateUtc="2026-06-19T02:14:00Z">
-        <w:r>
-          <w:rPr>
-            <w:rFonts w:ascii="Arial" w:hAnsi="Arial" w:cs="Arial"/>
-            <w:sz w:val="20"/>
-          </w:rPr>
-          <w:t xml:space="preserve"> </w:t>
-        </w:r>
-        <w:r>
-          <w:rPr>
-            <w:rFonts w:ascii="Arial" w:hAnsi="Arial" w:cs="Arial"/>
-            <w:sz w:val="20"/>
-          </w:rPr>
-          <w:t>by responding to this email and stating that you want to participate in</w:t>
-        </w:r>
-        <w:r>
-          <w:rPr>
-            <w:rFonts w:ascii="Arial" w:hAnsi="Arial" w:cs="Arial"/>
-            <w:sz w:val="20"/>
-          </w:rPr>
-          <w:t xml:space="preserve"> </w:t>
-        </w:r>
-        <w:r>
-          <w:rPr>
-            <w:rFonts w:ascii="Arial" w:hAnsi="Arial" w:cs="Arial"/>
-            <w:sz w:val="20"/>
-          </w:rPr>
-          <w:t xml:space="preserve">the study. Also, if you have any questions </w:t>
-        </w:r>
-        <w:r>
-          <w:rPr>
-            <w:rFonts w:ascii="Arial" w:hAnsi="Arial" w:cs="Arial"/>
-            <w:sz w:val="20"/>
-          </w:rPr>
-          <w:t xml:space="preserve">that </w:t>
-        </w:r>
-        <w:r>
-          <w:rPr>
-            <w:rFonts w:ascii="Arial" w:hAnsi="Arial" w:cs="Arial"/>
-            <w:sz w:val="20"/>
-          </w:rPr>
-          <w:t>you wanted answered before deciding</w:t>
-        </w:r>
-        <w:r>
-          <w:rPr>
-            <w:rFonts w:ascii="Arial" w:hAnsi="Arial" w:cs="Arial"/>
-            <w:sz w:val="20"/>
-          </w:rPr>
-          <w:t xml:space="preserve"> </w:t>
-        </w:r>
-        <w:r>
-          <w:rPr>
-            <w:rFonts w:ascii="Arial" w:hAnsi="Arial" w:cs="Arial"/>
-            <w:sz w:val="20"/>
-          </w:rPr>
-          <w:t>to participate, please let us know</w:t>
-        </w:r>
-      </w:ins>
+      <w:r>
+        <w:rPr>
+          <w:rFonts w:ascii="Arial" w:hAnsi="Arial" w:cs="Arial"/>
+          <w:sz w:val="20"/>
+        </w:rPr>
+        <w:t xml:space="preserve"> </w:t>
+      </w:r>
+      <w:r>
+        <w:rPr>
+          <w:rFonts w:ascii="Arial" w:hAnsi="Arial" w:cs="Arial"/>
+          <w:sz w:val="20"/>
+        </w:rPr>
+        <w:t>by responding to this email and stating that you want to participate in</w:t>
+      </w:r>
+      <w:r>
+        <w:rPr>
+          <w:rFonts w:ascii="Arial" w:hAnsi="Arial" w:cs="Arial"/>
+          <w:sz w:val="20"/>
+        </w:rPr>
+        <w:t xml:space="preserve"> </w:t>
+      </w:r>
+      <w:r>
+        <w:rPr>
+          <w:rFonts w:ascii="Arial" w:hAnsi="Arial" w:cs="Arial"/>
+          <w:sz w:val="20"/>
+        </w:rPr>
+        <w:t xml:space="preserve">the study. Also, if you have any questions </w:t>
+      </w:r>
+      <w:r>
+        <w:rPr>
+          <w:rFonts w:ascii="Arial" w:hAnsi="Arial" w:cs="Arial"/>
+          <w:sz w:val="20"/>
+        </w:rPr>
+        <w:t xml:space="preserve">that </w:t>
+      </w:r>
+      <w:r>
+        <w:rPr>
+          <w:rFonts w:ascii="Arial" w:hAnsi="Arial" w:cs="Arial"/>
+          <w:sz w:val="20"/>
+        </w:rPr>
+        <w:t>you wanted answered before deciding</w:t>
+      </w:r>
+      <w:r>
+        <w:rPr>
+          <w:rFonts w:ascii="Arial" w:hAnsi="Arial" w:cs="Arial"/>
+          <w:sz w:val="20"/>
+        </w:rPr>
+        <w:t xml:space="preserve"> </w:t>
+      </w:r>
+      <w:r>
+        <w:rPr>
+          <w:rFonts w:ascii="Arial" w:hAnsi="Arial" w:cs="Arial"/>
+          <w:sz w:val="20"/>
+        </w:rPr>
+        <w:t>to participate, please let us know</w:t>
+      </w:r>
       <w:r>
         <w:rPr>
           <w:rFonts w:ascii="Arial" w:hAnsi="Arial" w:cs="Arial"/>
@@ -1575,14 +1554,6 @@
     <w:abstractNumId w:val="0"/>
   </w:num>
 </w:numbering>
-</file>
-
-<file path=word/people.xml><?xml version="1.0" encoding="utf-8"?>
-<w15:people xmlns:wpc="http://schemas.microsoft.com/office/word/2010/wordprocessingCanvas" xmlns:cx="http://schemas.microsoft.com/office/drawing/2014/chartex" xmlns:cx1="http://schemas.microsoft.com/office/drawing/2015/9/8/chartex" xmlns:cx2="http://schemas.microsoft.com/office/drawing/2015/10/21/chartex" xmlns:cx3="http://schemas.microsoft.com/office/drawing/2016/5/9/chartex" xmlns:cx4="http://schemas.microsoft.com/office/drawing/2016/5/10/chartex" xmlns:cx5="http://schemas.microsoft.com/office/drawing/2016/5/11/chartex" xmlns:cx6="http://schemas.microsoft.com/office/drawing/2016/5/12/chartex" xmlns:cx7="http://schemas.microsoft.com/office/drawing/2016/5/13/chartex" xmlns:cx8="http://schemas.microsoft.com/office/drawing/2016/5/14/chartex" xmlns:mc="http://schemas.openxmlformats.org/markup-compatibility/2006" xmlns:m="http://schemas.openxmlformats.org/officeDocument/2006/math" xmlns:aink="http://schemas.microsoft.com/office/drawing/2016/ink" xmlns:am3d="http://schemas.microsoft.com/office/drawing/2017/model3d" xmlns:oel="http://schemas.microsoft.com/office/2019/extlst" xmlns:r="http://schemas.openxmlformats.org/officeDocument/2006/relationships" xmlns:wp14="http://schemas.microsoft.com/office/word/2010/wordprocessingDrawing" xmlns:wp="http://schemas.openxmlformats.org/drawingml/2006/wordprocessingDrawing" xmlns:wpg="http://schemas.microsoft.com/office/word/2010/wordprocessingGroup" xmlns:wpi="http://schemas.microsoft.com/office/word/2010/wordprocessingInk" xmlns:wps="http://schemas.microsoft.com/office/word/2010/wordprocessingShape" xmlns:o="urn:schemas-microsoft-com:office:office" xmlns:v="urn:schemas-microsoft-com:vml" xmlns:w10="urn:schemas-microsoft-com:office:word" xmlns:w="http://schemas.openxmlformats.org/wordprocessingml/2006/main" xmlns:w14="http://schemas.microsoft.com/office/word/2010/wordml" xmlns:w15="http://schemas.microsoft.com/office/word/2012/wordml" xmlns:w16cex="http://schemas.microsoft.com/office/word/2018/wordml/cex" xmlns:w16cid="http://schemas.microsoft.com/office/word/2016/wordml/cid" xmlns:w16="http://schemas.microsoft.com/office/word/2018/wordml" xmlns:w16sdtdh="http://schemas.microsoft.com/office/word/2020/wordml/sdtdatahash" xmlns:w16sdtfl="http://schemas.microsoft.com/office/word/2024/wordml/sdtformatlock" xmlns:w16se="http://schemas.microsoft.com/office/word/2015/wordml/symex" xmlns:w16du="http://schemas.microsoft.com/office/word/2023/wordml/word16du" xmlns:wne="http://schemas.microsoft.com/office/word/2006/wordml" mc:Ignorable="w14 w15 w16se w16cid w16 w16cex w16sdtdh w16sdtfl w16du wp14">
-  <w15:person w15:author="Spencer Smith">
-    <w15:presenceInfo w15:providerId="AD" w15:userId="S::smiths@mcmaster.ca::80185a1f-9ef1-4a10-a8cf-0d62d99a8080"/>
-  </w15:person>
-</w15:people>
 </file>
 
 <file path=word/styles.xml><?xml version="1.0" encoding="utf-8"?>

--- a/StateOfPractice/MACREM-2026/SupportingDocuments/RecruitingScript_FollowUpEmail.docx
+++ b/StateOfPractice/MACREM-2026/SupportingDocuments/RecruitingScript_FollowUpEmail.docx
@@ -1,6 +1,6 @@
 
 <file path=word/document.xml><?xml version="1.0" encoding="utf-8"?>
-<w:document xmlns:wpc="http://schemas.microsoft.com/office/word/2010/wordprocessingCanvas" xmlns:cx="http://schemas.microsoft.com/office/drawing/2014/chartex" xmlns:cx1="http://schemas.microsoft.com/office/drawing/2015/9/8/chartex" xmlns:cx2="http://schemas.microsoft.com/office/drawing/2015/10/21/chartex" xmlns:cx3="http://schemas.microsoft.com/office/drawing/2016/5/9/chartex" xmlns:cx4="http://schemas.microsoft.com/office/drawing/2016/5/10/chartex" xmlns:cx5="http://schemas.microsoft.com/office/drawing/2016/5/11/chartex" xmlns:cx6="http://schemas.microsoft.com/office/drawing/2016/5/12/chartex" xmlns:cx7="http://schemas.microsoft.com/office/drawing/2016/5/13/chartex" xmlns:cx8="http://schemas.microsoft.com/office/drawing/2016/5/14/chartex" xmlns:mc="http://schemas.openxmlformats.org/markup-compatibility/2006" xmlns:m="http://schemas.openxmlformats.org/officeDocument/2006/math" xmlns:aink="http://schemas.microsoft.com/office/drawing/2016/ink" xmlns:am3d="http://schemas.microsoft.com/office/drawing/2017/model3d" xmlns:oel="http://schemas.microsoft.com/office/2019/extlst" xmlns:r="http://schemas.openxmlformats.org/officeDocument/2006/relationships" xmlns:wp14="http://schemas.microsoft.com/office/word/2010/wordprocessingDrawing" xmlns:wp="http://schemas.openxmlformats.org/drawingml/2006/wordprocessingDrawing" xmlns:wpg="http://schemas.microsoft.com/office/word/2010/wordprocessingGroup" xmlns:wpi="http://schemas.microsoft.com/office/word/2010/wordprocessingInk" xmlns:wps="http://schemas.microsoft.com/office/word/2010/wordprocessingShape" xmlns:o="urn:schemas-microsoft-com:office:office" xmlns:v="urn:schemas-microsoft-com:vml" xmlns:w10="urn:schemas-microsoft-com:office:word" xmlns:w="http://schemas.openxmlformats.org/wordprocessingml/2006/main" xmlns:w14="http://schemas.microsoft.com/office/word/2010/wordml" xmlns:w15="http://schemas.microsoft.com/office/word/2012/wordml" xmlns:w16cex="http://schemas.microsoft.com/office/word/2018/wordml/cex" xmlns:w16cid="http://schemas.microsoft.com/office/word/2016/wordml/cid" xmlns:w16="http://schemas.microsoft.com/office/word/2018/wordml" xmlns:w16sdtdh="http://schemas.microsoft.com/office/word/2020/wordml/sdtdatahash" xmlns:w16sdtfl="http://schemas.microsoft.com/office/word/2024/wordml/sdtformatlock" xmlns:w16se="http://schemas.microsoft.com/office/word/2015/wordml/symex" xmlns:w16du="http://schemas.microsoft.com/office/word/2023/wordml/word16du" xmlns:wne="http://schemas.microsoft.com/office/word/2006/wordml" mc:Ignorable="w14 w15 w16se w16cid w16 w16cex w16sdtdh w16sdtfl w16du wp14">
+<w:document xmlns:wpc="http://schemas.microsoft.com/office/word/2010/wordprocessingCanvas" xmlns:cx="http://schemas.microsoft.com/office/drawing/2014/chartex" xmlns:cx1="http://schemas.microsoft.com/office/drawing/2015/9/8/chartex" xmlns:cx2="http://schemas.microsoft.com/office/drawing/2015/10/21/chartex" xmlns:cx3="http://schemas.microsoft.com/office/drawing/2016/5/9/chartex" xmlns:cx4="http://schemas.microsoft.com/office/drawing/2016/5/10/chartex" xmlns:cx5="http://schemas.microsoft.com/office/drawing/2016/5/11/chartex" xmlns:cx6="http://schemas.microsoft.com/office/drawing/2016/5/12/chartex" xmlns:cx7="http://schemas.microsoft.com/office/drawing/2016/5/13/chartex" xmlns:cx8="http://schemas.microsoft.com/office/drawing/2016/5/14/chartex" xmlns:mc="http://schemas.openxmlformats.org/markup-compatibility/2006" xmlns:m="http://schemas.openxmlformats.org/officeDocument/2006/math" xmlns:aink="http://schemas.microsoft.com/office/drawing/2016/ink" xmlns:am3d="http://schemas.microsoft.com/office/drawing/2017/model3d" xmlns:oel="http://schemas.microsoft.com/office/2019/extlst" xmlns:r="http://schemas.openxmlformats.org/officeDocument/2006/relationships" xmlns:wp14="http://schemas.microsoft.com/office/word/2010/wordprocessingDrawing" xmlns:wp="http://schemas.openxmlformats.org/drawingml/2006/wordprocessingDrawing" xmlns:wpg="http://schemas.microsoft.com/office/word/2010/wordprocessingGroup" xmlns:wpi="http://schemas.microsoft.com/office/word/2010/wordprocessingInk" xmlns:wps="http://schemas.microsoft.com/office/word/2010/wordprocessingShape" xmlns:o="urn:schemas-microsoft-com:office:office" xmlns:v="urn:schemas-microsoft-com:vml" xmlns:w10="urn:schemas-microsoft-com:office:word" xmlns:w="http://schemas.openxmlformats.org/wordprocessingml/2006/main" xmlns:w14="http://schemas.microsoft.com/office/word/2010/wordml" xmlns:w15="http://schemas.microsoft.com/office/word/2012/wordml" xmlns:w16cei="http://schemas.microsoft.com/office/word/2026/wordml/cei" xmlns:w16cex="http://schemas.microsoft.com/office/word/2018/wordml/cex" xmlns:w16cid="http://schemas.microsoft.com/office/word/2016/wordml/cid" xmlns:w16="http://schemas.microsoft.com/office/word/2018/wordml" xmlns:w16sdtdh="http://schemas.microsoft.com/office/word/2020/wordml/sdtdatahash" xmlns:w16sdtfl="http://schemas.microsoft.com/office/word/2024/wordml/sdtformatlock" xmlns:w16se="http://schemas.microsoft.com/office/word/2015/wordml/symex" xmlns:w16du="http://schemas.microsoft.com/office/word/2023/wordml/word16du" xmlns:wne="http://schemas.microsoft.com/office/word/2006/wordml" mc:Ignorable="w14 w15 w16se w16cid w16 w16cex w16sdtdh w16sdtfl w16du wp14">
   <w:body>
     <w:p>
       <w:pPr>
@@ -300,7 +300,134 @@
           <w:rFonts w:ascii="Arial" w:hAnsi="Arial" w:cs="Arial"/>
           <w:sz w:val="20"/>
         </w:rPr>
-        <w:t xml:space="preserve">Participation in this study will involve a one-to-one semi-structured interview between a member of our research group and a lead developer of {software package name}. The interview will be conducted using Microsoft Teams. The purpose of this interview will be to gather qualitative data regarding the development of {software package name}. The video-conference interview would include roughly 20 questions that focus on the software development process and the development group. The interview should not take longer than </w:t>
+        <w:t xml:space="preserve">Participation in this study will involve </w:t>
+      </w:r>
+      <w:ins w:id="0" w:author="Spencer Smith" w:date="2026-07-17T09:58:00Z" w16du:dateUtc="2026-07-17T13:58:00Z">
+        <w:r>
+          <w:rPr>
+            <w:rFonts w:ascii="Arial" w:hAnsi="Arial" w:cs="Arial"/>
+            <w:sz w:val="20"/>
+          </w:rPr>
+          <w:t>either an online surve</w:t>
+        </w:r>
+      </w:ins>
+      <w:ins w:id="1" w:author="Spencer Smith" w:date="2026-07-17T10:10:00Z" w16du:dateUtc="2026-07-17T14:10:00Z">
+        <w:r>
+          <w:rPr>
+            <w:rFonts w:ascii="Arial" w:hAnsi="Arial" w:cs="Arial"/>
+            <w:sz w:val="20"/>
+          </w:rPr>
+          <w:t>y</w:t>
+        </w:r>
+      </w:ins>
+      <w:ins w:id="2" w:author="Spencer Smith" w:date="2026-07-17T09:58:00Z" w16du:dateUtc="2026-07-17T13:58:00Z">
+        <w:r>
+          <w:rPr>
+            <w:rFonts w:ascii="Arial" w:hAnsi="Arial" w:cs="Arial"/>
+            <w:sz w:val="20"/>
+          </w:rPr>
+          <w:t xml:space="preserve">, or </w:t>
+        </w:r>
+      </w:ins>
+      <w:r>
+        <w:rPr>
+          <w:rFonts w:ascii="Arial" w:hAnsi="Arial" w:cs="Arial"/>
+          <w:sz w:val="20"/>
+        </w:rPr>
+        <w:t xml:space="preserve">a one-to-one semi-structured interview between a member of our research group and a lead developer of {software package name}. </w:t>
+      </w:r>
+      <w:ins w:id="3" w:author="Spencer Smith" w:date="2026-07-17T09:58:00Z" w16du:dateUtc="2026-07-17T13:58:00Z">
+        <w:r>
+          <w:rPr>
+            <w:rFonts w:ascii="Arial" w:hAnsi="Arial" w:cs="Arial"/>
+            <w:sz w:val="20"/>
+          </w:rPr>
+          <w:t>The choice</w:t>
+        </w:r>
+      </w:ins>
+      <w:ins w:id="4" w:author="Spencer Smith" w:date="2026-07-17T09:59:00Z" w16du:dateUtc="2026-07-17T13:59:00Z">
+        <w:r>
+          <w:rPr>
+            <w:rFonts w:ascii="Arial" w:hAnsi="Arial" w:cs="Arial"/>
+            <w:sz w:val="20"/>
+          </w:rPr>
+          <w:t xml:space="preserve"> of survey or interview is up to the participant.  If an interview is select, t</w:t>
+        </w:r>
+      </w:ins>
+      <w:del w:id="5" w:author="Spencer Smith" w:date="2026-07-17T09:59:00Z" w16du:dateUtc="2026-07-17T13:59:00Z">
+        <w:r>
+          <w:rPr>
+            <w:rFonts w:ascii="Arial" w:hAnsi="Arial" w:cs="Arial"/>
+            <w:sz w:val="20"/>
+          </w:rPr>
+          <w:delText>T</w:delText>
+        </w:r>
+      </w:del>
+      <w:r>
+        <w:rPr>
+          <w:rFonts w:ascii="Arial" w:hAnsi="Arial" w:cs="Arial"/>
+          <w:sz w:val="20"/>
+        </w:rPr>
+        <w:t xml:space="preserve">he </w:t>
+      </w:r>
+      <w:proofErr w:type="gramStart"/>
+      <w:r>
+        <w:rPr>
+          <w:rFonts w:ascii="Arial" w:hAnsi="Arial" w:cs="Arial"/>
+          <w:sz w:val="20"/>
+        </w:rPr>
+        <w:t>interview</w:t>
+      </w:r>
+      <w:proofErr w:type="gramEnd"/>
+      <w:r>
+        <w:rPr>
+          <w:rFonts w:ascii="Arial" w:hAnsi="Arial" w:cs="Arial"/>
+          <w:sz w:val="20"/>
+        </w:rPr>
+        <w:t xml:space="preserve"> will be conducted using Microsoft Teams. The purpose of </w:t>
+      </w:r>
+      <w:del w:id="6" w:author="Spencer Smith" w:date="2026-07-17T09:59:00Z" w16du:dateUtc="2026-07-17T13:59:00Z">
+        <w:r>
+          <w:rPr>
+            <w:rFonts w:ascii="Arial" w:hAnsi="Arial" w:cs="Arial"/>
+            <w:sz w:val="20"/>
+          </w:rPr>
+          <w:delText xml:space="preserve">this </w:delText>
+        </w:r>
+      </w:del>
+      <w:ins w:id="7" w:author="Spencer Smith" w:date="2026-07-17T09:59:00Z" w16du:dateUtc="2026-07-17T13:59:00Z">
+        <w:r>
+          <w:rPr>
+            <w:rFonts w:ascii="Arial" w:hAnsi="Arial" w:cs="Arial"/>
+            <w:sz w:val="20"/>
+          </w:rPr>
+          <w:t xml:space="preserve">the survey and interview </w:t>
+        </w:r>
+        <w:proofErr w:type="gramStart"/>
+        <w:r>
+          <w:rPr>
+            <w:rFonts w:ascii="Arial" w:hAnsi="Arial" w:cs="Arial"/>
+            <w:sz w:val="20"/>
+          </w:rPr>
+          <w:t>is</w:t>
+        </w:r>
+      </w:ins>
+      <w:proofErr w:type="gramEnd"/>
+      <w:del w:id="8" w:author="Spencer Smith" w:date="2026-07-17T09:59:00Z" w16du:dateUtc="2026-07-17T13:59:00Z">
+        <w:r>
+          <w:rPr>
+            <w:rFonts w:ascii="Arial" w:hAnsi="Arial" w:cs="Arial"/>
+            <w:sz w:val="20"/>
+          </w:rPr>
+          <w:delText>interview will be</w:delText>
+        </w:r>
+      </w:del>
+      <w:r>
+        <w:rPr>
+          <w:rFonts w:ascii="Arial" w:hAnsi="Arial" w:cs="Arial"/>
+          <w:sz w:val="20"/>
+        </w:rPr>
+        <w:t xml:space="preserve"> to gather qualitative data regarding the development of {software package name}. The video-conference interview would include roughly 20 questions that focus on the software development process and the development group. The interview should not take longer than </w:t>
       </w:r>
       <w:r>
         <w:rPr>
@@ -316,6 +443,24 @@
         </w:rPr>
         <w:t xml:space="preserve">0 minutes. </w:t>
       </w:r>
+      <w:ins w:id="9" w:author="Spencer Smith" w:date="2026-07-17T09:59:00Z" w16du:dateUtc="2026-07-17T13:59:00Z">
+        <w:r>
+          <w:rPr>
+            <w:rFonts w:ascii="Arial" w:hAnsi="Arial" w:cs="Arial"/>
+            <w:sz w:val="20"/>
+          </w:rPr>
+          <w:t>The survey is based on the same</w:t>
+        </w:r>
+      </w:ins>
+      <w:ins w:id="10" w:author="Spencer Smith" w:date="2026-07-17T10:00:00Z" w16du:dateUtc="2026-07-17T14:00:00Z">
+        <w:r>
+          <w:rPr>
+            <w:rFonts w:ascii="Arial" w:hAnsi="Arial" w:cs="Arial"/>
+            <w:sz w:val="20"/>
+          </w:rPr>
+          <w:t xml:space="preserve"> questions and can typically be completed in about half the time as the interview.</w:t>
+        </w:r>
+      </w:ins>
     </w:p>
     <w:p>
       <w:pPr>
@@ -503,6 +648,120 @@
     <w:p>
       <w:pPr>
         <w:rPr>
+          <w:ins w:id="11" w:author="Spencer Smith" w:date="2026-07-17T10:43:00Z" w16du:dateUtc="2026-07-17T14:43:00Z"/>
+          <w:rFonts w:ascii="Arial" w:hAnsi="Arial" w:cs="Arial"/>
+          <w:sz w:val="20"/>
+        </w:rPr>
+      </w:pPr>
+    </w:p>
+    <w:p>
+      <w:pPr>
+        <w:rPr>
+          <w:ins w:id="12" w:author="Spencer Smith" w:date="2026-07-17T10:43:00Z" w16du:dateUtc="2026-07-17T14:43:00Z"/>
+          <w:rFonts w:ascii="Arial" w:hAnsi="Arial" w:cs="Arial"/>
+          <w:sz w:val="20"/>
+        </w:rPr>
+      </w:pPr>
+      <w:ins w:id="13" w:author="Spencer Smith" w:date="2026-07-17T10:43:00Z" w16du:dateUtc="2026-07-17T14:43:00Z">
+        <w:r>
+          <w:rPr>
+            <w:rFonts w:ascii="Arial" w:hAnsi="Arial" w:cs="Arial"/>
+            <w:sz w:val="20"/>
+          </w:rPr>
+          <w:t>If you wish to participate in the survey, you do not need to reply to this email.  You can go directly to the survey here:</w:t>
+        </w:r>
+      </w:ins>
+    </w:p>
+    <w:p>
+      <w:pPr>
+        <w:rPr>
+          <w:ins w:id="14" w:author="Spencer Smith" w:date="2026-07-17T23:46:00Z" w16du:dateUtc="2026-07-18T03:46:00Z"/>
+          <w:rFonts w:ascii="Arial" w:hAnsi="Arial" w:cs="Arial"/>
+          <w:sz w:val="20"/>
+        </w:rPr>
+      </w:pPr>
+    </w:p>
+    <w:p>
+      <w:pPr>
+        <w:rPr>
+          <w:ins w:id="15" w:author="Spencer Smith" w:date="2026-07-17T23:46:00Z" w16du:dateUtc="2026-07-18T03:46:00Z"/>
+          <w:rFonts w:ascii="Arial" w:hAnsi="Arial" w:cs="Arial"/>
+          <w:sz w:val="20"/>
+        </w:rPr>
+      </w:pPr>
+      <w:ins w:id="16" w:author="Spencer Smith" w:date="2026-07-17T23:46:00Z" w16du:dateUtc="2026-07-18T03:46:00Z">
+        <w:r>
+          <w:fldChar w:fldCharType="begin"/>
+        </w:r>
+        <w:r>
+          <w:instrText>HYPERLINK "https://forms.cloud.microsoft/r/PkK96cNa2A"</w:instrText>
+        </w:r>
+        <w:r>
+          <w:fldChar w:fldCharType="separate"/>
+        </w:r>
+        <w:r>
+          <w:rPr>
+            <w:rStyle w:val="Hyperlink"/>
+          </w:rPr>
+          <w:t>State of the Practice for Research So</w:t>
+        </w:r>
+        <w:r>
+          <w:rPr>
+            <w:rStyle w:val="Hyperlink"/>
+          </w:rPr>
+          <w:t>f</w:t>
+        </w:r>
+        <w:r>
+          <w:rPr>
+            <w:rStyle w:val="Hyperlink"/>
+          </w:rPr>
+          <w:t xml:space="preserve">tware Survey – Fill out </w:t>
+        </w:r>
+        <w:r>
+          <w:rPr>
+            <w:rStyle w:val="Hyperlink"/>
+          </w:rPr>
+          <w:t>f</w:t>
+        </w:r>
+        <w:r>
+          <w:rPr>
+            <w:rStyle w:val="Hyperlink"/>
+          </w:rPr>
+          <w:t>orm</w:t>
+        </w:r>
+        <w:r>
+          <w:fldChar w:fldCharType="end"/>
+        </w:r>
+      </w:ins>
+    </w:p>
+    <w:p>
+      <w:pPr>
+        <w:rPr>
+          <w:ins w:id="17" w:author="Spencer Smith" w:date="2026-07-17T10:43:00Z" w16du:dateUtc="2026-07-17T14:43:00Z"/>
+          <w:rFonts w:ascii="Arial" w:hAnsi="Arial" w:cs="Arial"/>
+          <w:sz w:val="20"/>
+        </w:rPr>
+      </w:pPr>
+    </w:p>
+    <w:p>
+      <w:pPr>
+        <w:rPr>
+          <w:ins w:id="18" w:author="Spencer Smith" w:date="2026-07-17T10:43:00Z" w16du:dateUtc="2026-07-17T14:43:00Z"/>
+        </w:rPr>
+      </w:pPr>
+      <w:ins w:id="19" w:author="Spencer Smith" w:date="2026-07-17T10:43:00Z" w16du:dateUtc="2026-07-17T14:43:00Z">
+        <w:r>
+          <w:rPr>
+            <w:rFonts w:ascii="Arial" w:hAnsi="Arial" w:cs="Arial"/>
+            <w:sz w:val="20"/>
+          </w:rPr>
+          <w:t>If you prefer the interview option, you will need to reply to this email so that we can arrange an interview time.</w:t>
+        </w:r>
+      </w:ins>
+    </w:p>
+    <w:p>
+      <w:pPr>
+        <w:rPr>
           <w:rFonts w:ascii="Arial" w:hAnsi="Arial" w:cs="Arial"/>
           <w:sz w:val="20"/>
         </w:rPr>
@@ -548,6 +807,7 @@
           <w:rFonts w:ascii="Arial" w:hAnsi="Arial" w:cs="Arial"/>
           <w:sz w:val="20"/>
         </w:rPr>
+        <w:lastRenderedPageBreak/>
         <w:t xml:space="preserve">I will not be sending any further follow-up emails. </w:t>
       </w:r>
     </w:p>
@@ -816,7 +1076,6 @@
           <w:szCs w:val="18"/>
           <w:lang w:val="it-IT"/>
         </w:rPr>
-        <w:lastRenderedPageBreak/>
         <w:t xml:space="preserve">I </w:t>
       </w:r>
       <w:proofErr w:type="spellStart"/>
@@ -924,7 +1183,27 @@
           <w:szCs w:val="18"/>
           <w:lang w:val="en-CA"/>
         </w:rPr>
-        <w:t>study and to receive additional details I requested.</w:t>
+        <w:t>study and to receive additional details I request</w:t>
+      </w:r>
+      <w:del w:id="20" w:author="Spencer Smith" w:date="2026-07-17T10:00:00Z" w16du:dateUtc="2026-07-17T14:00:00Z">
+        <w:r>
+          <w:rPr>
+            <w:rFonts w:ascii="Arial" w:hAnsi="Arial" w:cs="Arial"/>
+            <w:sz w:val="18"/>
+            <w:szCs w:val="18"/>
+            <w:lang w:val="en-CA"/>
+          </w:rPr>
+          <w:delText>ed</w:delText>
+        </w:r>
+      </w:del>
+      <w:r>
+        <w:rPr>
+          <w:rFonts w:ascii="Arial" w:hAnsi="Arial" w:cs="Arial"/>
+          <w:sz w:val="18"/>
+          <w:szCs w:val="18"/>
+          <w:lang w:val="en-CA"/>
+        </w:rPr>
+        <w:t>.</w:t>
       </w:r>
     </w:p>
     <w:p>
@@ -968,14 +1247,47 @@
         </w:rPr>
         <w:t xml:space="preserve">from the study at any time or up until </w:t>
       </w:r>
-      <w:r>
-        <w:rPr>
-          <w:rFonts w:ascii="Arial" w:hAnsi="Arial" w:cs="Arial"/>
-          <w:sz w:val="18"/>
-          <w:szCs w:val="18"/>
-          <w:lang w:val="en-CA"/>
-        </w:rPr>
-        <w:t>July 31, 2026</w:t>
+      <w:del w:id="21" w:author="Spencer Smith" w:date="2026-07-17T23:48:00Z" w16du:dateUtc="2026-07-18T03:48:00Z">
+        <w:r>
+          <w:rPr>
+            <w:rFonts w:ascii="Arial" w:hAnsi="Arial" w:cs="Arial"/>
+            <w:sz w:val="18"/>
+            <w:szCs w:val="18"/>
+            <w:lang w:val="en-CA"/>
+          </w:rPr>
+          <w:delText xml:space="preserve">July </w:delText>
+        </w:r>
+      </w:del>
+      <w:ins w:id="22" w:author="Spencer Smith" w:date="2026-07-17T23:48:00Z" w16du:dateUtc="2026-07-18T03:48:00Z">
+        <w:r>
+          <w:rPr>
+            <w:rFonts w:ascii="Arial" w:hAnsi="Arial" w:cs="Arial"/>
+            <w:sz w:val="18"/>
+            <w:szCs w:val="18"/>
+            <w:lang w:val="en-CA"/>
+          </w:rPr>
+          <w:t>Aug 8th</w:t>
+        </w:r>
+      </w:ins>
+      <w:del w:id="23" w:author="Spencer Smith" w:date="2026-07-17T23:48:00Z" w16du:dateUtc="2026-07-18T03:48:00Z">
+        <w:r>
+          <w:rPr>
+            <w:rFonts w:ascii="Arial" w:hAnsi="Arial" w:cs="Arial"/>
+            <w:sz w:val="18"/>
+            <w:szCs w:val="18"/>
+            <w:lang w:val="en-CA"/>
+          </w:rPr>
+          <w:delText>31</w:delText>
+        </w:r>
+      </w:del>
+      <w:r>
+        <w:rPr>
+          <w:rFonts w:ascii="Arial" w:hAnsi="Arial" w:cs="Arial"/>
+          <w:sz w:val="18"/>
+          <w:szCs w:val="18"/>
+          <w:lang w:val="en-CA"/>
+        </w:rPr>
+        <w:t>, 2026</w:t>
       </w:r>
       <w:r>
         <w:rPr>
@@ -1436,7 +1748,7 @@
 </file>
 
 <file path=word/numbering.xml><?xml version="1.0" encoding="utf-8"?>
-<w:numbering xmlns:wpc="http://schemas.microsoft.com/office/word/2010/wordprocessingCanvas" xmlns:cx="http://schemas.microsoft.com/office/drawing/2014/chartex" xmlns:cx1="http://schemas.microsoft.com/office/drawing/2015/9/8/chartex" xmlns:cx2="http://schemas.microsoft.com/office/drawing/2015/10/21/chartex" xmlns:cx3="http://schemas.microsoft.com/office/drawing/2016/5/9/chartex" xmlns:cx4="http://schemas.microsoft.com/office/drawing/2016/5/10/chartex" xmlns:cx5="http://schemas.microsoft.com/office/drawing/2016/5/11/chartex" xmlns:cx6="http://schemas.microsoft.com/office/drawing/2016/5/12/chartex" xmlns:cx7="http://schemas.microsoft.com/office/drawing/2016/5/13/chartex" xmlns:cx8="http://schemas.microsoft.com/office/drawing/2016/5/14/chartex" xmlns:mc="http://schemas.openxmlformats.org/markup-compatibility/2006" xmlns:m="http://schemas.openxmlformats.org/officeDocument/2006/math" xmlns:aink="http://schemas.microsoft.com/office/drawing/2016/ink" xmlns:am3d="http://schemas.microsoft.com/office/drawing/2017/model3d" xmlns:oel="http://schemas.microsoft.com/office/2019/extlst" xmlns:r="http://schemas.openxmlformats.org/officeDocument/2006/relationships" xmlns:wp14="http://schemas.microsoft.com/office/word/2010/wordprocessingDrawing" xmlns:wp="http://schemas.openxmlformats.org/drawingml/2006/wordprocessingDrawing" xmlns:wpg="http://schemas.microsoft.com/office/word/2010/wordprocessingGroup" xmlns:wpi="http://schemas.microsoft.com/office/word/2010/wordprocessingInk" xmlns:wps="http://schemas.microsoft.com/office/word/2010/wordprocessingShape" xmlns:o="urn:schemas-microsoft-com:office:office" xmlns:v="urn:schemas-microsoft-com:vml" xmlns:w10="urn:schemas-microsoft-com:office:word" xmlns:w="http://schemas.openxmlformats.org/wordprocessingml/2006/main" xmlns:w14="http://schemas.microsoft.com/office/word/2010/wordml" xmlns:w15="http://schemas.microsoft.com/office/word/2012/wordml" xmlns:w16cex="http://schemas.microsoft.com/office/word/2018/wordml/cex" xmlns:w16cid="http://schemas.microsoft.com/office/word/2016/wordml/cid" xmlns:w16="http://schemas.microsoft.com/office/word/2018/wordml" xmlns:w16sdtdh="http://schemas.microsoft.com/office/word/2020/wordml/sdtdatahash" xmlns:w16sdtfl="http://schemas.microsoft.com/office/word/2024/wordml/sdtformatlock" xmlns:w16se="http://schemas.microsoft.com/office/word/2015/wordml/symex" xmlns:w16du="http://schemas.microsoft.com/office/word/2023/wordml/word16du" xmlns:wne="http://schemas.microsoft.com/office/word/2006/wordml" mc:Ignorable="w14 w15 w16se w16cid w16 w16cex w16sdtdh w16sdtfl w16du wp14">
+<w:numbering xmlns:wpc="http://schemas.microsoft.com/office/word/2010/wordprocessingCanvas" xmlns:cx="http://schemas.microsoft.com/office/drawing/2014/chartex" xmlns:cx1="http://schemas.microsoft.com/office/drawing/2015/9/8/chartex" xmlns:cx2="http://schemas.microsoft.com/office/drawing/2015/10/21/chartex" xmlns:cx3="http://schemas.microsoft.com/office/drawing/2016/5/9/chartex" xmlns:cx4="http://schemas.microsoft.com/office/drawing/2016/5/10/chartex" xmlns:cx5="http://schemas.microsoft.com/office/drawing/2016/5/11/chartex" xmlns:cx6="http://schemas.microsoft.com/office/drawing/2016/5/12/chartex" xmlns:cx7="http://schemas.microsoft.com/office/drawing/2016/5/13/chartex" xmlns:cx8="http://schemas.microsoft.com/office/drawing/2016/5/14/chartex" xmlns:mc="http://schemas.openxmlformats.org/markup-compatibility/2006" xmlns:m="http://schemas.openxmlformats.org/officeDocument/2006/math" xmlns:aink="http://schemas.microsoft.com/office/drawing/2016/ink" xmlns:am3d="http://schemas.microsoft.com/office/drawing/2017/model3d" xmlns:oel="http://schemas.microsoft.com/office/2019/extlst" xmlns:r="http://schemas.openxmlformats.org/officeDocument/2006/relationships" xmlns:wp14="http://schemas.microsoft.com/office/word/2010/wordprocessingDrawing" xmlns:wp="http://schemas.openxmlformats.org/drawingml/2006/wordprocessingDrawing" xmlns:wpg="http://schemas.microsoft.com/office/word/2010/wordprocessingGroup" xmlns:wpi="http://schemas.microsoft.com/office/word/2010/wordprocessingInk" xmlns:wps="http://schemas.microsoft.com/office/word/2010/wordprocessingShape" xmlns:o="urn:schemas-microsoft-com:office:office" xmlns:v="urn:schemas-microsoft-com:vml" xmlns:w10="urn:schemas-microsoft-com:office:word" xmlns:w="http://schemas.openxmlformats.org/wordprocessingml/2006/main" xmlns:w14="http://schemas.microsoft.com/office/word/2010/wordml" xmlns:w15="http://schemas.microsoft.com/office/word/2012/wordml" xmlns:w16cei="http://schemas.microsoft.com/office/word/2026/wordml/cei" xmlns:w16cex="http://schemas.microsoft.com/office/word/2018/wordml/cex" xmlns:w16cid="http://schemas.microsoft.com/office/word/2016/wordml/cid" xmlns:w16="http://schemas.microsoft.com/office/word/2018/wordml" xmlns:w16sdtdh="http://schemas.microsoft.com/office/word/2020/wordml/sdtdatahash" xmlns:w16sdtfl="http://schemas.microsoft.com/office/word/2024/wordml/sdtformatlock" xmlns:w16se="http://schemas.microsoft.com/office/word/2015/wordml/symex" xmlns:w16du="http://schemas.microsoft.com/office/word/2023/wordml/word16du" xmlns:wne="http://schemas.microsoft.com/office/word/2006/wordml" mc:Ignorable="w14 w15 w16se w16cid w16 w16cex w16sdtdh w16sdtfl w16du wp14">
   <w:abstractNum w:abstractNumId="0" w15:restartNumberingAfterBreak="0">
     <w:nsid w:val="075D1A00"/>
     <w:multiLevelType w:val="hybridMultilevel"/>
@@ -1554,6 +1866,14 @@
     <w:abstractNumId w:val="0"/>
   </w:num>
 </w:numbering>
+</file>
+
+<file path=word/people.xml><?xml version="1.0" encoding="utf-8"?>
+<w15:people xmlns:wpc="http://schemas.microsoft.com/office/word/2010/wordprocessingCanvas" xmlns:cx="http://schemas.microsoft.com/office/drawing/2014/chartex" xmlns:cx1="http://schemas.microsoft.com/office/drawing/2015/9/8/chartex" xmlns:cx2="http://schemas.microsoft.com/office/drawing/2015/10/21/chartex" xmlns:cx3="http://schemas.microsoft.com/office/drawing/2016/5/9/chartex" xmlns:cx4="http://schemas.microsoft.com/office/drawing/2016/5/10/chartex" xmlns:cx5="http://schemas.microsoft.com/office/drawing/2016/5/11/chartex" xmlns:cx6="http://schemas.microsoft.com/office/drawing/2016/5/12/chartex" xmlns:cx7="http://schemas.microsoft.com/office/drawing/2016/5/13/chartex" xmlns:cx8="http://schemas.microsoft.com/office/drawing/2016/5/14/chartex" xmlns:mc="http://schemas.openxmlformats.org/markup-compatibility/2006" xmlns:m="http://schemas.openxmlformats.org/officeDocument/2006/math" xmlns:aink="http://schemas.microsoft.com/office/drawing/2016/ink" xmlns:am3d="http://schemas.microsoft.com/office/drawing/2017/model3d" xmlns:oel="http://schemas.microsoft.com/office/2019/extlst" xmlns:r="http://schemas.openxmlformats.org/officeDocument/2006/relationships" xmlns:wp14="http://schemas.microsoft.com/office/word/2010/wordprocessingDrawing" xmlns:wp="http://schemas.openxmlformats.org/drawingml/2006/wordprocessingDrawing" xmlns:wpg="http://schemas.microsoft.com/office/word/2010/wordprocessingGroup" xmlns:wpi="http://schemas.microsoft.com/office/word/2010/wordprocessingInk" xmlns:wps="http://schemas.microsoft.com/office/word/2010/wordprocessingShape" xmlns:o="urn:schemas-microsoft-com:office:office" xmlns:v="urn:schemas-microsoft-com:vml" xmlns:w10="urn:schemas-microsoft-com:office:word" xmlns:w="http://schemas.openxmlformats.org/wordprocessingml/2006/main" xmlns:w14="http://schemas.microsoft.com/office/word/2010/wordml" xmlns:w15="http://schemas.microsoft.com/office/word/2012/wordml" xmlns:w16cei="http://schemas.microsoft.com/office/word/2026/wordml/cei" xmlns:w16cex="http://schemas.microsoft.com/office/word/2018/wordml/cex" xmlns:w16cid="http://schemas.microsoft.com/office/word/2016/wordml/cid" xmlns:w16="http://schemas.microsoft.com/office/word/2018/wordml" xmlns:w16sdtdh="http://schemas.microsoft.com/office/word/2020/wordml/sdtdatahash" xmlns:w16sdtfl="http://schemas.microsoft.com/office/word/2024/wordml/sdtformatlock" xmlns:w16se="http://schemas.microsoft.com/office/word/2015/wordml/symex" xmlns:w16du="http://schemas.microsoft.com/office/word/2023/wordml/word16du" xmlns:wne="http://schemas.microsoft.com/office/word/2006/wordml" mc:Ignorable="w14 w15 w16se w16cid w16 w16cex w16sdtdh w16sdtfl w16du wp14">
+  <w15:person w15:author="Spencer Smith">
+    <w15:presenceInfo w15:providerId="AD" w15:userId="S::smiths@mcmaster.ca::80185a1f-9ef1-4a10-a8cf-0d62d99a8080"/>
+  </w15:person>
+</w15:people>
 </file>
 
 <file path=word/styles.xml><?xml version="1.0" encoding="utf-8"?>

--- a/StateOfPractice/MACREM-2026/SupportingDocuments/RecruitingScript_FollowUpEmail.docx
+++ b/StateOfPractice/MACREM-2026/SupportingDocuments/RecruitingScript_FollowUpEmail.docx
@@ -302,31 +302,166 @@
         </w:rPr>
         <w:t xml:space="preserve">Participation in this study will involve </w:t>
       </w:r>
-      <w:ins w:id="0" w:author="Spencer Smith" w:date="2026-07-17T09:58:00Z" w16du:dateUtc="2026-07-17T13:58:00Z">
+      <w:r>
+        <w:rPr>
+          <w:rFonts w:ascii="Arial" w:hAnsi="Arial" w:cs="Arial"/>
+          <w:sz w:val="20"/>
+        </w:rPr>
+        <w:t>either an online surve</w:t>
+      </w:r>
+      <w:r>
+        <w:rPr>
+          <w:rFonts w:ascii="Arial" w:hAnsi="Arial" w:cs="Arial"/>
+          <w:sz w:val="20"/>
+        </w:rPr>
+        <w:t>y</w:t>
+      </w:r>
+      <w:r>
+        <w:rPr>
+          <w:rFonts w:ascii="Arial" w:hAnsi="Arial" w:cs="Arial"/>
+          <w:sz w:val="20"/>
+        </w:rPr>
+        <w:t xml:space="preserve">, or </w:t>
+      </w:r>
+      <w:r>
+        <w:rPr>
+          <w:rFonts w:ascii="Arial" w:hAnsi="Arial" w:cs="Arial"/>
+          <w:sz w:val="20"/>
+        </w:rPr>
+        <w:t xml:space="preserve">a one-to-one semi-structured interview between a member of our research group and a lead developer of {software package name}. </w:t>
+      </w:r>
+      <w:r>
+        <w:rPr>
+          <w:rFonts w:ascii="Arial" w:hAnsi="Arial" w:cs="Arial"/>
+          <w:sz w:val="20"/>
+        </w:rPr>
+        <w:t>The choice of survey or interview is up to the participant.  If an interview is select, t</w:t>
+      </w:r>
+      <w:r>
+        <w:rPr>
+          <w:rFonts w:ascii="Arial" w:hAnsi="Arial" w:cs="Arial"/>
+          <w:sz w:val="20"/>
+        </w:rPr>
+        <w:t xml:space="preserve">he interview will be conducted using Microsoft Teams. The purpose of </w:t>
+      </w:r>
+      <w:r>
+        <w:rPr>
+          <w:rFonts w:ascii="Arial" w:hAnsi="Arial" w:cs="Arial"/>
+          <w:sz w:val="20"/>
+        </w:rPr>
+        <w:t>the survey and interview is</w:t>
+      </w:r>
+      <w:r>
+        <w:rPr>
+          <w:rFonts w:ascii="Arial" w:hAnsi="Arial" w:cs="Arial"/>
+          <w:sz w:val="20"/>
+        </w:rPr>
+        <w:t xml:space="preserve"> to gather qualitative data regarding the development of {software package name}. The video-conference interview would include roughly 20 questions that focus on the software development process and the development group. The interview should not take longer than </w:t>
+      </w:r>
+      <w:r>
+        <w:rPr>
+          <w:rFonts w:ascii="Arial" w:hAnsi="Arial" w:cs="Arial"/>
+          <w:sz w:val="20"/>
+        </w:rPr>
+        <w:t>6</w:t>
+      </w:r>
+      <w:r>
+        <w:rPr>
+          <w:rFonts w:ascii="Arial" w:hAnsi="Arial" w:cs="Arial"/>
+          <w:sz w:val="20"/>
+        </w:rPr>
+        <w:t xml:space="preserve">0 minutes. </w:t>
+      </w:r>
+      <w:r>
+        <w:rPr>
+          <w:rFonts w:ascii="Arial" w:hAnsi="Arial" w:cs="Arial"/>
+          <w:sz w:val="20"/>
+        </w:rPr>
+        <w:t>The survey</w:t>
+      </w:r>
+      <w:ins w:id="0" w:author="Spencer Smith" w:date="2026-07-29T19:30:00Z" w16du:dateUtc="2026-07-29T23:30:00Z">
         <w:r>
           <w:rPr>
             <w:rFonts w:ascii="Arial" w:hAnsi="Arial" w:cs="Arial"/>
             <w:sz w:val="20"/>
           </w:rPr>
-          <w:t>either an online surve</w:t>
+          <w:t>, hosted on Microsoft Forms,</w:t>
         </w:r>
       </w:ins>
-      <w:ins w:id="1" w:author="Spencer Smith" w:date="2026-07-17T10:10:00Z" w16du:dateUtc="2026-07-17T14:10:00Z">
+      <w:r>
+        <w:rPr>
+          <w:rFonts w:ascii="Arial" w:hAnsi="Arial" w:cs="Arial"/>
+          <w:sz w:val="20"/>
+        </w:rPr>
+        <w:t xml:space="preserve"> is based on the same questions and can typically be completed in about half the time as the interview.</w:t>
+      </w:r>
+    </w:p>
+    <w:p>
+      <w:pPr>
+        <w:rPr>
+          <w:rFonts w:ascii="Arial" w:hAnsi="Arial" w:cs="Arial"/>
+          <w:sz w:val="20"/>
+        </w:rPr>
+      </w:pPr>
+    </w:p>
+    <w:p>
+      <w:pPr>
+        <w:rPr>
+          <w:rFonts w:ascii="Arial" w:hAnsi="Arial" w:cs="Arial"/>
+          <w:sz w:val="20"/>
+        </w:rPr>
+      </w:pPr>
+      <w:r>
+        <w:rPr>
+          <w:rFonts w:ascii="Arial" w:hAnsi="Arial" w:cs="Arial"/>
+          <w:sz w:val="20"/>
+        </w:rPr>
+        <w:t xml:space="preserve">I have attached a copy of the letter of information with full details about the procedure of the research and potential benefits and risks. </w:t>
+      </w:r>
+      <w:r>
+        <w:rPr>
+          <w:rFonts w:ascii="Arial" w:hAnsi="Arial" w:cs="Arial"/>
+          <w:sz w:val="20"/>
+        </w:rPr>
+        <w:t>With respect to risks, the letter highlights that y</w:t>
+      </w:r>
+      <w:r>
+        <w:rPr>
+          <w:rFonts w:ascii="Arial" w:hAnsi="Arial" w:cs="Arial"/>
+          <w:sz w:val="20"/>
+        </w:rPr>
+        <w:t>ou may feel uncomfortable or anxious if you perceive that your project is being scrutinized.</w:t>
+      </w:r>
+      <w:r>
+        <w:rPr>
+          <w:rFonts w:ascii="Arial" w:hAnsi="Arial" w:cs="Arial"/>
+          <w:sz w:val="20"/>
+        </w:rPr>
+        <w:t xml:space="preserve">  We also identify the risk of </w:t>
+      </w:r>
+      <w:r>
+        <w:rPr>
+          <w:rFonts w:ascii="Arial" w:hAnsi="Arial" w:cs="Arial"/>
+          <w:sz w:val="20"/>
+        </w:rPr>
+        <w:t xml:space="preserve">maintaining the privacy of </w:t>
+      </w:r>
+      <w:del w:id="1" w:author="Spencer Smith" w:date="2026-07-29T22:54:00Z" w16du:dateUtc="2026-07-30T02:54:00Z">
         <w:r>
           <w:rPr>
             <w:rFonts w:ascii="Arial" w:hAnsi="Arial" w:cs="Arial"/>
             <w:sz w:val="20"/>
           </w:rPr>
-          <w:t>y</w:t>
+          <w:delText xml:space="preserve">interviewed </w:delText>
         </w:r>
-      </w:ins>
-      <w:ins w:id="2" w:author="Spencer Smith" w:date="2026-07-17T09:58:00Z" w16du:dateUtc="2026-07-17T13:58:00Z">
+      </w:del>
+      <w:ins w:id="2" w:author="Spencer Smith" w:date="2026-07-29T22:54:00Z" w16du:dateUtc="2026-07-30T02:54:00Z">
         <w:r>
           <w:rPr>
             <w:rFonts w:ascii="Arial" w:hAnsi="Arial" w:cs="Arial"/>
             <w:sz w:val="20"/>
           </w:rPr>
-          <w:t xml:space="preserve">, or </w:t>
+          <w:t xml:space="preserve">participants if they are </w:t>
         </w:r>
       </w:ins>
       <w:r>
@@ -334,92 +469,109 @@
           <w:rFonts w:ascii="Arial" w:hAnsi="Arial" w:cs="Arial"/>
           <w:sz w:val="20"/>
         </w:rPr>
-        <w:t xml:space="preserve">a one-to-one semi-structured interview between a member of our research group and a lead developer of {software package name}. </w:t>
-      </w:r>
-      <w:ins w:id="3" w:author="Spencer Smith" w:date="2026-07-17T09:58:00Z" w16du:dateUtc="2026-07-17T13:58:00Z">
+        <w:t>sole developers, or members from a small developer team,</w:t>
+      </w:r>
+      <w:r>
+        <w:rPr>
+          <w:rFonts w:ascii="Arial" w:hAnsi="Arial" w:cs="Arial"/>
+          <w:sz w:val="20"/>
+        </w:rPr>
+        <w:t xml:space="preserve"> </w:t>
+      </w:r>
+      <w:r>
+        <w:rPr>
+          <w:rFonts w:ascii="Arial" w:hAnsi="Arial" w:cs="Arial"/>
+          <w:sz w:val="20"/>
+        </w:rPr>
+        <w:t xml:space="preserve">since their identities can be inferred. The </w:t>
+      </w:r>
+      <w:del w:id="3" w:author="Spencer Smith" w:date="2026-07-29T22:54:00Z" w16du:dateUtc="2026-07-30T02:54:00Z">
         <w:r>
           <w:rPr>
             <w:rFonts w:ascii="Arial" w:hAnsi="Arial" w:cs="Arial"/>
             <w:sz w:val="20"/>
           </w:rPr>
-          <w:t>The choice</w:t>
+          <w:delText xml:space="preserve">interviewee </w:delText>
         </w:r>
-      </w:ins>
-      <w:ins w:id="4" w:author="Spencer Smith" w:date="2026-07-17T09:59:00Z" w16du:dateUtc="2026-07-17T13:59:00Z">
+      </w:del>
+      <w:ins w:id="4" w:author="Spencer Smith" w:date="2026-07-29T22:54:00Z" w16du:dateUtc="2026-07-30T02:54:00Z">
         <w:r>
           <w:rPr>
             <w:rFonts w:ascii="Arial" w:hAnsi="Arial" w:cs="Arial"/>
             <w:sz w:val="20"/>
           </w:rPr>
-          <w:t xml:space="preserve"> of survey or interview is up to the participant.  If an interview is select, t</w:t>
+          <w:t>participant</w:t>
         </w:r>
-      </w:ins>
-      <w:del w:id="5" w:author="Spencer Smith" w:date="2026-07-17T09:59:00Z" w16du:dateUtc="2026-07-17T13:59:00Z">
         <w:r>
           <w:rPr>
             <w:rFonts w:ascii="Arial" w:hAnsi="Arial" w:cs="Arial"/>
             <w:sz w:val="20"/>
           </w:rPr>
-          <w:delText>T</w:delText>
+          <w:t xml:space="preserve"> </w:t>
         </w:r>
-      </w:del>
-      <w:r>
-        <w:rPr>
-          <w:rFonts w:ascii="Arial" w:hAnsi="Arial" w:cs="Arial"/>
-          <w:sz w:val="20"/>
-        </w:rPr>
-        <w:t xml:space="preserve">he </w:t>
-      </w:r>
-      <w:proofErr w:type="gramStart"/>
-      <w:r>
-        <w:rPr>
-          <w:rFonts w:ascii="Arial" w:hAnsi="Arial" w:cs="Arial"/>
-          <w:sz w:val="20"/>
-        </w:rPr>
-        <w:t>interview</w:t>
-      </w:r>
-      <w:proofErr w:type="gramEnd"/>
-      <w:r>
-        <w:rPr>
-          <w:rFonts w:ascii="Arial" w:hAnsi="Arial" w:cs="Arial"/>
-          <w:sz w:val="20"/>
-        </w:rPr>
-        <w:t xml:space="preserve"> will be conducted using Microsoft Teams. The purpose of </w:t>
-      </w:r>
-      <w:del w:id="6" w:author="Spencer Smith" w:date="2026-07-17T09:59:00Z" w16du:dateUtc="2026-07-17T13:59:00Z">
+      </w:ins>
+      <w:r>
+        <w:rPr>
+          <w:rFonts w:ascii="Arial" w:hAnsi="Arial" w:cs="Arial"/>
+          <w:sz w:val="20"/>
+        </w:rPr>
+        <w:t>will have to accept this risk if they choose to be interviewed</w:t>
+      </w:r>
+      <w:ins w:id="5" w:author="Spencer Smith" w:date="2026-07-29T22:55:00Z" w16du:dateUtc="2026-07-30T02:55:00Z">
         <w:r>
           <w:rPr>
             <w:rFonts w:ascii="Arial" w:hAnsi="Arial" w:cs="Arial"/>
             <w:sz w:val="20"/>
           </w:rPr>
-          <w:delText xml:space="preserve">this </w:delText>
+          <w:t xml:space="preserve"> or complete the survey</w:t>
         </w:r>
-      </w:del>
-      <w:ins w:id="7" w:author="Spencer Smith" w:date="2026-07-17T09:59:00Z" w16du:dateUtc="2026-07-17T13:59:00Z">
+      </w:ins>
+      <w:r>
+        <w:rPr>
+          <w:rFonts w:ascii="Arial" w:hAnsi="Arial" w:cs="Arial"/>
+          <w:sz w:val="20"/>
+        </w:rPr>
+        <w:t>.</w:t>
+      </w:r>
+      <w:r>
+        <w:rPr>
+          <w:rFonts w:ascii="Arial" w:hAnsi="Arial" w:cs="Arial"/>
+          <w:sz w:val="20"/>
+        </w:rPr>
+        <w:t xml:space="preserve">  </w:t>
+      </w:r>
+      <w:r>
+        <w:rPr>
+          <w:rFonts w:ascii="Arial" w:hAnsi="Arial" w:cs="Arial"/>
+          <w:sz w:val="20"/>
+        </w:rPr>
+        <w:t xml:space="preserve">If you choose to participate in </w:t>
+      </w:r>
+      <w:del w:id="6" w:author="Spencer Smith" w:date="2026-07-29T22:55:00Z" w16du:dateUtc="2026-07-30T02:55:00Z">
         <w:r>
           <w:rPr>
             <w:rFonts w:ascii="Arial" w:hAnsi="Arial" w:cs="Arial"/>
             <w:sz w:val="20"/>
           </w:rPr>
-          <w:t xml:space="preserve">the survey and interview </w:t>
+          <w:delText xml:space="preserve">the </w:delText>
         </w:r>
-        <w:proofErr w:type="gramStart"/>
+      </w:del>
+      <w:ins w:id="7" w:author="Spencer Smith" w:date="2026-07-29T22:55:00Z" w16du:dateUtc="2026-07-30T02:55:00Z">
         <w:r>
           <w:rPr>
             <w:rFonts w:ascii="Arial" w:hAnsi="Arial" w:cs="Arial"/>
             <w:sz w:val="20"/>
           </w:rPr>
-          <w:t>is</w:t>
+          <w:t>an interview</w:t>
         </w:r>
       </w:ins>
-      <w:proofErr w:type="gramEnd"/>
-      <w:del w:id="8" w:author="Spencer Smith" w:date="2026-07-17T09:59:00Z" w16du:dateUtc="2026-07-17T13:59:00Z">
+      <w:del w:id="8" w:author="Spencer Smith" w:date="2026-07-29T22:55:00Z" w16du:dateUtc="2026-07-30T02:55:00Z">
         <w:r>
           <w:rPr>
             <w:rFonts w:ascii="Arial" w:hAnsi="Arial" w:cs="Arial"/>
             <w:sz w:val="20"/>
           </w:rPr>
-          <w:delText>interview will be</w:delText>
+          <w:delText>study</w:delText>
         </w:r>
       </w:del>
       <w:r>
@@ -427,90 +579,7 @@
           <w:rFonts w:ascii="Arial" w:hAnsi="Arial" w:cs="Arial"/>
           <w:sz w:val="20"/>
         </w:rPr>
-        <w:t xml:space="preserve"> to gather qualitative data regarding the development of {software package name}. The video-conference interview would include roughly 20 questions that focus on the software development process and the development group. The interview should not take longer than </w:t>
-      </w:r>
-      <w:r>
-        <w:rPr>
-          <w:rFonts w:ascii="Arial" w:hAnsi="Arial" w:cs="Arial"/>
-          <w:sz w:val="20"/>
-        </w:rPr>
-        <w:t>6</w:t>
-      </w:r>
-      <w:r>
-        <w:rPr>
-          <w:rFonts w:ascii="Arial" w:hAnsi="Arial" w:cs="Arial"/>
-          <w:sz w:val="20"/>
-        </w:rPr>
-        <w:t xml:space="preserve">0 minutes. </w:t>
-      </w:r>
-      <w:ins w:id="9" w:author="Spencer Smith" w:date="2026-07-17T09:59:00Z" w16du:dateUtc="2026-07-17T13:59:00Z">
-        <w:r>
-          <w:rPr>
-            <w:rFonts w:ascii="Arial" w:hAnsi="Arial" w:cs="Arial"/>
-            <w:sz w:val="20"/>
-          </w:rPr>
-          <w:t>The survey is based on the same</w:t>
-        </w:r>
-      </w:ins>
-      <w:ins w:id="10" w:author="Spencer Smith" w:date="2026-07-17T10:00:00Z" w16du:dateUtc="2026-07-17T14:00:00Z">
-        <w:r>
-          <w:rPr>
-            <w:rFonts w:ascii="Arial" w:hAnsi="Arial" w:cs="Arial"/>
-            <w:sz w:val="20"/>
-          </w:rPr>
-          <w:t xml:space="preserve"> questions and can typically be completed in about half the time as the interview.</w:t>
-        </w:r>
-      </w:ins>
-    </w:p>
-    <w:p>
-      <w:pPr>
-        <w:rPr>
-          <w:rFonts w:ascii="Arial" w:hAnsi="Arial" w:cs="Arial"/>
-          <w:sz w:val="20"/>
-        </w:rPr>
-      </w:pPr>
-    </w:p>
-    <w:p>
-      <w:pPr>
-        <w:rPr>
-          <w:rFonts w:ascii="Arial" w:hAnsi="Arial" w:cs="Arial"/>
-          <w:sz w:val="20"/>
-        </w:rPr>
-      </w:pPr>
-      <w:r>
-        <w:rPr>
-          <w:rFonts w:ascii="Arial" w:hAnsi="Arial" w:cs="Arial"/>
-          <w:sz w:val="20"/>
-        </w:rPr>
-        <w:t xml:space="preserve">I have attached a copy of the letter of information with full details about the procedure of the research and potential benefits and risks. </w:t>
-      </w:r>
-      <w:r>
-        <w:rPr>
-          <w:rFonts w:ascii="Arial" w:hAnsi="Arial" w:cs="Arial"/>
-          <w:sz w:val="20"/>
-        </w:rPr>
-        <w:t>With respect to risks, the letter highlights that y</w:t>
-      </w:r>
-      <w:r>
-        <w:rPr>
-          <w:rFonts w:ascii="Arial" w:hAnsi="Arial" w:cs="Arial"/>
-          <w:sz w:val="20"/>
-        </w:rPr>
-        <w:t>ou may feel uncomfortable or anxious if you perceive that your project is being scrutinized.</w:t>
-      </w:r>
-      <w:r>
-        <w:rPr>
-          <w:rFonts w:ascii="Arial" w:hAnsi="Arial" w:cs="Arial"/>
-          <w:sz w:val="20"/>
-        </w:rPr>
-        <w:t xml:space="preserve">  We also identify the risk of </w:t>
-      </w:r>
-      <w:r>
-        <w:rPr>
-          <w:rFonts w:ascii="Arial" w:hAnsi="Arial" w:cs="Arial"/>
-          <w:sz w:val="20"/>
-        </w:rPr>
-        <w:t>maintaining the privacy of interviewed sole developers, or members from a small developer team,</w:t>
+        <w:t>, please let me know</w:t>
       </w:r>
       <w:r>
         <w:rPr>
@@ -524,28 +593,7 @@
           <w:rFonts w:ascii="Arial" w:hAnsi="Arial" w:cs="Arial"/>
           <w:sz w:val="20"/>
         </w:rPr>
-        <w:t>since their identities can be inferred. The interviewee will have to accept this risk if they choose to be interviewed</w:t>
-      </w:r>
-      <w:r>
-        <w:rPr>
-          <w:rFonts w:ascii="Arial" w:hAnsi="Arial" w:cs="Arial"/>
-          <w:sz w:val="20"/>
-        </w:rPr>
-        <w:t>.</w:t>
-      </w:r>
-      <w:r>
-        <w:rPr>
-          <w:rFonts w:ascii="Arial" w:hAnsi="Arial" w:cs="Arial"/>
-          <w:sz w:val="20"/>
-        </w:rPr>
-        <w:t xml:space="preserve">  </w:t>
-      </w:r>
-      <w:r>
-        <w:rPr>
-          <w:rFonts w:ascii="Arial" w:hAnsi="Arial" w:cs="Arial"/>
-          <w:sz w:val="20"/>
-        </w:rPr>
-        <w:t>If you choose to participate in the study, please let me know</w:t>
+        <w:t>by responding to this email and stating that you want to participate in</w:t>
       </w:r>
       <w:r>
         <w:rPr>
@@ -559,7 +607,21 @@
           <w:rFonts w:ascii="Arial" w:hAnsi="Arial" w:cs="Arial"/>
           <w:sz w:val="20"/>
         </w:rPr>
-        <w:t>by responding to this email and stating that you want to participate in</w:t>
+        <w:t xml:space="preserve">the study. Also, if you have any questions </w:t>
+      </w:r>
+      <w:r>
+        <w:rPr>
+          <w:rFonts w:ascii="Arial" w:hAnsi="Arial" w:cs="Arial"/>
+          <w:sz w:val="20"/>
+        </w:rPr>
+        <w:t xml:space="preserve">that </w:t>
+      </w:r>
+      <w:r>
+        <w:rPr>
+          <w:rFonts w:ascii="Arial" w:hAnsi="Arial" w:cs="Arial"/>
+          <w:sz w:val="20"/>
+        </w:rPr>
+        <w:t>you wanted answered before deciding</w:t>
       </w:r>
       <w:r>
         <w:rPr>
@@ -573,34 +635,6 @@
           <w:rFonts w:ascii="Arial" w:hAnsi="Arial" w:cs="Arial"/>
           <w:sz w:val="20"/>
         </w:rPr>
-        <w:t xml:space="preserve">the study. Also, if you have any questions </w:t>
-      </w:r>
-      <w:r>
-        <w:rPr>
-          <w:rFonts w:ascii="Arial" w:hAnsi="Arial" w:cs="Arial"/>
-          <w:sz w:val="20"/>
-        </w:rPr>
-        <w:t xml:space="preserve">that </w:t>
-      </w:r>
-      <w:r>
-        <w:rPr>
-          <w:rFonts w:ascii="Arial" w:hAnsi="Arial" w:cs="Arial"/>
-          <w:sz w:val="20"/>
-        </w:rPr>
-        <w:t>you wanted answered before deciding</w:t>
-      </w:r>
-      <w:r>
-        <w:rPr>
-          <w:rFonts w:ascii="Arial" w:hAnsi="Arial" w:cs="Arial"/>
-          <w:sz w:val="20"/>
-        </w:rPr>
-        <w:t xml:space="preserve"> </w:t>
-      </w:r>
-      <w:r>
-        <w:rPr>
-          <w:rFonts w:ascii="Arial" w:hAnsi="Arial" w:cs="Arial"/>
-          <w:sz w:val="20"/>
-        </w:rPr>
         <w:t>to participate, please let us know</w:t>
       </w:r>
       <w:r>
@@ -648,116 +682,66 @@
     <w:p>
       <w:pPr>
         <w:rPr>
-          <w:ins w:id="11" w:author="Spencer Smith" w:date="2026-07-17T10:43:00Z" w16du:dateUtc="2026-07-17T14:43:00Z"/>
-          <w:rFonts w:ascii="Arial" w:hAnsi="Arial" w:cs="Arial"/>
-          <w:sz w:val="20"/>
-        </w:rPr>
-      </w:pPr>
-    </w:p>
-    <w:p>
-      <w:pPr>
-        <w:rPr>
-          <w:ins w:id="12" w:author="Spencer Smith" w:date="2026-07-17T10:43:00Z" w16du:dateUtc="2026-07-17T14:43:00Z"/>
-          <w:rFonts w:ascii="Arial" w:hAnsi="Arial" w:cs="Arial"/>
-          <w:sz w:val="20"/>
-        </w:rPr>
-      </w:pPr>
-      <w:ins w:id="13" w:author="Spencer Smith" w:date="2026-07-17T10:43:00Z" w16du:dateUtc="2026-07-17T14:43:00Z">
-        <w:r>
-          <w:rPr>
-            <w:rFonts w:ascii="Arial" w:hAnsi="Arial" w:cs="Arial"/>
-            <w:sz w:val="20"/>
-          </w:rPr>
-          <w:t>If you wish to participate in the survey, you do not need to reply to this email.  You can go directly to the survey here:</w:t>
-        </w:r>
-      </w:ins>
-    </w:p>
-    <w:p>
-      <w:pPr>
-        <w:rPr>
-          <w:ins w:id="14" w:author="Spencer Smith" w:date="2026-07-17T23:46:00Z" w16du:dateUtc="2026-07-18T03:46:00Z"/>
-          <w:rFonts w:ascii="Arial" w:hAnsi="Arial" w:cs="Arial"/>
-          <w:sz w:val="20"/>
-        </w:rPr>
-      </w:pPr>
-    </w:p>
-    <w:p>
-      <w:pPr>
-        <w:rPr>
-          <w:ins w:id="15" w:author="Spencer Smith" w:date="2026-07-17T23:46:00Z" w16du:dateUtc="2026-07-18T03:46:00Z"/>
-          <w:rFonts w:ascii="Arial" w:hAnsi="Arial" w:cs="Arial"/>
-          <w:sz w:val="20"/>
-        </w:rPr>
-      </w:pPr>
-      <w:ins w:id="16" w:author="Spencer Smith" w:date="2026-07-17T23:46:00Z" w16du:dateUtc="2026-07-18T03:46:00Z">
-        <w:r>
-          <w:fldChar w:fldCharType="begin"/>
-        </w:r>
-        <w:r>
-          <w:instrText>HYPERLINK "https://forms.cloud.microsoft/r/PkK96cNa2A"</w:instrText>
-        </w:r>
-        <w:r>
-          <w:fldChar w:fldCharType="separate"/>
-        </w:r>
+          <w:rFonts w:ascii="Arial" w:hAnsi="Arial" w:cs="Arial"/>
+          <w:sz w:val="20"/>
+        </w:rPr>
+      </w:pPr>
+    </w:p>
+    <w:p>
+      <w:pPr>
+        <w:rPr>
+          <w:rFonts w:ascii="Arial" w:hAnsi="Arial" w:cs="Arial"/>
+          <w:sz w:val="20"/>
+        </w:rPr>
+      </w:pPr>
+      <w:r>
+        <w:rPr>
+          <w:rFonts w:ascii="Arial" w:hAnsi="Arial" w:cs="Arial"/>
+          <w:sz w:val="20"/>
+        </w:rPr>
+        <w:t>If you wish to participate in the survey, you do not need to reply to this email.  You can go directly to the survey here:</w:t>
+      </w:r>
+    </w:p>
+    <w:p>
+      <w:pPr>
+        <w:rPr>
+          <w:rFonts w:ascii="Arial" w:hAnsi="Arial" w:cs="Arial"/>
+          <w:sz w:val="20"/>
+        </w:rPr>
+      </w:pPr>
+    </w:p>
+    <w:p>
+      <w:pPr>
+        <w:rPr>
+          <w:rFonts w:ascii="Arial" w:hAnsi="Arial" w:cs="Arial"/>
+          <w:sz w:val="20"/>
+        </w:rPr>
+      </w:pPr>
+      <w:hyperlink r:id="rId5" w:history="1">
         <w:r>
           <w:rPr>
             <w:rStyle w:val="Hyperlink"/>
           </w:rPr>
-          <w:t>State of the Practice for Research So</w:t>
+          <w:t>State of the Practice for Research Software Survey – Fill out form</w:t>
         </w:r>
-        <w:r>
-          <w:rPr>
-            <w:rStyle w:val="Hyperlink"/>
-          </w:rPr>
-          <w:t>f</w:t>
-        </w:r>
-        <w:r>
-          <w:rPr>
-            <w:rStyle w:val="Hyperlink"/>
-          </w:rPr>
-          <w:t xml:space="preserve">tware Survey – Fill out </w:t>
-        </w:r>
-        <w:r>
-          <w:rPr>
-            <w:rStyle w:val="Hyperlink"/>
-          </w:rPr>
-          <w:t>f</w:t>
-        </w:r>
-        <w:r>
-          <w:rPr>
-            <w:rStyle w:val="Hyperlink"/>
-          </w:rPr>
-          <w:t>orm</w:t>
-        </w:r>
-        <w:r>
-          <w:fldChar w:fldCharType="end"/>
-        </w:r>
-      </w:ins>
-    </w:p>
-    <w:p>
-      <w:pPr>
-        <w:rPr>
-          <w:ins w:id="17" w:author="Spencer Smith" w:date="2026-07-17T10:43:00Z" w16du:dateUtc="2026-07-17T14:43:00Z"/>
-          <w:rFonts w:ascii="Arial" w:hAnsi="Arial" w:cs="Arial"/>
-          <w:sz w:val="20"/>
-        </w:rPr>
-      </w:pPr>
-    </w:p>
-    <w:p>
-      <w:pPr>
-        <w:rPr>
-          <w:ins w:id="18" w:author="Spencer Smith" w:date="2026-07-17T10:43:00Z" w16du:dateUtc="2026-07-17T14:43:00Z"/>
-        </w:rPr>
-      </w:pPr>
-      <w:ins w:id="19" w:author="Spencer Smith" w:date="2026-07-17T10:43:00Z" w16du:dateUtc="2026-07-17T14:43:00Z">
-        <w:r>
-          <w:rPr>
-            <w:rFonts w:ascii="Arial" w:hAnsi="Arial" w:cs="Arial"/>
-            <w:sz w:val="20"/>
-          </w:rPr>
-          <w:t>If you prefer the interview option, you will need to reply to this email so that we can arrange an interview time.</w:t>
-        </w:r>
-      </w:ins>
+      </w:hyperlink>
+    </w:p>
+    <w:p>
+      <w:pPr>
+        <w:rPr>
+          <w:rFonts w:ascii="Arial" w:hAnsi="Arial" w:cs="Arial"/>
+          <w:sz w:val="20"/>
+        </w:rPr>
+      </w:pPr>
+    </w:p>
+    <w:p>
+      <w:r>
+        <w:rPr>
+          <w:rFonts w:ascii="Arial" w:hAnsi="Arial" w:cs="Arial"/>
+          <w:sz w:val="20"/>
+        </w:rPr>
+        <w:t>If you prefer the interview option, you will need to reply to this email so that we can arrange an interview time.</w:t>
+      </w:r>
     </w:p>
     <w:p>
       <w:pPr>
@@ -790,6 +774,7 @@
           <w:rFonts w:ascii="Arial" w:hAnsi="Arial" w:cs="Arial"/>
           <w:sz w:val="20"/>
         </w:rPr>
+        <w:lastRenderedPageBreak/>
         <w:t xml:space="preserve">Please let me know if you have any questions, I look forward to hearing from you. </w:t>
       </w:r>
     </w:p>
@@ -807,7 +792,6 @@
           <w:rFonts w:ascii="Arial" w:hAnsi="Arial" w:cs="Arial"/>
           <w:sz w:val="20"/>
         </w:rPr>
-        <w:lastRenderedPageBreak/>
         <w:t xml:space="preserve">I will not be sending any further follow-up emails. </w:t>
       </w:r>
     </w:p>
@@ -1098,94 +1082,7 @@
         </w:rPr>
         <w:t xml:space="preserve"> </w:t>
       </w:r>
-      <w:r>
-        <w:rPr>
-          <w:rFonts w:ascii="Arial" w:hAnsi="Arial" w:cs="Arial"/>
-          <w:sz w:val="18"/>
-          <w:szCs w:val="18"/>
-          <w:lang w:val="en-CA"/>
-        </w:rPr>
-        <w:t>I have read the information presented in the information letter about a</w:t>
-      </w:r>
-      <w:r>
-        <w:rPr>
-          <w:rFonts w:ascii="Arial" w:hAnsi="Arial" w:cs="Arial"/>
-          <w:sz w:val="18"/>
-          <w:szCs w:val="18"/>
-          <w:lang w:val="en-CA"/>
-        </w:rPr>
-        <w:t xml:space="preserve"> </w:t>
-      </w:r>
-      <w:r>
-        <w:rPr>
-          <w:rFonts w:ascii="Arial" w:hAnsi="Arial" w:cs="Arial"/>
-          <w:sz w:val="18"/>
-          <w:szCs w:val="18"/>
-          <w:lang w:val="en-CA"/>
-        </w:rPr>
-        <w:t>study being conducted by</w:t>
-      </w:r>
-      <w:r>
-        <w:rPr>
-          <w:rFonts w:ascii="Arial" w:hAnsi="Arial" w:cs="Arial"/>
-          <w:sz w:val="18"/>
-          <w:szCs w:val="18"/>
-          <w:lang w:val="en-CA"/>
-        </w:rPr>
-        <w:t xml:space="preserve"> Spencer Smith, Christopher Schankula and Ziyang Fang</w:t>
-      </w:r>
-      <w:r>
-        <w:rPr>
-          <w:rFonts w:ascii="Arial" w:hAnsi="Arial" w:cs="Arial"/>
-          <w:sz w:val="18"/>
-          <w:szCs w:val="18"/>
-          <w:lang w:val="en-CA"/>
-        </w:rPr>
-        <w:t xml:space="preserve"> of McMaster University. </w:t>
-      </w:r>
-    </w:p>
-    <w:p>
-      <w:pPr>
-        <w:pStyle w:val="ListParagraph"/>
-        <w:numPr>
-          <w:ilvl w:val="0"/>
-          <w:numId w:val="1"/>
-        </w:numPr>
-        <w:rPr>
-          <w:rFonts w:ascii="Arial" w:hAnsi="Arial" w:cs="Arial"/>
-          <w:sz w:val="18"/>
-          <w:szCs w:val="18"/>
-          <w:lang w:val="en-CA"/>
-        </w:rPr>
-      </w:pPr>
-      <w:r>
-        <w:rPr>
-          <w:rFonts w:ascii="Arial" w:hAnsi="Arial" w:cs="Arial"/>
-          <w:sz w:val="18"/>
-          <w:szCs w:val="18"/>
-          <w:lang w:val="en-CA"/>
-        </w:rPr>
-        <w:t>I have had the opportunity to ask questions about my involvement in this</w:t>
-      </w:r>
-      <w:r>
-        <w:rPr>
-          <w:rFonts w:ascii="Arial" w:hAnsi="Arial" w:cs="Arial"/>
-          <w:sz w:val="18"/>
-          <w:szCs w:val="18"/>
-          <w:lang w:val="en-CA"/>
-        </w:rPr>
-        <w:t xml:space="preserve"> </w:t>
-      </w:r>
-      <w:r>
-        <w:rPr>
-          <w:rFonts w:ascii="Arial" w:hAnsi="Arial" w:cs="Arial"/>
-          <w:sz w:val="18"/>
-          <w:szCs w:val="18"/>
-          <w:lang w:val="en-CA"/>
-        </w:rPr>
-        <w:t>study and to receive additional details I request</w:t>
-      </w:r>
-      <w:del w:id="20" w:author="Spencer Smith" w:date="2026-07-17T10:00:00Z" w16du:dateUtc="2026-07-17T14:00:00Z">
+      <w:del w:id="9" w:author="Spencer Smith" w:date="2026-07-29T19:32:00Z" w16du:dateUtc="2026-07-29T23:32:00Z">
         <w:r>
           <w:rPr>
             <w:rFonts w:ascii="Arial" w:hAnsi="Arial" w:cs="Arial"/>
@@ -1193,7 +1090,7 @@
             <w:szCs w:val="18"/>
             <w:lang w:val="en-CA"/>
           </w:rPr>
-          <w:delText>ed</w:delText>
+          <w:delText xml:space="preserve">I have </w:delText>
         </w:r>
       </w:del>
       <w:r>
@@ -1203,7 +1100,43 @@
           <w:szCs w:val="18"/>
           <w:lang w:val="en-CA"/>
         </w:rPr>
-        <w:t>.</w:t>
+        <w:t>read the information presented in the information letter about a</w:t>
+      </w:r>
+      <w:r>
+        <w:rPr>
+          <w:rFonts w:ascii="Arial" w:hAnsi="Arial" w:cs="Arial"/>
+          <w:sz w:val="18"/>
+          <w:szCs w:val="18"/>
+          <w:lang w:val="en-CA"/>
+        </w:rPr>
+        <w:t xml:space="preserve"> </w:t>
+      </w:r>
+      <w:r>
+        <w:rPr>
+          <w:rFonts w:ascii="Arial" w:hAnsi="Arial" w:cs="Arial"/>
+          <w:sz w:val="18"/>
+          <w:szCs w:val="18"/>
+          <w:lang w:val="en-CA"/>
+        </w:rPr>
+        <w:t>study being conducted by</w:t>
+      </w:r>
+      <w:r>
+        <w:rPr>
+          <w:rFonts w:ascii="Arial" w:hAnsi="Arial" w:cs="Arial"/>
+          <w:sz w:val="18"/>
+          <w:szCs w:val="18"/>
+          <w:lang w:val="en-CA"/>
+        </w:rPr>
+        <w:t xml:space="preserve"> Spencer Smith, Christopher Schankula and Ziyang Fang</w:t>
+      </w:r>
+      <w:r>
+        <w:rPr>
+          <w:rFonts w:ascii="Arial" w:hAnsi="Arial" w:cs="Arial"/>
+          <w:sz w:val="18"/>
+          <w:szCs w:val="18"/>
+          <w:lang w:val="en-CA"/>
+        </w:rPr>
+        <w:t xml:space="preserve"> of McMaster University. </w:t>
       </w:r>
     </w:p>
     <w:p>
@@ -1227,6 +1160,48 @@
           <w:szCs w:val="18"/>
           <w:lang w:val="en-CA"/>
         </w:rPr>
+        <w:t>I have had the opportunity to ask questions about my involvement in this</w:t>
+      </w:r>
+      <w:r>
+        <w:rPr>
+          <w:rFonts w:ascii="Arial" w:hAnsi="Arial" w:cs="Arial"/>
+          <w:sz w:val="18"/>
+          <w:szCs w:val="18"/>
+          <w:lang w:val="en-CA"/>
+        </w:rPr>
+        <w:t xml:space="preserve"> </w:t>
+      </w:r>
+      <w:r>
+        <w:rPr>
+          <w:rFonts w:ascii="Arial" w:hAnsi="Arial" w:cs="Arial"/>
+          <w:sz w:val="18"/>
+          <w:szCs w:val="18"/>
+          <w:lang w:val="en-CA"/>
+        </w:rPr>
+        <w:t>study and to receive additional details I request.</w:t>
+      </w:r>
+    </w:p>
+    <w:p>
+      <w:pPr>
+        <w:pStyle w:val="ListParagraph"/>
+        <w:numPr>
+          <w:ilvl w:val="0"/>
+          <w:numId w:val="1"/>
+        </w:numPr>
+        <w:rPr>
+          <w:rFonts w:ascii="Arial" w:hAnsi="Arial" w:cs="Arial"/>
+          <w:sz w:val="18"/>
+          <w:szCs w:val="18"/>
+          <w:lang w:val="en-CA"/>
+        </w:rPr>
+      </w:pPr>
+      <w:r>
+        <w:rPr>
+          <w:rFonts w:ascii="Arial" w:hAnsi="Arial" w:cs="Arial"/>
+          <w:sz w:val="18"/>
+          <w:szCs w:val="18"/>
+          <w:lang w:val="en-CA"/>
+        </w:rPr>
         <w:t>I understand that if I agree to participate in this study, I may withdraw</w:t>
       </w:r>
       <w:r>
@@ -1247,7 +1222,16 @@
         </w:rPr>
         <w:t xml:space="preserve">from the study at any time or up until </w:t>
       </w:r>
-      <w:del w:id="21" w:author="Spencer Smith" w:date="2026-07-17T23:48:00Z" w16du:dateUtc="2026-07-18T03:48:00Z">
+      <w:r>
+        <w:rPr>
+          <w:rFonts w:ascii="Arial" w:hAnsi="Arial" w:cs="Arial"/>
+          <w:sz w:val="18"/>
+          <w:szCs w:val="18"/>
+          <w:lang w:val="en-CA"/>
+        </w:rPr>
+        <w:t xml:space="preserve">Aug </w:t>
+      </w:r>
+      <w:ins w:id="10" w:author="Spencer Smith" w:date="2026-07-29T19:31:00Z" w16du:dateUtc="2026-07-29T23:31:00Z">
         <w:r>
           <w:rPr>
             <w:rFonts w:ascii="Arial" w:hAnsi="Arial" w:cs="Arial"/>
@@ -1255,10 +1239,10 @@
             <w:szCs w:val="18"/>
             <w:lang w:val="en-CA"/>
           </w:rPr>
-          <w:delText xml:space="preserve">July </w:delText>
+          <w:t>30</w:t>
         </w:r>
-      </w:del>
-      <w:ins w:id="22" w:author="Spencer Smith" w:date="2026-07-17T23:48:00Z" w16du:dateUtc="2026-07-18T03:48:00Z">
+      </w:ins>
+      <w:del w:id="11" w:author="Spencer Smith" w:date="2026-07-29T19:31:00Z" w16du:dateUtc="2026-07-29T23:31:00Z">
         <w:r>
           <w:rPr>
             <w:rFonts w:ascii="Arial" w:hAnsi="Arial" w:cs="Arial"/>
@@ -1266,20 +1250,18 @@
             <w:szCs w:val="18"/>
             <w:lang w:val="en-CA"/>
           </w:rPr>
-          <w:t>Aug 8th</w:t>
-        </w:r>
-      </w:ins>
-      <w:del w:id="23" w:author="Spencer Smith" w:date="2026-07-17T23:48:00Z" w16du:dateUtc="2026-07-18T03:48:00Z">
-        <w:r>
-          <w:rPr>
-            <w:rFonts w:ascii="Arial" w:hAnsi="Arial" w:cs="Arial"/>
-            <w:sz w:val="18"/>
-            <w:szCs w:val="18"/>
-            <w:lang w:val="en-CA"/>
-          </w:rPr>
-          <w:delText>31</w:delText>
+          <w:delText>8</w:delText>
         </w:r>
       </w:del>
+      <w:r>
+        <w:rPr>
+          <w:rFonts w:ascii="Arial" w:hAnsi="Arial" w:cs="Arial"/>
+          <w:sz w:val="18"/>
+          <w:szCs w:val="18"/>
+          <w:lang w:val="en-CA"/>
+        </w:rPr>
+        <w:t>th</w:t>
+      </w:r>
       <w:r>
         <w:rPr>
           <w:rFonts w:ascii="Arial" w:hAnsi="Arial" w:cs="Arial"/>
